--- a/manuscript/saimm_manuscript.docx
+++ b/manuscript/saimm_manuscript.docx
@@ -59,7 +59,7 @@
         <w:jc w:val="left"/>
       </w:pPr>
       <w:r>
-        <w:t>Post-blast rockpile fragmentation controls loading, hauling, and crushing performance, but field point clouds rarely provide fragment-level labels or independent size references. This study presents a synthetic benchmark for exterior rockpile point clouds in which individual rock-like fragments are generated first, assembled into labelled piles, filtered to retain only visible exterior points, and then used to compare fragment clustering methods. A graph EdgeConv model predicts whether neighbouring exterior points belong to the same fragment, and thresholded edge affinities are converted into connected components and visible-surface particle-size proxies. The same 100 scenes, each containing 150 fragments, were used for all methods with a 60:20:20 train, validation, and test split. The latest held-out comparison showed that a calibrated graph-threshold rule gave the lowest mean absolute eighty per cent passing-size error, 14.37 per cent, while EdgeConv with post-splitting gave 19.04 per cent and retained stronger learned local affinity information than the shallow multilayer perceptron. The results show that synthetic exterior piles can separate two questions that are often conflated in rockpile monitoring: whether visible fragments are cleanly segmented, and whether the resulting surface clusters recover a useful size-distribution proxy. The benchmark is intended as a reproducible pre-field testbed rather than a replacement for mine-site calibration.</w:t>
+        <w:t>Post-blast rockpile fragmentation controls loading, hauling, and crushing performance, but field point clouds rarely provide fragment-level labels or independent size references. This study presents a synthetic benchmark for exterior rockpile point clouds in which individual rock-like fragments are generated first, assembled into labelled piles, filtered to retain only visible exterior points, and then used to compare fragment clustering methods. A graph EdgeConv model predicts whether neighbouring exterior points belong to the same fragment, and thresholded edge affinities are converted into connected components and visible-surface particle-size proxies. The same 100 scenes, each containing 150 fragments, were used for all methods with a 60:20:20 train, validation, and test split. The latest held-out comparison showed that EdgeConv with fine high-threshold post-splitting gave the lowest mean absolute eighty per cent passing-size error, 12.40 per cent, compared with 14.37 per cent for the calibrated graph-threshold rule. This gain came with a high noise fraction, so the results show that synthetic exterior piles can separate two questions that are often conflated in rockpile monitoring: whether visible fragments are cleanly segmented, and whether the resulting surface clusters recover a useful size-distribution proxy. The benchmark is intended as a reproducible pre-field testbed rather than a replacement for mine-site calibration.</w:t>
       </w:r>
     </w:p>
     <w:p>
@@ -2480,7 +2480,7 @@
         <w:jc w:val="left"/>
       </w:pPr>
       <w:r>
-        <w:t>The 24-epoch EdgeConv run showed improving training loss and high validation average precision, confirming that the model learned informative same-fragment edge affinities. The remaining difficulty was calibration of the affinity threshold and post-processing for realistic exterior piles, where overly strict thresholds split visible fragments into too many components.</w:t>
+        <w:t>The 12-epoch EdgeConv calibration run showed improving training loss and high validation average precision, confirming that the model learned informative same-fragment edge affinities. The remaining difficulty was calibration of the affinity threshold and post-processing for realistic exterior piles, where overly strict thresholds split visible fragments into too many components.</w:t>
       </w:r>
     </w:p>
     <w:p>
@@ -2490,7 +2490,7 @@
       <w:r>
         <w:drawing>
           <wp:inline xmlns:a="http://schemas.openxmlformats.org/drawingml/2006/main" xmlns:pic="http://schemas.openxmlformats.org/drawingml/2006/picture">
-            <wp:extent cx="5220000" cy="3100031"/>
+            <wp:extent cx="5220000" cy="3097535"/>
             <wp:docPr id="6" name="Picture 6"/>
             <wp:cNvGraphicFramePr>
               <a:graphicFrameLocks noChangeAspect="1"/>
@@ -2511,7 +2511,7 @@
                   <pic:spPr>
                     <a:xfrm>
                       <a:off x="0" y="0"/>
-                      <a:ext cx="5220000" cy="3100031"/>
+                      <a:ext cx="5220000" cy="3097535"/>
                     </a:xfrm>
                     <a:prstGeom prst="rect"/>
                   </pic:spPr>
@@ -2535,7 +2535,7 @@
         <w:t xml:space="preserve">Figure 6. </w:t>
       </w:r>
       <w:r>
-        <w:t>Training loss and validation average precision for the 24-epoch EdgeConv edge-affinity run</w:t>
+        <w:t>Training loss and validation average precision for the 12-epoch EdgeConv edge-affinity calibration run</w:t>
       </w:r>
     </w:p>
     <w:p>
@@ -2804,7 +2804,7 @@
                 <w:rFonts w:ascii="Arial" w:hAnsi="Arial" w:eastAsia="Arial"/>
                 <w:sz w:val="18"/>
               </w:rPr>
-              <w:t>0.997</w:t>
+              <w:t>1.000</w:t>
             </w:r>
           </w:p>
         </w:tc>
@@ -2828,7 +2828,7 @@
                 <w:rFonts w:ascii="Arial" w:hAnsi="Arial" w:eastAsia="Arial"/>
                 <w:sz w:val="18"/>
               </w:rPr>
-              <w:t>19.04</w:t>
+              <w:t>12.40</w:t>
             </w:r>
           </w:p>
         </w:tc>
@@ -2852,7 +2852,7 @@
                 <w:rFonts w:ascii="Arial" w:hAnsi="Arial" w:eastAsia="Arial"/>
                 <w:sz w:val="18"/>
               </w:rPr>
-              <w:t>18.36</w:t>
+              <w:t>13.32</w:t>
             </w:r>
           </w:p>
         </w:tc>
@@ -2876,7 +2876,7 @@
                 <w:rFonts w:ascii="Arial" w:hAnsi="Arial" w:eastAsia="Arial"/>
                 <w:sz w:val="18"/>
               </w:rPr>
-              <w:t>0.492</w:t>
+              <w:t>0.229</w:t>
             </w:r>
           </w:p>
         </w:tc>
@@ -2900,7 +2900,7 @@
                 <w:rFonts w:ascii="Arial" w:hAnsi="Arial" w:eastAsia="Arial"/>
                 <w:sz w:val="18"/>
               </w:rPr>
-              <w:t>0.032</w:t>
+              <w:t>0.000</w:t>
             </w:r>
           </w:p>
         </w:tc>
@@ -2924,7 +2924,7 @@
                 <w:rFonts w:ascii="Arial" w:hAnsi="Arial" w:eastAsia="Arial"/>
                 <w:sz w:val="18"/>
               </w:rPr>
-              <w:t>0.603</w:t>
+              <w:t>0.831</w:t>
             </w:r>
           </w:p>
         </w:tc>
@@ -2974,7 +2974,7 @@
                 <w:rFonts w:ascii="Arial" w:hAnsi="Arial" w:eastAsia="Arial"/>
                 <w:sz w:val="18"/>
               </w:rPr>
-              <w:t>0.997</w:t>
+              <w:t>1.000</w:t>
             </w:r>
           </w:p>
         </w:tc>
@@ -2998,7 +2998,7 @@
                 <w:rFonts w:ascii="Arial" w:hAnsi="Arial" w:eastAsia="Arial"/>
                 <w:sz w:val="18"/>
               </w:rPr>
-              <w:t>20.82</w:t>
+              <w:t>12.90</w:t>
             </w:r>
           </w:p>
         </w:tc>
@@ -3022,7 +3022,7 @@
                 <w:rFonts w:ascii="Arial" w:hAnsi="Arial" w:eastAsia="Arial"/>
                 <w:sz w:val="18"/>
               </w:rPr>
-              <w:t>19.42</w:t>
+              <w:t>13.32</w:t>
             </w:r>
           </w:p>
         </w:tc>
@@ -3046,7 +3046,7 @@
                 <w:rFonts w:ascii="Arial" w:hAnsi="Arial" w:eastAsia="Arial"/>
                 <w:sz w:val="18"/>
               </w:rPr>
-              <w:t>0.492</w:t>
+              <w:t>0.230</w:t>
             </w:r>
           </w:p>
         </w:tc>
@@ -3070,7 +3070,7 @@
                 <w:rFonts w:ascii="Arial" w:hAnsi="Arial" w:eastAsia="Arial"/>
                 <w:sz w:val="18"/>
               </w:rPr>
-              <w:t>0.034</w:t>
+              <w:t>0.001</w:t>
             </w:r>
           </w:p>
         </w:tc>
@@ -3094,7 +3094,7 @@
                 <w:rFonts w:ascii="Arial" w:hAnsi="Arial" w:eastAsia="Arial"/>
                 <w:sz w:val="18"/>
               </w:rPr>
-              <w:t>0.603</w:t>
+              <w:t>0.831</w:t>
             </w:r>
           </w:p>
         </w:tc>
@@ -3144,7 +3144,7 @@
                 <w:rFonts w:ascii="Arial" w:hAnsi="Arial" w:eastAsia="Arial"/>
                 <w:sz w:val="18"/>
               </w:rPr>
-              <w:t>0.997</w:t>
+              <w:t>1.000</w:t>
             </w:r>
           </w:p>
         </w:tc>
@@ -3168,7 +3168,7 @@
                 <w:rFonts w:ascii="Arial" w:hAnsi="Arial" w:eastAsia="Arial"/>
                 <w:sz w:val="18"/>
               </w:rPr>
-              <w:t>21.84</w:t>
+              <w:t>17.41</w:t>
             </w:r>
           </w:p>
         </w:tc>
@@ -3192,7 +3192,7 @@
                 <w:rFonts w:ascii="Arial" w:hAnsi="Arial" w:eastAsia="Arial"/>
                 <w:sz w:val="18"/>
               </w:rPr>
-              <w:t>21.40</w:t>
+              <w:t>16.56</w:t>
             </w:r>
           </w:p>
         </w:tc>
@@ -3216,7 +3216,7 @@
                 <w:rFonts w:ascii="Arial" w:hAnsi="Arial" w:eastAsia="Arial"/>
                 <w:sz w:val="18"/>
               </w:rPr>
-              <w:t>0.597</w:t>
+              <w:t>0.407</w:t>
             </w:r>
           </w:p>
         </w:tc>
@@ -3240,7 +3240,7 @@
                 <w:rFonts w:ascii="Arial" w:hAnsi="Arial" w:eastAsia="Arial"/>
                 <w:sz w:val="18"/>
               </w:rPr>
-              <w:t>0.070</w:t>
+              <w:t>0.021</w:t>
             </w:r>
           </w:p>
         </w:tc>
@@ -3264,7 +3264,7 @@
                 <w:rFonts w:ascii="Arial" w:hAnsi="Arial" w:eastAsia="Arial"/>
                 <w:sz w:val="18"/>
               </w:rPr>
-              <w:t>0.506</w:t>
+              <w:t>0.694</w:t>
             </w:r>
           </w:p>
         </w:tc>
@@ -3314,7 +3314,7 @@
                 <w:rFonts w:ascii="Arial" w:hAnsi="Arial" w:eastAsia="Arial"/>
                 <w:sz w:val="18"/>
               </w:rPr>
-              <w:t>0.997</w:t>
+              <w:t>1.000</w:t>
             </w:r>
           </w:p>
         </w:tc>
@@ -3338,7 +3338,7 @@
                 <w:rFonts w:ascii="Arial" w:hAnsi="Arial" w:eastAsia="Arial"/>
                 <w:sz w:val="18"/>
               </w:rPr>
-              <w:t>23.45</w:t>
+              <w:t>19.85</w:t>
             </w:r>
           </w:p>
         </w:tc>
@@ -3362,7 +3362,7 @@
                 <w:rFonts w:ascii="Arial" w:hAnsi="Arial" w:eastAsia="Arial"/>
                 <w:sz w:val="18"/>
               </w:rPr>
-              <w:t>21.40</w:t>
+              <w:t>17.11</w:t>
             </w:r>
           </w:p>
         </w:tc>
@@ -3386,7 +3386,7 @@
                 <w:rFonts w:ascii="Arial" w:hAnsi="Arial" w:eastAsia="Arial"/>
                 <w:sz w:val="18"/>
               </w:rPr>
-              <w:t>0.597</w:t>
+              <w:t>0.408</w:t>
             </w:r>
           </w:p>
         </w:tc>
@@ -3410,7 +3410,7 @@
                 <w:rFonts w:ascii="Arial" w:hAnsi="Arial" w:eastAsia="Arial"/>
                 <w:sz w:val="18"/>
               </w:rPr>
-              <w:t>0.073</w:t>
+              <w:t>0.023</w:t>
             </w:r>
           </w:p>
         </w:tc>
@@ -3434,7 +3434,7 @@
                 <w:rFonts w:ascii="Arial" w:hAnsi="Arial" w:eastAsia="Arial"/>
                 <w:sz w:val="18"/>
               </w:rPr>
-              <w:t>0.506</w:t>
+              <w:t>0.694</w:t>
             </w:r>
           </w:p>
         </w:tc>
@@ -3663,6 +3663,176 @@
                 <w:sz w:val="18"/>
               </w:rPr>
               <w:t>Noise</w:t>
+            </w:r>
+          </w:p>
+        </w:tc>
+      </w:tr>
+      <w:tr>
+        <w:tc>
+          <w:tcPr>
+            <w:tcW w:type="dxa" w:w="1500"/>
+            <w:tcMar>
+              <w:top w:w="80" w:type="dxa"/>
+              <w:start w:w="120" w:type="dxa"/>
+              <w:bottom w:w="80" w:type="dxa"/>
+              <w:end w:w="120" w:type="dxa"/>
+            </w:tcMar>
+            <w:vAlign w:val="center"/>
+          </w:tcPr>
+          <w:p>
+            <w:pPr>
+              <w:spacing w:line="276" w:lineRule="auto" w:after="0"/>
+            </w:pPr>
+            <w:r>
+              <w:rPr>
+                <w:rFonts w:ascii="Arial" w:hAnsi="Arial" w:eastAsia="Arial"/>
+                <w:sz w:val="18"/>
+              </w:rPr>
+              <w:t>EdgeConv post split</w:t>
+            </w:r>
+          </w:p>
+        </w:tc>
+        <w:tc>
+          <w:tcPr>
+            <w:tcW w:type="dxa" w:w="2600"/>
+            <w:tcMar>
+              <w:top w:w="80" w:type="dxa"/>
+              <w:start w:w="120" w:type="dxa"/>
+              <w:bottom w:w="80" w:type="dxa"/>
+              <w:end w:w="120" w:type="dxa"/>
+            </w:tcMar>
+            <w:vAlign w:val="center"/>
+          </w:tcPr>
+          <w:p>
+            <w:pPr>
+              <w:spacing w:line="276" w:lineRule="auto" w:after="0"/>
+            </w:pPr>
+            <w:r>
+              <w:rPr>
+                <w:rFonts w:ascii="Arial" w:hAnsi="Arial" w:eastAsia="Arial"/>
+                <w:sz w:val="18"/>
+              </w:rPr>
+              <w:t>threshold=0.9995</w:t>
+            </w:r>
+          </w:p>
+        </w:tc>
+        <w:tc>
+          <w:tcPr>
+            <w:tcW w:type="dxa" w:w="1300"/>
+            <w:tcMar>
+              <w:top w:w="80" w:type="dxa"/>
+              <w:start w:w="120" w:type="dxa"/>
+              <w:bottom w:w="80" w:type="dxa"/>
+              <w:end w:w="120" w:type="dxa"/>
+            </w:tcMar>
+            <w:vAlign w:val="center"/>
+          </w:tcPr>
+          <w:p>
+            <w:pPr>
+              <w:spacing w:line="276" w:lineRule="auto" w:after="0"/>
+            </w:pPr>
+            <w:r>
+              <w:rPr>
+                <w:rFonts w:ascii="Arial" w:hAnsi="Arial" w:eastAsia="Arial"/>
+                <w:sz w:val="18"/>
+              </w:rPr>
+              <w:t>12.40</w:t>
+            </w:r>
+          </w:p>
+        </w:tc>
+        <w:tc>
+          <w:tcPr>
+            <w:tcW w:type="dxa" w:w="1300"/>
+            <w:tcMar>
+              <w:top w:w="80" w:type="dxa"/>
+              <w:start w:w="120" w:type="dxa"/>
+              <w:bottom w:w="80" w:type="dxa"/>
+              <w:end w:w="120" w:type="dxa"/>
+            </w:tcMar>
+            <w:vAlign w:val="center"/>
+          </w:tcPr>
+          <w:p>
+            <w:pPr>
+              <w:spacing w:line="276" w:lineRule="auto" w:after="0"/>
+            </w:pPr>
+            <w:r>
+              <w:rPr>
+                <w:rFonts w:ascii="Arial" w:hAnsi="Arial" w:eastAsia="Arial"/>
+                <w:sz w:val="18"/>
+              </w:rPr>
+              <w:t>13.32</w:t>
+            </w:r>
+          </w:p>
+        </w:tc>
+        <w:tc>
+          <w:tcPr>
+            <w:tcW w:type="dxa" w:w="900"/>
+            <w:tcMar>
+              <w:top w:w="80" w:type="dxa"/>
+              <w:start w:w="120" w:type="dxa"/>
+              <w:bottom w:w="80" w:type="dxa"/>
+              <w:end w:w="120" w:type="dxa"/>
+            </w:tcMar>
+            <w:vAlign w:val="center"/>
+          </w:tcPr>
+          <w:p>
+            <w:pPr>
+              <w:spacing w:line="276" w:lineRule="auto" w:after="0"/>
+            </w:pPr>
+            <w:r>
+              <w:rPr>
+                <w:rFonts w:ascii="Arial" w:hAnsi="Arial" w:eastAsia="Arial"/>
+                <w:sz w:val="18"/>
+              </w:rPr>
+              <w:t>0.229</w:t>
+            </w:r>
+          </w:p>
+        </w:tc>
+        <w:tc>
+          <w:tcPr>
+            <w:tcW w:type="dxa" w:w="900"/>
+            <w:tcMar>
+              <w:top w:w="80" w:type="dxa"/>
+              <w:start w:w="120" w:type="dxa"/>
+              <w:bottom w:w="80" w:type="dxa"/>
+              <w:end w:w="120" w:type="dxa"/>
+            </w:tcMar>
+            <w:vAlign w:val="center"/>
+          </w:tcPr>
+          <w:p>
+            <w:pPr>
+              <w:spacing w:line="276" w:lineRule="auto" w:after="0"/>
+            </w:pPr>
+            <w:r>
+              <w:rPr>
+                <w:rFonts w:ascii="Arial" w:hAnsi="Arial" w:eastAsia="Arial"/>
+                <w:sz w:val="18"/>
+              </w:rPr>
+              <w:t>0.000</w:t>
+            </w:r>
+          </w:p>
+        </w:tc>
+        <w:tc>
+          <w:tcPr>
+            <w:tcW w:type="dxa" w:w="860"/>
+            <w:tcMar>
+              <w:top w:w="80" w:type="dxa"/>
+              <w:start w:w="120" w:type="dxa"/>
+              <w:bottom w:w="80" w:type="dxa"/>
+              <w:end w:w="120" w:type="dxa"/>
+            </w:tcMar>
+            <w:vAlign w:val="center"/>
+          </w:tcPr>
+          <w:p>
+            <w:pPr>
+              <w:spacing w:line="276" w:lineRule="auto" w:after="0"/>
+            </w:pPr>
+            <w:r>
+              <w:rPr>
+                <w:rFonts w:ascii="Arial" w:hAnsi="Arial" w:eastAsia="Arial"/>
+                <w:sz w:val="18"/>
+              </w:rPr>
+              <w:t>0.831</w:t>
             </w:r>
           </w:p>
         </w:tc>
@@ -4198,176 +4368,6 @@
                 <w:rFonts w:ascii="Arial" w:hAnsi="Arial" w:eastAsia="Arial"/>
                 <w:sz w:val="18"/>
               </w:rPr>
-              <w:t>EdgeConv post split</w:t>
-            </w:r>
-          </w:p>
-        </w:tc>
-        <w:tc>
-          <w:tcPr>
-            <w:tcW w:type="dxa" w:w="2600"/>
-            <w:tcMar>
-              <w:top w:w="80" w:type="dxa"/>
-              <w:start w:w="120" w:type="dxa"/>
-              <w:bottom w:w="80" w:type="dxa"/>
-              <w:end w:w="120" w:type="dxa"/>
-            </w:tcMar>
-            <w:vAlign w:val="center"/>
-          </w:tcPr>
-          <w:p>
-            <w:pPr>
-              <w:spacing w:line="276" w:lineRule="auto" w:after="0"/>
-            </w:pPr>
-            <w:r>
-              <w:rPr>
-                <w:rFonts w:ascii="Arial" w:hAnsi="Arial" w:eastAsia="Arial"/>
-                <w:sz w:val="18"/>
-              </w:rPr>
-              <w:t>threshold=0.997</w:t>
-            </w:r>
-          </w:p>
-        </w:tc>
-        <w:tc>
-          <w:tcPr>
-            <w:tcW w:type="dxa" w:w="1300"/>
-            <w:tcMar>
-              <w:top w:w="80" w:type="dxa"/>
-              <w:start w:w="120" w:type="dxa"/>
-              <w:bottom w:w="80" w:type="dxa"/>
-              <w:end w:w="120" w:type="dxa"/>
-            </w:tcMar>
-            <w:vAlign w:val="center"/>
-          </w:tcPr>
-          <w:p>
-            <w:pPr>
-              <w:spacing w:line="276" w:lineRule="auto" w:after="0"/>
-            </w:pPr>
-            <w:r>
-              <w:rPr>
-                <w:rFonts w:ascii="Arial" w:hAnsi="Arial" w:eastAsia="Arial"/>
-                <w:sz w:val="18"/>
-              </w:rPr>
-              <w:t>19.04</w:t>
-            </w:r>
-          </w:p>
-        </w:tc>
-        <w:tc>
-          <w:tcPr>
-            <w:tcW w:type="dxa" w:w="1300"/>
-            <w:tcMar>
-              <w:top w:w="80" w:type="dxa"/>
-              <w:start w:w="120" w:type="dxa"/>
-              <w:bottom w:w="80" w:type="dxa"/>
-              <w:end w:w="120" w:type="dxa"/>
-            </w:tcMar>
-            <w:vAlign w:val="center"/>
-          </w:tcPr>
-          <w:p>
-            <w:pPr>
-              <w:spacing w:line="276" w:lineRule="auto" w:after="0"/>
-            </w:pPr>
-            <w:r>
-              <w:rPr>
-                <w:rFonts w:ascii="Arial" w:hAnsi="Arial" w:eastAsia="Arial"/>
-                <w:sz w:val="18"/>
-              </w:rPr>
-              <w:t>18.36</w:t>
-            </w:r>
-          </w:p>
-        </w:tc>
-        <w:tc>
-          <w:tcPr>
-            <w:tcW w:type="dxa" w:w="900"/>
-            <w:tcMar>
-              <w:top w:w="80" w:type="dxa"/>
-              <w:start w:w="120" w:type="dxa"/>
-              <w:bottom w:w="80" w:type="dxa"/>
-              <w:end w:w="120" w:type="dxa"/>
-            </w:tcMar>
-            <w:vAlign w:val="center"/>
-          </w:tcPr>
-          <w:p>
-            <w:pPr>
-              <w:spacing w:line="276" w:lineRule="auto" w:after="0"/>
-            </w:pPr>
-            <w:r>
-              <w:rPr>
-                <w:rFonts w:ascii="Arial" w:hAnsi="Arial" w:eastAsia="Arial"/>
-                <w:sz w:val="18"/>
-              </w:rPr>
-              <w:t>0.492</w:t>
-            </w:r>
-          </w:p>
-        </w:tc>
-        <w:tc>
-          <w:tcPr>
-            <w:tcW w:type="dxa" w:w="900"/>
-            <w:tcMar>
-              <w:top w:w="80" w:type="dxa"/>
-              <w:start w:w="120" w:type="dxa"/>
-              <w:bottom w:w="80" w:type="dxa"/>
-              <w:end w:w="120" w:type="dxa"/>
-            </w:tcMar>
-            <w:vAlign w:val="center"/>
-          </w:tcPr>
-          <w:p>
-            <w:pPr>
-              <w:spacing w:line="276" w:lineRule="auto" w:after="0"/>
-            </w:pPr>
-            <w:r>
-              <w:rPr>
-                <w:rFonts w:ascii="Arial" w:hAnsi="Arial" w:eastAsia="Arial"/>
-                <w:sz w:val="18"/>
-              </w:rPr>
-              <w:t>0.032</w:t>
-            </w:r>
-          </w:p>
-        </w:tc>
-        <w:tc>
-          <w:tcPr>
-            <w:tcW w:type="dxa" w:w="860"/>
-            <w:tcMar>
-              <w:top w:w="80" w:type="dxa"/>
-              <w:start w:w="120" w:type="dxa"/>
-              <w:bottom w:w="80" w:type="dxa"/>
-              <w:end w:w="120" w:type="dxa"/>
-            </w:tcMar>
-            <w:vAlign w:val="center"/>
-          </w:tcPr>
-          <w:p>
-            <w:pPr>
-              <w:spacing w:line="276" w:lineRule="auto" w:after="0"/>
-            </w:pPr>
-            <w:r>
-              <w:rPr>
-                <w:rFonts w:ascii="Arial" w:hAnsi="Arial" w:eastAsia="Arial"/>
-                <w:sz w:val="18"/>
-              </w:rPr>
-              <w:t>0.603</w:t>
-            </w:r>
-          </w:p>
-        </w:tc>
-      </w:tr>
-      <w:tr>
-        <w:tc>
-          <w:tcPr>
-            <w:tcW w:type="dxa" w:w="1500"/>
-            <w:tcMar>
-              <w:top w:w="80" w:type="dxa"/>
-              <w:start w:w="120" w:type="dxa"/>
-              <w:bottom w:w="80" w:type="dxa"/>
-              <w:end w:w="120" w:type="dxa"/>
-            </w:tcMar>
-            <w:vAlign w:val="center"/>
-          </w:tcPr>
-          <w:p>
-            <w:pPr>
-              <w:spacing w:line="276" w:lineRule="auto" w:after="0"/>
-            </w:pPr>
-            <w:r>
-              <w:rPr>
-                <w:rFonts w:ascii="Arial" w:hAnsi="Arial" w:eastAsia="Arial"/>
-                <w:sz w:val="18"/>
-              </w:rPr>
               <w:t>Region growing</w:t>
             </w:r>
           </w:p>
@@ -4531,7 +4531,7 @@
       <w:r>
         <w:drawing>
           <wp:inline xmlns:a="http://schemas.openxmlformats.org/drawingml/2006/main" xmlns:pic="http://schemas.openxmlformats.org/drawingml/2006/picture">
-            <wp:extent cx="5040000" cy="2663236"/>
+            <wp:extent cx="5040000" cy="3028924"/>
             <wp:docPr id="7" name="Picture 7"/>
             <wp:cNvGraphicFramePr>
               <a:graphicFrameLocks noChangeAspect="1"/>
@@ -4552,7 +4552,7 @@
                   <pic:spPr>
                     <a:xfrm>
                       <a:off x="0" y="0"/>
-                      <a:ext cx="5040000" cy="2663236"/>
+                      <a:ext cx="5040000" cy="3028924"/>
                     </a:xfrm>
                     <a:prstGeom prst="rect"/>
                   </pic:spPr>
@@ -4650,7 +4650,7 @@
         <w:jc w:val="left"/>
       </w:pPr>
       <w:r>
-        <w:t>The results suggest that the benchmark is diagnosing two separate behaviours. EdgeConv learns useful edge affinity, as indicated by the training curve and validation average precision, but the final size proxy is sensitive to the probability threshold and component rules. In the latest realistic-pile setting, very high thresholds tend to cut components into many small pieces, raising the noise fraction and damaging the coarse size estimate. This explains why a calibrated graph-threshold rule can outperform the neural model on P80 error even though the neural model has learned a meaningful local affinity function.</w:t>
+        <w:t>The results suggest that the benchmark is diagnosing two separate behaviours. EdgeConv learns useful edge affinity, as indicated by the training curve and validation average precision, but the final size proxy is sensitive to the probability threshold and component rules. In the latest realistic-pile setting, a fine high-threshold sweep let EdgeConv outperform the calibrated graph-threshold rule on P80 error. However, this setting also cut the surface into many small components and produced a high noise fraction, so it should be interpreted as P80-oriented calibration rather than clean fragment segmentation.</w:t>
       </w:r>
     </w:p>
     <w:p>

--- a/manuscript/saimm_manuscript.docx
+++ b/manuscript/saimm_manuscript.docx
@@ -59,7 +59,7 @@
         <w:jc w:val="left"/>
       </w:pPr>
       <w:r>
-        <w:t>Post-blast rockpile fragmentation controls loading, hauling, and crushing performance, but field point clouds rarely provide fragment-level labels or independent size references. This study presents a synthetic benchmark for exterior rockpile point clouds in which individual rock-like fragments are generated first, assembled into labelled piles, filtered to retain only visible exterior points, and then used to compare fragment clustering methods. A graph EdgeConv model predicts whether neighbouring exterior points belong to the same fragment, and thresholded edge affinities are converted into connected components and visible-surface particle-size proxies. The same 100 scenes, each containing 150 fragments, were used for all methods with a 60:20:20 train, validation, and test split. The latest held-out comparison showed that EdgeConv with fine high-threshold post-splitting gave the lowest mean absolute eighty per cent passing-size error, 12.40 per cent, compared with 14.37 per cent for the calibrated graph-threshold rule. This gain came with a high noise fraction, so the results show that synthetic exterior piles can separate two questions that are often conflated in rockpile monitoring: whether visible fragments are cleanly segmented, and whether the resulting surface clusters recover a useful size-distribution proxy. The benchmark is intended as a reproducible pre-field testbed rather than a replacement for mine-site calibration.</w:t>
+        <w:t>Post-blast rockpile fragmentation controls loading, hauling, and crushing performance, but field point clouds rarely provide fragment-level labels or independent size references. This study presents a synthetic benchmark for exterior rockpile point clouds in which individual rock-like fragments are generated first, assembled into labelled piles, filtered to retain only visible exterior points, and then used to compare fragment clustering methods. A graph EdgeConv model predicts whether neighbouring exterior points belong to the same fragment, and thresholded edge affinities are converted into connected components and visible-surface particle-size proxies. The same 100 scenes, each containing 150 fragments, were used for all methods with a 60:20:20 train, validation, and test split. The revised dataset applies multi-view Hidden Point Removal to the stored fragment poses, producing a stricter photogrammetry-like exterior shell. EdgeConv learned strong same-fragment affinity on this target, with validation average precision increasing to 0.962 after 24 epochs. However, the selected EdgeConv hybrid component rule gave a held-out mean absolute eighty per cent passing-size error of 29.26 per cent, while the MLP affinity, DBSCAN, and graph-threshold baselines gave 13.39, 18.70, and 19.03 per cent, respectively. EdgeConv produced much stronger instance diagnostics than the MLP baseline, but the size proxy was worse. The result shows that synthetic exterior piles can separate two questions that are often conflated in rockpile monitoring: whether visible fragments are cleanly segmented, and whether the resulting surface clusters recover a useful size-distribution proxy. The benchmark is intended as a reproducible pre-field testbed rather than a replacement for mine-site calibration.</w:t>
       </w:r>
     </w:p>
     <w:p>
@@ -1265,7 +1265,7 @@
         <w:jc w:val="left"/>
       </w:pPr>
       <w:r>
-        <w:t>After placement, source fragment meshes were reconstructed at their stored scene centres and orientations. This mesh-level reconstruction was used for visual audit and for confirming that fragment identity had not been lost during scene construction. The learning data were not sampled from arbitrary internal surfaces. Instead, the full mesh scene was converted into an exterior scan proxy using viewpoint-based visibility followed by a plan-view height-envelope filter.</w:t>
+        <w:t>After placement, source fragment meshes were reconstructed at their stored scene centres and orientations. This mesh-level reconstruction was used for visual audit and for confirming that fragment identity had not been lost during scene construction. The learning data were not sampled from arbitrary internal surfaces. Instead, the full mesh scene was converted into an exterior scan proxy using multi-view Hidden Point Removal. This change preserves the stored rockpile placement while replacing the earlier plan-view height-envelope filter, which could remove legitimate side-visible exterior points.</w:t>
       </w:r>
     </w:p>
     <w:p>
@@ -1519,7 +1519,57 @@
                 <w:rFonts w:ascii="Arial" w:hAnsi="Arial" w:eastAsia="Arial"/>
                 <w:sz w:val="18"/>
               </w:rPr>
-              <w:t>Multi-view nearest-surface retention</w:t>
+              <w:t>Hidden Point Removal using spherical flipping and convex-hull visibility</w:t>
+            </w:r>
+          </w:p>
+        </w:tc>
+      </w:tr>
+      <w:tr>
+        <w:tc>
+          <w:tcPr>
+            <w:tcW w:type="dxa" w:w="3000"/>
+            <w:tcMar>
+              <w:top w:w="80" w:type="dxa"/>
+              <w:start w:w="120" w:type="dxa"/>
+              <w:bottom w:w="80" w:type="dxa"/>
+              <w:end w:w="120" w:type="dxa"/>
+            </w:tcMar>
+            <w:vAlign w:val="center"/>
+          </w:tcPr>
+          <w:p>
+            <w:pPr>
+              <w:spacing w:line="276" w:lineRule="auto" w:after="0"/>
+            </w:pPr>
+            <w:r>
+              <w:rPr>
+                <w:rFonts w:ascii="Arial" w:hAnsi="Arial" w:eastAsia="Arial"/>
+                <w:sz w:val="18"/>
+              </w:rPr>
+              <w:t>Viewpoints</w:t>
+            </w:r>
+          </w:p>
+        </w:tc>
+        <w:tc>
+          <w:tcPr>
+            <w:tcW w:type="dxa" w:w="6360"/>
+            <w:tcMar>
+              <w:top w:w="80" w:type="dxa"/>
+              <w:start w:w="120" w:type="dxa"/>
+              <w:bottom w:w="80" w:type="dxa"/>
+              <w:end w:w="120" w:type="dxa"/>
+            </w:tcMar>
+            <w:vAlign w:val="center"/>
+          </w:tcPr>
+          <w:p>
+            <w:pPr>
+              <w:spacing w:line="276" w:lineRule="auto" w:after="0"/>
+            </w:pPr>
+            <w:r>
+              <w:rPr>
+                <w:rFonts w:ascii="Arial" w:hAnsi="Arial" w:eastAsia="Arial"/>
+                <w:sz w:val="18"/>
+              </w:rPr>
+              <w:t>Eight side-ring viewpoints plus one overhead viewpoint</w:t>
             </w:r>
           </w:p>
         </w:tc>
@@ -1569,7 +1619,7 @@
                 <w:rFonts w:ascii="Arial" w:hAnsi="Arial" w:eastAsia="Arial"/>
                 <w:sz w:val="18"/>
               </w:rPr>
-              <w:t>Plan-view height filter retaining the upper exterior envelope</w:t>
+              <w:t>None in the production HPR run; side-visible exterior points are retained</w:t>
             </w:r>
           </w:p>
         </w:tc>
@@ -1787,7 +1837,62 @@
         <w:jc w:val="left"/>
       </w:pPr>
       <w:r>
-        <w:t>The exterior filter is deliberately conservative. A full synthetic pile includes contact patches and interior faces that cannot be observed from a field scan. Training on those points would make the benchmark easier but less relevant. The exterior-only construction therefore sacrifices some label completeness to preserve the visibility constraint.</w:t>
+        <w:t>The exterior filter is deliberately conservative. A full synthetic pile includes contact patches and interior faces that cannot be observed from a field scan. Training on those points would make the benchmark easier but less relevant. The HPR exterior-only construction therefore sacrifices some label completeness to preserve the visibility constraint. Across the 100 HPR-refiltered scenes, the mean retained fragment count was 141.89 out of 150 requested fragments, the mean exterior point count was 6975.05, and the mean local-graph positive edge fraction was 0.924.</w:t>
+      </w:r>
+    </w:p>
+    <w:p>
+      <w:pPr>
+        <w:jc w:val="center"/>
+      </w:pPr>
+      <w:r>
+        <w:drawing>
+          <wp:inline xmlns:a="http://schemas.openxmlformats.org/drawingml/2006/main" xmlns:pic="http://schemas.openxmlformats.org/drawingml/2006/picture">
+            <wp:extent cx="5688000" cy="3674673"/>
+            <wp:docPr id="5" name="Picture 5"/>
+            <wp:cNvGraphicFramePr>
+              <a:graphicFrameLocks noChangeAspect="1"/>
+            </wp:cNvGraphicFramePr>
+            <a:graphic>
+              <a:graphicData uri="http://schemas.openxmlformats.org/drawingml/2006/picture">
+                <pic:pic>
+                  <pic:nvPicPr>
+                    <pic:cNvPr id="0" name="exterior_filter_section_scan_scene000.png"/>
+                    <pic:cNvPicPr/>
+                  </pic:nvPicPr>
+                  <pic:blipFill>
+                    <a:blip r:embed="rId14"/>
+                    <a:stretch>
+                      <a:fillRect/>
+                    </a:stretch>
+                  </pic:blipFill>
+                  <pic:spPr>
+                    <a:xfrm>
+                      <a:off x="0" y="0"/>
+                      <a:ext cx="5688000" cy="3674673"/>
+                    </a:xfrm>
+                    <a:prstGeom prst="rect"/>
+                  </pic:spPr>
+                </pic:pic>
+              </a:graphicData>
+            </a:graphic>
+          </wp:inline>
+        </w:drawing>
+      </w:r>
+    </w:p>
+    <w:p>
+      <w:pPr>
+        <w:pStyle w:val="Caption"/>
+        <w:spacing w:line="360" w:lineRule="auto"/>
+        <w:jc w:val="left"/>
+      </w:pPr>
+      <w:r>
+        <w:rPr>
+          <w:b/>
+        </w:rPr>
+        <w:t xml:space="preserve">Figure 5. </w:t>
+      </w:r>
+      <w:r>
+        <w:t>Exterior-only HPR diagnostic for scene 000. The half-section shows that hidden interior samples are removed while the retained scan follows the visible outside shell</w:t>
       </w:r>
     </w:p>
     <w:p>
@@ -1827,7 +1932,7 @@
         <w:drawing>
           <wp:inline xmlns:a="http://schemas.openxmlformats.org/drawingml/2006/main" xmlns:pic="http://schemas.openxmlformats.org/drawingml/2006/picture">
             <wp:extent cx="5400000" cy="1725000"/>
-            <wp:docPr id="5" name="Picture 5"/>
+            <wp:docPr id="6" name="Picture 6"/>
             <wp:cNvGraphicFramePr>
               <a:graphicFrameLocks noChangeAspect="1"/>
             </wp:cNvGraphicFramePr>
@@ -1839,7 +1944,7 @@
                     <pic:cNvPicPr/>
                   </pic:nvPicPr>
                   <pic:blipFill>
-                    <a:blip r:embed="rId14"/>
+                    <a:blip r:embed="rId15"/>
                     <a:stretch>
                       <a:fillRect/>
                     </a:stretch>
@@ -1868,7 +1973,7 @@
         <w:rPr>
           <w:b/>
         </w:rPr>
-        <w:t xml:space="preserve">Figure 5. </w:t>
+        <w:t xml:space="preserve">Figure 6. </w:t>
       </w:r>
       <w:r>
         <w:t>Edge-affinity formulation from exterior points to graph edges, thresholded components, and size-distribution proxies</w:t>
@@ -2480,7 +2585,7 @@
         <w:jc w:val="left"/>
       </w:pPr>
       <w:r>
-        <w:t>The 12-epoch EdgeConv calibration run showed improving training loss and high validation average precision, confirming that the model learned informative same-fragment edge affinities. The remaining difficulty was calibration of the affinity threshold and post-processing for realistic exterior piles, where overly strict thresholds split visible fragments into too many components.</w:t>
+        <w:t>The 24-epoch EdgeConv calibration run showed steadily decreasing training loss and increasing validation average precision, confirming that the model learned informative same-fragment edge affinities on the HPR exterior target. Validation average precision rose from 0.905 at epoch 1 to 0.962 at epoch 24. The remaining difficulty was not edge learning but calibration of the affinity threshold, component merging, and the surface-cluster-to-P80 proxy.</w:t>
       </w:r>
     </w:p>
     <w:p>
@@ -2490,8 +2595,8 @@
       <w:r>
         <w:drawing>
           <wp:inline xmlns:a="http://schemas.openxmlformats.org/drawingml/2006/main" xmlns:pic="http://schemas.openxmlformats.org/drawingml/2006/picture">
-            <wp:extent cx="5220000" cy="3097535"/>
-            <wp:docPr id="6" name="Picture 6"/>
+            <wp:extent cx="5220000" cy="3104238"/>
+            <wp:docPr id="7" name="Picture 7"/>
             <wp:cNvGraphicFramePr>
               <a:graphicFrameLocks noChangeAspect="1"/>
             </wp:cNvGraphicFramePr>
@@ -2503,7 +2608,7 @@
                     <pic:cNvPicPr/>
                   </pic:nvPicPr>
                   <pic:blipFill>
-                    <a:blip r:embed="rId15"/>
+                    <a:blip r:embed="rId16"/>
                     <a:stretch>
                       <a:fillRect/>
                     </a:stretch>
@@ -2511,7 +2616,7 @@
                   <pic:spPr>
                     <a:xfrm>
                       <a:off x="0" y="0"/>
-                      <a:ext cx="5220000" cy="3097535"/>
+                      <a:ext cx="5220000" cy="3104238"/>
                     </a:xfrm>
                     <a:prstGeom prst="rect"/>
                   </pic:spPr>
@@ -2532,10 +2637,10 @@
         <w:rPr>
           <w:b/>
         </w:rPr>
-        <w:t xml:space="preserve">Figure 6. </w:t>
+        <w:t xml:space="preserve">Figure 7. </w:t>
       </w:r>
       <w:r>
-        <w:t>Training loss and validation average precision for the 12-epoch EdgeConv edge-affinity calibration run</w:t>
+        <w:t>Training loss and validation average precision for the 24-epoch EdgeConv edge-affinity calibration run on the HPR exterior dataset</w:t>
       </w:r>
     </w:p>
     <w:p>
@@ -2624,7 +2729,7 @@
                 <w:b/>
                 <w:sz w:val="18"/>
               </w:rPr>
-              <w:t>Threshold</w:t>
+              <w:t>Thresh.</w:t>
             </w:r>
           </w:p>
         </w:tc>
@@ -2804,7 +2909,7 @@
                 <w:rFonts w:ascii="Arial" w:hAnsi="Arial" w:eastAsia="Arial"/>
                 <w:sz w:val="18"/>
               </w:rPr>
-              <w:t>1.000</w:t>
+              <w:t>0.9999</w:t>
             </w:r>
           </w:p>
         </w:tc>
@@ -2828,7 +2933,7 @@
                 <w:rFonts w:ascii="Arial" w:hAnsi="Arial" w:eastAsia="Arial"/>
                 <w:sz w:val="18"/>
               </w:rPr>
-              <w:t>12.40</w:t>
+              <w:t>26.96</w:t>
             </w:r>
           </w:p>
         </w:tc>
@@ -2852,7 +2957,7 @@
                 <w:rFonts w:ascii="Arial" w:hAnsi="Arial" w:eastAsia="Arial"/>
                 <w:sz w:val="18"/>
               </w:rPr>
-              <w:t>13.32</w:t>
+              <w:t>27.16</w:t>
             </w:r>
           </w:p>
         </w:tc>
@@ -2876,7 +2981,7 @@
                 <w:rFonts w:ascii="Arial" w:hAnsi="Arial" w:eastAsia="Arial"/>
                 <w:sz w:val="18"/>
               </w:rPr>
-              <w:t>0.229</w:t>
+              <w:t>0.303</w:t>
             </w:r>
           </w:p>
         </w:tc>
@@ -2900,7 +3005,7 @@
                 <w:rFonts w:ascii="Arial" w:hAnsi="Arial" w:eastAsia="Arial"/>
                 <w:sz w:val="18"/>
               </w:rPr>
-              <w:t>0.000</w:t>
+              <w:t>0.004</w:t>
             </w:r>
           </w:p>
         </w:tc>
@@ -2924,7 +3029,7 @@
                 <w:rFonts w:ascii="Arial" w:hAnsi="Arial" w:eastAsia="Arial"/>
                 <w:sz w:val="18"/>
               </w:rPr>
-              <w:t>0.831</w:t>
+              <w:t>0.742</w:t>
             </w:r>
           </w:p>
         </w:tc>
@@ -2974,7 +3079,7 @@
                 <w:rFonts w:ascii="Arial" w:hAnsi="Arial" w:eastAsia="Arial"/>
                 <w:sz w:val="18"/>
               </w:rPr>
-              <w:t>1.000</w:t>
+              <w:t>0.9999</w:t>
             </w:r>
           </w:p>
         </w:tc>
@@ -2998,7 +3103,7 @@
                 <w:rFonts w:ascii="Arial" w:hAnsi="Arial" w:eastAsia="Arial"/>
                 <w:sz w:val="18"/>
               </w:rPr>
-              <w:t>12.90</w:t>
+              <w:t>27.17</w:t>
             </w:r>
           </w:p>
         </w:tc>
@@ -3022,7 +3127,7 @@
                 <w:rFonts w:ascii="Arial" w:hAnsi="Arial" w:eastAsia="Arial"/>
                 <w:sz w:val="18"/>
               </w:rPr>
-              <w:t>13.32</w:t>
+              <w:t>30.15</w:t>
             </w:r>
           </w:p>
         </w:tc>
@@ -3046,7 +3151,7 @@
                 <w:rFonts w:ascii="Arial" w:hAnsi="Arial" w:eastAsia="Arial"/>
                 <w:sz w:val="18"/>
               </w:rPr>
-              <w:t>0.230</w:t>
+              <w:t>0.305</w:t>
             </w:r>
           </w:p>
         </w:tc>
@@ -3070,7 +3175,7 @@
                 <w:rFonts w:ascii="Arial" w:hAnsi="Arial" w:eastAsia="Arial"/>
                 <w:sz w:val="18"/>
               </w:rPr>
-              <w:t>0.001</w:t>
+              <w:t>0.009</w:t>
             </w:r>
           </w:p>
         </w:tc>
@@ -3094,7 +3199,7 @@
                 <w:rFonts w:ascii="Arial" w:hAnsi="Arial" w:eastAsia="Arial"/>
                 <w:sz w:val="18"/>
               </w:rPr>
-              <w:t>0.831</w:t>
+              <w:t>0.742</w:t>
             </w:r>
           </w:p>
         </w:tc>
@@ -3144,7 +3249,7 @@
                 <w:rFonts w:ascii="Arial" w:hAnsi="Arial" w:eastAsia="Arial"/>
                 <w:sz w:val="18"/>
               </w:rPr>
-              <w:t>1.000</w:t>
+              <w:t>0.9999</w:t>
             </w:r>
           </w:p>
         </w:tc>
@@ -3168,7 +3273,7 @@
                 <w:rFonts w:ascii="Arial" w:hAnsi="Arial" w:eastAsia="Arial"/>
                 <w:sz w:val="18"/>
               </w:rPr>
-              <w:t>17.41</w:t>
+              <w:t>29.07</w:t>
             </w:r>
           </w:p>
         </w:tc>
@@ -3192,7 +3297,7 @@
                 <w:rFonts w:ascii="Arial" w:hAnsi="Arial" w:eastAsia="Arial"/>
                 <w:sz w:val="18"/>
               </w:rPr>
-              <w:t>16.56</w:t>
+              <w:t>28.45</w:t>
             </w:r>
           </w:p>
         </w:tc>
@@ -3216,7 +3321,7 @@
                 <w:rFonts w:ascii="Arial" w:hAnsi="Arial" w:eastAsia="Arial"/>
                 <w:sz w:val="18"/>
               </w:rPr>
-              <w:t>0.407</w:t>
+              <w:t>0.563</w:t>
             </w:r>
           </w:p>
         </w:tc>
@@ -3240,7 +3345,7 @@
                 <w:rFonts w:ascii="Arial" w:hAnsi="Arial" w:eastAsia="Arial"/>
                 <w:sz w:val="18"/>
               </w:rPr>
-              <w:t>0.021</w:t>
+              <w:t>0.099</w:t>
             </w:r>
           </w:p>
         </w:tc>
@@ -3264,7 +3369,347 @@
                 <w:rFonts w:ascii="Arial" w:hAnsi="Arial" w:eastAsia="Arial"/>
                 <w:sz w:val="18"/>
               </w:rPr>
-              <w:t>0.694</w:t>
+              <w:t>0.515</w:t>
+            </w:r>
+          </w:p>
+        </w:tc>
+      </w:tr>
+      <w:tr>
+        <w:tc>
+          <w:tcPr>
+            <w:tcW w:type="dxa" w:w="2100"/>
+            <w:tcMar>
+              <w:top w:w="80" w:type="dxa"/>
+              <w:start w:w="120" w:type="dxa"/>
+              <w:bottom w:w="80" w:type="dxa"/>
+              <w:end w:w="120" w:type="dxa"/>
+            </w:tcMar>
+            <w:vAlign w:val="center"/>
+          </w:tcPr>
+          <w:p>
+            <w:pPr>
+              <w:spacing w:line="276" w:lineRule="auto" w:after="0"/>
+            </w:pPr>
+            <w:r>
+              <w:rPr>
+                <w:rFonts w:ascii="Arial" w:hAnsi="Arial" w:eastAsia="Arial"/>
+                <w:sz w:val="18"/>
+              </w:rPr>
+              <w:t>edgeconv hybrid bridge absorb post split</w:t>
+            </w:r>
+          </w:p>
+        </w:tc>
+        <w:tc>
+          <w:tcPr>
+            <w:tcW w:type="dxa" w:w="1100"/>
+            <w:tcMar>
+              <w:top w:w="80" w:type="dxa"/>
+              <w:start w:w="120" w:type="dxa"/>
+              <w:bottom w:w="80" w:type="dxa"/>
+              <w:end w:w="120" w:type="dxa"/>
+            </w:tcMar>
+            <w:vAlign w:val="center"/>
+          </w:tcPr>
+          <w:p>
+            <w:pPr>
+              <w:spacing w:line="276" w:lineRule="auto" w:after="0"/>
+            </w:pPr>
+            <w:r>
+              <w:rPr>
+                <w:rFonts w:ascii="Arial" w:hAnsi="Arial" w:eastAsia="Arial"/>
+                <w:sz w:val="18"/>
+              </w:rPr>
+              <w:t>0.9999</w:t>
+            </w:r>
+          </w:p>
+        </w:tc>
+        <w:tc>
+          <w:tcPr>
+            <w:tcW w:type="dxa" w:w="1500"/>
+            <w:tcMar>
+              <w:top w:w="80" w:type="dxa"/>
+              <w:start w:w="120" w:type="dxa"/>
+              <w:bottom w:w="80" w:type="dxa"/>
+              <w:end w:w="120" w:type="dxa"/>
+            </w:tcMar>
+            <w:vAlign w:val="center"/>
+          </w:tcPr>
+          <w:p>
+            <w:pPr>
+              <w:spacing w:line="276" w:lineRule="auto" w:after="0"/>
+            </w:pPr>
+            <w:r>
+              <w:rPr>
+                <w:rFonts w:ascii="Arial" w:hAnsi="Arial" w:eastAsia="Arial"/>
+                <w:sz w:val="18"/>
+              </w:rPr>
+              <w:t>29.26</w:t>
+            </w:r>
+          </w:p>
+        </w:tc>
+        <w:tc>
+          <w:tcPr>
+            <w:tcW w:type="dxa" w:w="1500"/>
+            <w:tcMar>
+              <w:top w:w="80" w:type="dxa"/>
+              <w:start w:w="120" w:type="dxa"/>
+              <w:bottom w:w="80" w:type="dxa"/>
+              <w:end w:w="120" w:type="dxa"/>
+            </w:tcMar>
+            <w:vAlign w:val="center"/>
+          </w:tcPr>
+          <w:p>
+            <w:pPr>
+              <w:spacing w:line="276" w:lineRule="auto" w:after="0"/>
+            </w:pPr>
+            <w:r>
+              <w:rPr>
+                <w:rFonts w:ascii="Arial" w:hAnsi="Arial" w:eastAsia="Arial"/>
+                <w:sz w:val="18"/>
+              </w:rPr>
+              <w:t>29.66</w:t>
+            </w:r>
+          </w:p>
+        </w:tc>
+        <w:tc>
+          <w:tcPr>
+            <w:tcW w:type="dxa" w:w="1000"/>
+            <w:tcMar>
+              <w:top w:w="80" w:type="dxa"/>
+              <w:start w:w="120" w:type="dxa"/>
+              <w:bottom w:w="80" w:type="dxa"/>
+              <w:end w:w="120" w:type="dxa"/>
+            </w:tcMar>
+            <w:vAlign w:val="center"/>
+          </w:tcPr>
+          <w:p>
+            <w:pPr>
+              <w:spacing w:line="276" w:lineRule="auto" w:after="0"/>
+            </w:pPr>
+            <w:r>
+              <w:rPr>
+                <w:rFonts w:ascii="Arial" w:hAnsi="Arial" w:eastAsia="Arial"/>
+                <w:sz w:val="18"/>
+              </w:rPr>
+              <w:t>0.754</w:t>
+            </w:r>
+          </w:p>
+        </w:tc>
+        <w:tc>
+          <w:tcPr>
+            <w:tcW w:type="dxa" w:w="1000"/>
+            <w:tcMar>
+              <w:top w:w="80" w:type="dxa"/>
+              <w:start w:w="120" w:type="dxa"/>
+              <w:bottom w:w="80" w:type="dxa"/>
+              <w:end w:w="120" w:type="dxa"/>
+            </w:tcMar>
+            <w:vAlign w:val="center"/>
+          </w:tcPr>
+          <w:p>
+            <w:pPr>
+              <w:spacing w:line="276" w:lineRule="auto" w:after="0"/>
+            </w:pPr>
+            <w:r>
+              <w:rPr>
+                <w:rFonts w:ascii="Arial" w:hAnsi="Arial" w:eastAsia="Arial"/>
+                <w:sz w:val="18"/>
+              </w:rPr>
+              <w:t>0.349</w:t>
+            </w:r>
+          </w:p>
+        </w:tc>
+        <w:tc>
+          <w:tcPr>
+            <w:tcW w:type="dxa" w:w="1160"/>
+            <w:tcMar>
+              <w:top w:w="80" w:type="dxa"/>
+              <w:start w:w="120" w:type="dxa"/>
+              <w:bottom w:w="80" w:type="dxa"/>
+              <w:end w:w="120" w:type="dxa"/>
+            </w:tcMar>
+            <w:vAlign w:val="center"/>
+          </w:tcPr>
+          <w:p>
+            <w:pPr>
+              <w:spacing w:line="276" w:lineRule="auto" w:after="0"/>
+            </w:pPr>
+            <w:r>
+              <w:rPr>
+                <w:rFonts w:ascii="Arial" w:hAnsi="Arial" w:eastAsia="Arial"/>
+                <w:sz w:val="18"/>
+              </w:rPr>
+              <w:t>0.272</w:t>
+            </w:r>
+          </w:p>
+        </w:tc>
+      </w:tr>
+      <w:tr>
+        <w:tc>
+          <w:tcPr>
+            <w:tcW w:type="dxa" w:w="2100"/>
+            <w:tcMar>
+              <w:top w:w="80" w:type="dxa"/>
+              <w:start w:w="120" w:type="dxa"/>
+              <w:bottom w:w="80" w:type="dxa"/>
+              <w:end w:w="120" w:type="dxa"/>
+            </w:tcMar>
+            <w:vAlign w:val="center"/>
+          </w:tcPr>
+          <w:p>
+            <w:pPr>
+              <w:spacing w:line="276" w:lineRule="auto" w:after="0"/>
+            </w:pPr>
+            <w:r>
+              <w:rPr>
+                <w:rFonts w:ascii="Arial" w:hAnsi="Arial" w:eastAsia="Arial"/>
+                <w:sz w:val="18"/>
+              </w:rPr>
+              <w:t>edgeconv hybrid bridge absorb</w:t>
+            </w:r>
+          </w:p>
+        </w:tc>
+        <w:tc>
+          <w:tcPr>
+            <w:tcW w:type="dxa" w:w="1100"/>
+            <w:tcMar>
+              <w:top w:w="80" w:type="dxa"/>
+              <w:start w:w="120" w:type="dxa"/>
+              <w:bottom w:w="80" w:type="dxa"/>
+              <w:end w:w="120" w:type="dxa"/>
+            </w:tcMar>
+            <w:vAlign w:val="center"/>
+          </w:tcPr>
+          <w:p>
+            <w:pPr>
+              <w:spacing w:line="276" w:lineRule="auto" w:after="0"/>
+            </w:pPr>
+            <w:r>
+              <w:rPr>
+                <w:rFonts w:ascii="Arial" w:hAnsi="Arial" w:eastAsia="Arial"/>
+                <w:sz w:val="18"/>
+              </w:rPr>
+              <w:t>0.9999</w:t>
+            </w:r>
+          </w:p>
+        </w:tc>
+        <w:tc>
+          <w:tcPr>
+            <w:tcW w:type="dxa" w:w="1500"/>
+            <w:tcMar>
+              <w:top w:w="80" w:type="dxa"/>
+              <w:start w:w="120" w:type="dxa"/>
+              <w:bottom w:w="80" w:type="dxa"/>
+              <w:end w:w="120" w:type="dxa"/>
+            </w:tcMar>
+            <w:vAlign w:val="center"/>
+          </w:tcPr>
+          <w:p>
+            <w:pPr>
+              <w:spacing w:line="276" w:lineRule="auto" w:after="0"/>
+            </w:pPr>
+            <w:r>
+              <w:rPr>
+                <w:rFonts w:ascii="Arial" w:hAnsi="Arial" w:eastAsia="Arial"/>
+                <w:sz w:val="18"/>
+              </w:rPr>
+              <w:t>30.46</w:t>
+            </w:r>
+          </w:p>
+        </w:tc>
+        <w:tc>
+          <w:tcPr>
+            <w:tcW w:type="dxa" w:w="1500"/>
+            <w:tcMar>
+              <w:top w:w="80" w:type="dxa"/>
+              <w:start w:w="120" w:type="dxa"/>
+              <w:bottom w:w="80" w:type="dxa"/>
+              <w:end w:w="120" w:type="dxa"/>
+            </w:tcMar>
+            <w:vAlign w:val="center"/>
+          </w:tcPr>
+          <w:p>
+            <w:pPr>
+              <w:spacing w:line="276" w:lineRule="auto" w:after="0"/>
+            </w:pPr>
+            <w:r>
+              <w:rPr>
+                <w:rFonts w:ascii="Arial" w:hAnsi="Arial" w:eastAsia="Arial"/>
+                <w:sz w:val="18"/>
+              </w:rPr>
+              <w:t>29.66</w:t>
+            </w:r>
+          </w:p>
+        </w:tc>
+        <w:tc>
+          <w:tcPr>
+            <w:tcW w:type="dxa" w:w="1000"/>
+            <w:tcMar>
+              <w:top w:w="80" w:type="dxa"/>
+              <w:start w:w="120" w:type="dxa"/>
+              <w:bottom w:w="80" w:type="dxa"/>
+              <w:end w:w="120" w:type="dxa"/>
+            </w:tcMar>
+            <w:vAlign w:val="center"/>
+          </w:tcPr>
+          <w:p>
+            <w:pPr>
+              <w:spacing w:line="276" w:lineRule="auto" w:after="0"/>
+            </w:pPr>
+            <w:r>
+              <w:rPr>
+                <w:rFonts w:ascii="Arial" w:hAnsi="Arial" w:eastAsia="Arial"/>
+                <w:sz w:val="18"/>
+              </w:rPr>
+              <w:t>0.757</w:t>
+            </w:r>
+          </w:p>
+        </w:tc>
+        <w:tc>
+          <w:tcPr>
+            <w:tcW w:type="dxa" w:w="1000"/>
+            <w:tcMar>
+              <w:top w:w="80" w:type="dxa"/>
+              <w:start w:w="120" w:type="dxa"/>
+              <w:bottom w:w="80" w:type="dxa"/>
+              <w:end w:w="120" w:type="dxa"/>
+            </w:tcMar>
+            <w:vAlign w:val="center"/>
+          </w:tcPr>
+          <w:p>
+            <w:pPr>
+              <w:spacing w:line="276" w:lineRule="auto" w:after="0"/>
+            </w:pPr>
+            <w:r>
+              <w:rPr>
+                <w:rFonts w:ascii="Arial" w:hAnsi="Arial" w:eastAsia="Arial"/>
+                <w:sz w:val="18"/>
+              </w:rPr>
+              <w:t>0.376</w:t>
+            </w:r>
+          </w:p>
+        </w:tc>
+        <w:tc>
+          <w:tcPr>
+            <w:tcW w:type="dxa" w:w="1160"/>
+            <w:tcMar>
+              <w:top w:w="80" w:type="dxa"/>
+              <w:start w:w="120" w:type="dxa"/>
+              <w:bottom w:w="80" w:type="dxa"/>
+              <w:end w:w="120" w:type="dxa"/>
+            </w:tcMar>
+            <w:vAlign w:val="center"/>
+          </w:tcPr>
+          <w:p>
+            <w:pPr>
+              <w:spacing w:line="276" w:lineRule="auto" w:after="0"/>
+            </w:pPr>
+            <w:r>
+              <w:rPr>
+                <w:rFonts w:ascii="Arial" w:hAnsi="Arial" w:eastAsia="Arial"/>
+                <w:sz w:val="18"/>
+              </w:rPr>
+              <w:t>0.272</w:t>
             </w:r>
           </w:p>
         </w:tc>
@@ -3314,7 +3759,7 @@
                 <w:rFonts w:ascii="Arial" w:hAnsi="Arial" w:eastAsia="Arial"/>
                 <w:sz w:val="18"/>
               </w:rPr>
-              <w:t>1.000</w:t>
+              <w:t>0.9999</w:t>
             </w:r>
           </w:p>
         </w:tc>
@@ -3338,7 +3783,7 @@
                 <w:rFonts w:ascii="Arial" w:hAnsi="Arial" w:eastAsia="Arial"/>
                 <w:sz w:val="18"/>
               </w:rPr>
-              <w:t>19.85</w:t>
+              <w:t>30.72</w:t>
             </w:r>
           </w:p>
         </w:tc>
@@ -3362,7 +3807,7 @@
                 <w:rFonts w:ascii="Arial" w:hAnsi="Arial" w:eastAsia="Arial"/>
                 <w:sz w:val="18"/>
               </w:rPr>
-              <w:t>17.11</w:t>
+              <w:t>30.15</w:t>
             </w:r>
           </w:p>
         </w:tc>
@@ -3386,7 +3831,7 @@
                 <w:rFonts w:ascii="Arial" w:hAnsi="Arial" w:eastAsia="Arial"/>
                 <w:sz w:val="18"/>
               </w:rPr>
-              <w:t>0.408</w:t>
+              <w:t>0.566</w:t>
             </w:r>
           </w:p>
         </w:tc>
@@ -3410,7 +3855,7 @@
                 <w:rFonts w:ascii="Arial" w:hAnsi="Arial" w:eastAsia="Arial"/>
                 <w:sz w:val="18"/>
               </w:rPr>
-              <w:t>0.023</w:t>
+              <w:t>0.111</w:t>
             </w:r>
           </w:p>
         </w:tc>
@@ -3434,7 +3879,347 @@
                 <w:rFonts w:ascii="Arial" w:hAnsi="Arial" w:eastAsia="Arial"/>
                 <w:sz w:val="18"/>
               </w:rPr>
-              <w:t>0.694</w:t>
+              <w:t>0.515</w:t>
+            </w:r>
+          </w:p>
+        </w:tc>
+      </w:tr>
+      <w:tr>
+        <w:tc>
+          <w:tcPr>
+            <w:tcW w:type="dxa" w:w="2100"/>
+            <w:tcMar>
+              <w:top w:w="80" w:type="dxa"/>
+              <w:start w:w="120" w:type="dxa"/>
+              <w:bottom w:w="80" w:type="dxa"/>
+              <w:end w:w="120" w:type="dxa"/>
+            </w:tcMar>
+            <w:vAlign w:val="center"/>
+          </w:tcPr>
+          <w:p>
+            <w:pPr>
+              <w:spacing w:line="276" w:lineRule="auto" w:after="0"/>
+            </w:pPr>
+            <w:r>
+              <w:rPr>
+                <w:rFonts w:ascii="Arial" w:hAnsi="Arial" w:eastAsia="Arial"/>
+                <w:sz w:val="18"/>
+              </w:rPr>
+              <w:t>edgeconv hybrid bridge post split</w:t>
+            </w:r>
+          </w:p>
+        </w:tc>
+        <w:tc>
+          <w:tcPr>
+            <w:tcW w:type="dxa" w:w="1100"/>
+            <w:tcMar>
+              <w:top w:w="80" w:type="dxa"/>
+              <w:start w:w="120" w:type="dxa"/>
+              <w:bottom w:w="80" w:type="dxa"/>
+              <w:end w:w="120" w:type="dxa"/>
+            </w:tcMar>
+            <w:vAlign w:val="center"/>
+          </w:tcPr>
+          <w:p>
+            <w:pPr>
+              <w:spacing w:line="276" w:lineRule="auto" w:after="0"/>
+            </w:pPr>
+            <w:r>
+              <w:rPr>
+                <w:rFonts w:ascii="Arial" w:hAnsi="Arial" w:eastAsia="Arial"/>
+                <w:sz w:val="18"/>
+              </w:rPr>
+              <w:t>0.9999</w:t>
+            </w:r>
+          </w:p>
+        </w:tc>
+        <w:tc>
+          <w:tcPr>
+            <w:tcW w:type="dxa" w:w="1500"/>
+            <w:tcMar>
+              <w:top w:w="80" w:type="dxa"/>
+              <w:start w:w="120" w:type="dxa"/>
+              <w:bottom w:w="80" w:type="dxa"/>
+              <w:end w:w="120" w:type="dxa"/>
+            </w:tcMar>
+            <w:vAlign w:val="center"/>
+          </w:tcPr>
+          <w:p>
+            <w:pPr>
+              <w:spacing w:line="276" w:lineRule="auto" w:after="0"/>
+            </w:pPr>
+            <w:r>
+              <w:rPr>
+                <w:rFonts w:ascii="Arial" w:hAnsi="Arial" w:eastAsia="Arial"/>
+                <w:sz w:val="18"/>
+              </w:rPr>
+              <w:t>33.41</w:t>
+            </w:r>
+          </w:p>
+        </w:tc>
+        <w:tc>
+          <w:tcPr>
+            <w:tcW w:type="dxa" w:w="1500"/>
+            <w:tcMar>
+              <w:top w:w="80" w:type="dxa"/>
+              <w:start w:w="120" w:type="dxa"/>
+              <w:bottom w:w="80" w:type="dxa"/>
+              <w:end w:w="120" w:type="dxa"/>
+            </w:tcMar>
+            <w:vAlign w:val="center"/>
+          </w:tcPr>
+          <w:p>
+            <w:pPr>
+              <w:spacing w:line="276" w:lineRule="auto" w:after="0"/>
+            </w:pPr>
+            <w:r>
+              <w:rPr>
+                <w:rFonts w:ascii="Arial" w:hAnsi="Arial" w:eastAsia="Arial"/>
+                <w:sz w:val="18"/>
+              </w:rPr>
+              <w:t>35.04</w:t>
+            </w:r>
+          </w:p>
+        </w:tc>
+        <w:tc>
+          <w:tcPr>
+            <w:tcW w:type="dxa" w:w="1000"/>
+            <w:tcMar>
+              <w:top w:w="80" w:type="dxa"/>
+              <w:start w:w="120" w:type="dxa"/>
+              <w:bottom w:w="80" w:type="dxa"/>
+              <w:end w:w="120" w:type="dxa"/>
+            </w:tcMar>
+            <w:vAlign w:val="center"/>
+          </w:tcPr>
+          <w:p>
+            <w:pPr>
+              <w:spacing w:line="276" w:lineRule="auto" w:after="0"/>
+            </w:pPr>
+            <w:r>
+              <w:rPr>
+                <w:rFonts w:ascii="Arial" w:hAnsi="Arial" w:eastAsia="Arial"/>
+                <w:sz w:val="18"/>
+              </w:rPr>
+              <w:t>0.561</w:t>
+            </w:r>
+          </w:p>
+        </w:tc>
+        <w:tc>
+          <w:tcPr>
+            <w:tcW w:type="dxa" w:w="1000"/>
+            <w:tcMar>
+              <w:top w:w="80" w:type="dxa"/>
+              <w:start w:w="120" w:type="dxa"/>
+              <w:bottom w:w="80" w:type="dxa"/>
+              <w:end w:w="120" w:type="dxa"/>
+            </w:tcMar>
+            <w:vAlign w:val="center"/>
+          </w:tcPr>
+          <w:p>
+            <w:pPr>
+              <w:spacing w:line="276" w:lineRule="auto" w:after="0"/>
+            </w:pPr>
+            <w:r>
+              <w:rPr>
+                <w:rFonts w:ascii="Arial" w:hAnsi="Arial" w:eastAsia="Arial"/>
+                <w:sz w:val="18"/>
+              </w:rPr>
+              <w:t>0.111</w:t>
+            </w:r>
+          </w:p>
+        </w:tc>
+        <w:tc>
+          <w:tcPr>
+            <w:tcW w:type="dxa" w:w="1160"/>
+            <w:tcMar>
+              <w:top w:w="80" w:type="dxa"/>
+              <w:start w:w="120" w:type="dxa"/>
+              <w:bottom w:w="80" w:type="dxa"/>
+              <w:end w:w="120" w:type="dxa"/>
+            </w:tcMar>
+            <w:vAlign w:val="center"/>
+          </w:tcPr>
+          <w:p>
+            <w:pPr>
+              <w:spacing w:line="276" w:lineRule="auto" w:after="0"/>
+            </w:pPr>
+            <w:r>
+              <w:rPr>
+                <w:rFonts w:ascii="Arial" w:hAnsi="Arial" w:eastAsia="Arial"/>
+                <w:sz w:val="18"/>
+              </w:rPr>
+              <w:t>0.483</w:t>
+            </w:r>
+          </w:p>
+        </w:tc>
+      </w:tr>
+      <w:tr>
+        <w:tc>
+          <w:tcPr>
+            <w:tcW w:type="dxa" w:w="2100"/>
+            <w:tcMar>
+              <w:top w:w="80" w:type="dxa"/>
+              <w:start w:w="120" w:type="dxa"/>
+              <w:bottom w:w="80" w:type="dxa"/>
+              <w:end w:w="120" w:type="dxa"/>
+            </w:tcMar>
+            <w:vAlign w:val="center"/>
+          </w:tcPr>
+          <w:p>
+            <w:pPr>
+              <w:spacing w:line="276" w:lineRule="auto" w:after="0"/>
+            </w:pPr>
+            <w:r>
+              <w:rPr>
+                <w:rFonts w:ascii="Arial" w:hAnsi="Arial" w:eastAsia="Arial"/>
+                <w:sz w:val="18"/>
+              </w:rPr>
+              <w:t>edgeconv hybrid bridge</w:t>
+            </w:r>
+          </w:p>
+        </w:tc>
+        <w:tc>
+          <w:tcPr>
+            <w:tcW w:type="dxa" w:w="1100"/>
+            <w:tcMar>
+              <w:top w:w="80" w:type="dxa"/>
+              <w:start w:w="120" w:type="dxa"/>
+              <w:bottom w:w="80" w:type="dxa"/>
+              <w:end w:w="120" w:type="dxa"/>
+            </w:tcMar>
+            <w:vAlign w:val="center"/>
+          </w:tcPr>
+          <w:p>
+            <w:pPr>
+              <w:spacing w:line="276" w:lineRule="auto" w:after="0"/>
+            </w:pPr>
+            <w:r>
+              <w:rPr>
+                <w:rFonts w:ascii="Arial" w:hAnsi="Arial" w:eastAsia="Arial"/>
+                <w:sz w:val="18"/>
+              </w:rPr>
+              <w:t>0.9999</w:t>
+            </w:r>
+          </w:p>
+        </w:tc>
+        <w:tc>
+          <w:tcPr>
+            <w:tcW w:type="dxa" w:w="1500"/>
+            <w:tcMar>
+              <w:top w:w="80" w:type="dxa"/>
+              <w:start w:w="120" w:type="dxa"/>
+              <w:bottom w:w="80" w:type="dxa"/>
+              <w:end w:w="120" w:type="dxa"/>
+            </w:tcMar>
+            <w:vAlign w:val="center"/>
+          </w:tcPr>
+          <w:p>
+            <w:pPr>
+              <w:spacing w:line="276" w:lineRule="auto" w:after="0"/>
+            </w:pPr>
+            <w:r>
+              <w:rPr>
+                <w:rFonts w:ascii="Arial" w:hAnsi="Arial" w:eastAsia="Arial"/>
+                <w:sz w:val="18"/>
+              </w:rPr>
+              <w:t>34.15</w:t>
+            </w:r>
+          </w:p>
+        </w:tc>
+        <w:tc>
+          <w:tcPr>
+            <w:tcW w:type="dxa" w:w="1500"/>
+            <w:tcMar>
+              <w:top w:w="80" w:type="dxa"/>
+              <w:start w:w="120" w:type="dxa"/>
+              <w:bottom w:w="80" w:type="dxa"/>
+              <w:end w:w="120" w:type="dxa"/>
+            </w:tcMar>
+            <w:vAlign w:val="center"/>
+          </w:tcPr>
+          <w:p>
+            <w:pPr>
+              <w:spacing w:line="276" w:lineRule="auto" w:after="0"/>
+            </w:pPr>
+            <w:r>
+              <w:rPr>
+                <w:rFonts w:ascii="Arial" w:hAnsi="Arial" w:eastAsia="Arial"/>
+                <w:sz w:val="18"/>
+              </w:rPr>
+              <w:t>37.41</w:t>
+            </w:r>
+          </w:p>
+        </w:tc>
+        <w:tc>
+          <w:tcPr>
+            <w:tcW w:type="dxa" w:w="1000"/>
+            <w:tcMar>
+              <w:top w:w="80" w:type="dxa"/>
+              <w:start w:w="120" w:type="dxa"/>
+              <w:bottom w:w="80" w:type="dxa"/>
+              <w:end w:w="120" w:type="dxa"/>
+            </w:tcMar>
+            <w:vAlign w:val="center"/>
+          </w:tcPr>
+          <w:p>
+            <w:pPr>
+              <w:spacing w:line="276" w:lineRule="auto" w:after="0"/>
+            </w:pPr>
+            <w:r>
+              <w:rPr>
+                <w:rFonts w:ascii="Arial" w:hAnsi="Arial" w:eastAsia="Arial"/>
+                <w:sz w:val="18"/>
+              </w:rPr>
+              <w:t>0.563</w:t>
+            </w:r>
+          </w:p>
+        </w:tc>
+        <w:tc>
+          <w:tcPr>
+            <w:tcW w:type="dxa" w:w="1000"/>
+            <w:tcMar>
+              <w:top w:w="80" w:type="dxa"/>
+              <w:start w:w="120" w:type="dxa"/>
+              <w:bottom w:w="80" w:type="dxa"/>
+              <w:end w:w="120" w:type="dxa"/>
+            </w:tcMar>
+            <w:vAlign w:val="center"/>
+          </w:tcPr>
+          <w:p>
+            <w:pPr>
+              <w:spacing w:line="276" w:lineRule="auto" w:after="0"/>
+            </w:pPr>
+            <w:r>
+              <w:rPr>
+                <w:rFonts w:ascii="Arial" w:hAnsi="Arial" w:eastAsia="Arial"/>
+                <w:sz w:val="18"/>
+              </w:rPr>
+              <w:t>0.123</w:t>
+            </w:r>
+          </w:p>
+        </w:tc>
+        <w:tc>
+          <w:tcPr>
+            <w:tcW w:type="dxa" w:w="1160"/>
+            <w:tcMar>
+              <w:top w:w="80" w:type="dxa"/>
+              <w:start w:w="120" w:type="dxa"/>
+              <w:bottom w:w="80" w:type="dxa"/>
+              <w:end w:w="120" w:type="dxa"/>
+            </w:tcMar>
+            <w:vAlign w:val="center"/>
+          </w:tcPr>
+          <w:p>
+            <w:pPr>
+              <w:spacing w:line="276" w:lineRule="auto" w:after="0"/>
+            </w:pPr>
+            <w:r>
+              <w:rPr>
+                <w:rFonts w:ascii="Arial" w:hAnsi="Arial" w:eastAsia="Arial"/>
+                <w:sz w:val="18"/>
+              </w:rPr>
+              <w:t>0.483</w:t>
             </w:r>
           </w:p>
         </w:tc>
@@ -3688,7 +4473,7 @@
                 <w:rFonts w:ascii="Arial" w:hAnsi="Arial" w:eastAsia="Arial"/>
                 <w:sz w:val="18"/>
               </w:rPr>
-              <w:t>EdgeConv post split</w:t>
+              <w:t>MLP affinity</w:t>
             </w:r>
           </w:p>
         </w:tc>
@@ -3712,7 +4497,7 @@
                 <w:rFonts w:ascii="Arial" w:hAnsi="Arial" w:eastAsia="Arial"/>
                 <w:sz w:val="18"/>
               </w:rPr>
-              <w:t>threshold=0.9995</w:t>
+              <w:t>threshold=0.999</w:t>
             </w:r>
           </w:p>
         </w:tc>
@@ -3736,7 +4521,7 @@
                 <w:rFonts w:ascii="Arial" w:hAnsi="Arial" w:eastAsia="Arial"/>
                 <w:sz w:val="18"/>
               </w:rPr>
-              <w:t>12.40</w:t>
+              <w:t>13.39</w:t>
             </w:r>
           </w:p>
         </w:tc>
@@ -3760,7 +4545,7 @@
                 <w:rFonts w:ascii="Arial" w:hAnsi="Arial" w:eastAsia="Arial"/>
                 <w:sz w:val="18"/>
               </w:rPr>
-              <w:t>13.32</w:t>
+              <w:t>17.36</w:t>
             </w:r>
           </w:p>
         </w:tc>
@@ -3784,7 +4569,7 @@
                 <w:rFonts w:ascii="Arial" w:hAnsi="Arial" w:eastAsia="Arial"/>
                 <w:sz w:val="18"/>
               </w:rPr>
-              <w:t>0.229</w:t>
+              <w:t>0.134</w:t>
             </w:r>
           </w:p>
         </w:tc>
@@ -3808,7 +4593,7 @@
                 <w:rFonts w:ascii="Arial" w:hAnsi="Arial" w:eastAsia="Arial"/>
                 <w:sz w:val="18"/>
               </w:rPr>
-              <w:t>0.000</w:t>
+              <w:t>-0.017</w:t>
             </w:r>
           </w:p>
         </w:tc>
@@ -3832,7 +4617,177 @@
                 <w:rFonts w:ascii="Arial" w:hAnsi="Arial" w:eastAsia="Arial"/>
                 <w:sz w:val="18"/>
               </w:rPr>
-              <w:t>0.831</w:t>
+              <w:t>0.887</w:t>
+            </w:r>
+          </w:p>
+        </w:tc>
+      </w:tr>
+      <w:tr>
+        <w:tc>
+          <w:tcPr>
+            <w:tcW w:type="dxa" w:w="1500"/>
+            <w:tcMar>
+              <w:top w:w="80" w:type="dxa"/>
+              <w:start w:w="120" w:type="dxa"/>
+              <w:bottom w:w="80" w:type="dxa"/>
+              <w:end w:w="120" w:type="dxa"/>
+            </w:tcMar>
+            <w:vAlign w:val="center"/>
+          </w:tcPr>
+          <w:p>
+            <w:pPr>
+              <w:spacing w:line="276" w:lineRule="auto" w:after="0"/>
+            </w:pPr>
+            <w:r>
+              <w:rPr>
+                <w:rFonts w:ascii="Arial" w:hAnsi="Arial" w:eastAsia="Arial"/>
+                <w:sz w:val="18"/>
+              </w:rPr>
+              <w:t>DBSCAN</w:t>
+            </w:r>
+          </w:p>
+        </w:tc>
+        <w:tc>
+          <w:tcPr>
+            <w:tcW w:type="dxa" w:w="2600"/>
+            <w:tcMar>
+              <w:top w:w="80" w:type="dxa"/>
+              <w:start w:w="120" w:type="dxa"/>
+              <w:bottom w:w="80" w:type="dxa"/>
+              <w:end w:w="120" w:type="dxa"/>
+            </w:tcMar>
+            <w:vAlign w:val="center"/>
+          </w:tcPr>
+          <w:p>
+            <w:pPr>
+              <w:spacing w:line="276" w:lineRule="auto" w:after="0"/>
+            </w:pPr>
+            <w:r>
+              <w:rPr>
+                <w:rFonts w:ascii="Arial" w:hAnsi="Arial" w:eastAsia="Arial"/>
+                <w:sz w:val="18"/>
+              </w:rPr>
+              <w:t>eps=0.025,min=6,zw=1.35</w:t>
+            </w:r>
+          </w:p>
+        </w:tc>
+        <w:tc>
+          <w:tcPr>
+            <w:tcW w:type="dxa" w:w="1300"/>
+            <w:tcMar>
+              <w:top w:w="80" w:type="dxa"/>
+              <w:start w:w="120" w:type="dxa"/>
+              <w:bottom w:w="80" w:type="dxa"/>
+              <w:end w:w="120" w:type="dxa"/>
+            </w:tcMar>
+            <w:vAlign w:val="center"/>
+          </w:tcPr>
+          <w:p>
+            <w:pPr>
+              <w:spacing w:line="276" w:lineRule="auto" w:after="0"/>
+            </w:pPr>
+            <w:r>
+              <w:rPr>
+                <w:rFonts w:ascii="Arial" w:hAnsi="Arial" w:eastAsia="Arial"/>
+                <w:sz w:val="18"/>
+              </w:rPr>
+              <w:t>18.70</w:t>
+            </w:r>
+          </w:p>
+        </w:tc>
+        <w:tc>
+          <w:tcPr>
+            <w:tcW w:type="dxa" w:w="1300"/>
+            <w:tcMar>
+              <w:top w:w="80" w:type="dxa"/>
+              <w:start w:w="120" w:type="dxa"/>
+              <w:bottom w:w="80" w:type="dxa"/>
+              <w:end w:w="120" w:type="dxa"/>
+            </w:tcMar>
+            <w:vAlign w:val="center"/>
+          </w:tcPr>
+          <w:p>
+            <w:pPr>
+              <w:spacing w:line="276" w:lineRule="auto" w:after="0"/>
+            </w:pPr>
+            <w:r>
+              <w:rPr>
+                <w:rFonts w:ascii="Arial" w:hAnsi="Arial" w:eastAsia="Arial"/>
+                <w:sz w:val="18"/>
+              </w:rPr>
+              <w:t>13.39</w:t>
+            </w:r>
+          </w:p>
+        </w:tc>
+        <w:tc>
+          <w:tcPr>
+            <w:tcW w:type="dxa" w:w="900"/>
+            <w:tcMar>
+              <w:top w:w="80" w:type="dxa"/>
+              <w:start w:w="120" w:type="dxa"/>
+              <w:bottom w:w="80" w:type="dxa"/>
+              <w:end w:w="120" w:type="dxa"/>
+            </w:tcMar>
+            <w:vAlign w:val="center"/>
+          </w:tcPr>
+          <w:p>
+            <w:pPr>
+              <w:spacing w:line="276" w:lineRule="auto" w:after="0"/>
+            </w:pPr>
+            <w:r>
+              <w:rPr>
+                <w:rFonts w:ascii="Arial" w:hAnsi="Arial" w:eastAsia="Arial"/>
+                <w:sz w:val="18"/>
+              </w:rPr>
+              <w:t>0.524</w:t>
+            </w:r>
+          </w:p>
+        </w:tc>
+        <w:tc>
+          <w:tcPr>
+            <w:tcW w:type="dxa" w:w="900"/>
+            <w:tcMar>
+              <w:top w:w="80" w:type="dxa"/>
+              <w:start w:w="120" w:type="dxa"/>
+              <w:bottom w:w="80" w:type="dxa"/>
+              <w:end w:w="120" w:type="dxa"/>
+            </w:tcMar>
+            <w:vAlign w:val="center"/>
+          </w:tcPr>
+          <w:p>
+            <w:pPr>
+              <w:spacing w:line="276" w:lineRule="auto" w:after="0"/>
+            </w:pPr>
+            <w:r>
+              <w:rPr>
+                <w:rFonts w:ascii="Arial" w:hAnsi="Arial" w:eastAsia="Arial"/>
+                <w:sz w:val="18"/>
+              </w:rPr>
+              <w:t>0.031</w:t>
+            </w:r>
+          </w:p>
+        </w:tc>
+        <w:tc>
+          <w:tcPr>
+            <w:tcW w:type="dxa" w:w="860"/>
+            <w:tcMar>
+              <w:top w:w="80" w:type="dxa"/>
+              <w:start w:w="120" w:type="dxa"/>
+              <w:bottom w:w="80" w:type="dxa"/>
+              <w:end w:w="120" w:type="dxa"/>
+            </w:tcMar>
+            <w:vAlign w:val="center"/>
+          </w:tcPr>
+          <w:p>
+            <w:pPr>
+              <w:spacing w:line="276" w:lineRule="auto" w:after="0"/>
+            </w:pPr>
+            <w:r>
+              <w:rPr>
+                <w:rFonts w:ascii="Arial" w:hAnsi="Arial" w:eastAsia="Arial"/>
+                <w:sz w:val="18"/>
+              </w:rPr>
+              <w:t>0.464</w:t>
             </w:r>
           </w:p>
         </w:tc>
@@ -3882,7 +4837,7 @@
                 <w:rFonts w:ascii="Arial" w:hAnsi="Arial" w:eastAsia="Arial"/>
                 <w:sz w:val="18"/>
               </w:rPr>
-              <w:t>d=0.070,z=0.040,c=0.050,thr=0.85</w:t>
+              <w:t>d=0.050,z=0.060,c=0.050,thr=0.85</w:t>
             </w:r>
           </w:p>
         </w:tc>
@@ -3906,7 +4861,7 @@
                 <w:rFonts w:ascii="Arial" w:hAnsi="Arial" w:eastAsia="Arial"/>
                 <w:sz w:val="18"/>
               </w:rPr>
-              <w:t>14.37</w:t>
+              <w:t>19.03</w:t>
             </w:r>
           </w:p>
         </w:tc>
@@ -3930,7 +4885,7 @@
                 <w:rFonts w:ascii="Arial" w:hAnsi="Arial" w:eastAsia="Arial"/>
                 <w:sz w:val="18"/>
               </w:rPr>
-              <w:t>12.74</w:t>
+              <w:t>16.90</w:t>
             </w:r>
           </w:p>
         </w:tc>
@@ -3954,7 +4909,7 @@
                 <w:rFonts w:ascii="Arial" w:hAnsi="Arial" w:eastAsia="Arial"/>
                 <w:sz w:val="18"/>
               </w:rPr>
-              <w:t>0.379</w:t>
+              <w:t>0.362</w:t>
             </w:r>
           </w:p>
         </w:tc>
@@ -3978,7 +4933,7 @@
                 <w:rFonts w:ascii="Arial" w:hAnsi="Arial" w:eastAsia="Arial"/>
                 <w:sz w:val="18"/>
               </w:rPr>
-              <w:t>0.005</w:t>
+              <w:t>-0.016</w:t>
             </w:r>
           </w:p>
         </w:tc>
@@ -4002,7 +4957,7 @@
                 <w:rFonts w:ascii="Arial" w:hAnsi="Arial" w:eastAsia="Arial"/>
                 <w:sz w:val="18"/>
               </w:rPr>
-              <w:t>0.694</w:t>
+              <w:t>0.671</w:t>
             </w:r>
           </w:p>
         </w:tc>
@@ -4028,7 +4983,7 @@
                 <w:rFonts w:ascii="Arial" w:hAnsi="Arial" w:eastAsia="Arial"/>
                 <w:sz w:val="18"/>
               </w:rPr>
-              <w:t>MLP affinity</w:t>
+              <w:t>EdgeConv hybrid bridge</w:t>
             </w:r>
           </w:p>
         </w:tc>
@@ -4052,7 +5007,7 @@
                 <w:rFonts w:ascii="Arial" w:hAnsi="Arial" w:eastAsia="Arial"/>
                 <w:sz w:val="18"/>
               </w:rPr>
-              <w:t>threshold=0.999</w:t>
+              <w:t>threshold=0.9999,bridge=0.50,graph=0.85</w:t>
             </w:r>
           </w:p>
         </w:tc>
@@ -4076,7 +5031,7 @@
                 <w:rFonts w:ascii="Arial" w:hAnsi="Arial" w:eastAsia="Arial"/>
                 <w:sz w:val="18"/>
               </w:rPr>
-              <w:t>16.15</w:t>
+              <w:t>29.26</w:t>
             </w:r>
           </w:p>
         </w:tc>
@@ -4100,7 +5055,7 @@
                 <w:rFonts w:ascii="Arial" w:hAnsi="Arial" w:eastAsia="Arial"/>
                 <w:sz w:val="18"/>
               </w:rPr>
-              <w:t>14.64</w:t>
+              <w:t>29.66</w:t>
             </w:r>
           </w:p>
         </w:tc>
@@ -4124,7 +5079,7 @@
                 <w:rFonts w:ascii="Arial" w:hAnsi="Arial" w:eastAsia="Arial"/>
                 <w:sz w:val="18"/>
               </w:rPr>
-              <w:t>0.123</w:t>
+              <w:t>0.754</w:t>
             </w:r>
           </w:p>
         </w:tc>
@@ -4148,7 +5103,7 @@
                 <w:rFonts w:ascii="Arial" w:hAnsi="Arial" w:eastAsia="Arial"/>
                 <w:sz w:val="18"/>
               </w:rPr>
-              <w:t>-0.006</w:t>
+              <w:t>0.349</w:t>
             </w:r>
           </w:p>
         </w:tc>
@@ -4172,177 +5127,7 @@
                 <w:rFonts w:ascii="Arial" w:hAnsi="Arial" w:eastAsia="Arial"/>
                 <w:sz w:val="18"/>
               </w:rPr>
-              <w:t>0.908</w:t>
-            </w:r>
-          </w:p>
-        </w:tc>
-      </w:tr>
-      <w:tr>
-        <w:tc>
-          <w:tcPr>
-            <w:tcW w:type="dxa" w:w="1500"/>
-            <w:tcMar>
-              <w:top w:w="80" w:type="dxa"/>
-              <w:start w:w="120" w:type="dxa"/>
-              <w:bottom w:w="80" w:type="dxa"/>
-              <w:end w:w="120" w:type="dxa"/>
-            </w:tcMar>
-            <w:vAlign w:val="center"/>
-          </w:tcPr>
-          <w:p>
-            <w:pPr>
-              <w:spacing w:line="276" w:lineRule="auto" w:after="0"/>
-            </w:pPr>
-            <w:r>
-              <w:rPr>
-                <w:rFonts w:ascii="Arial" w:hAnsi="Arial" w:eastAsia="Arial"/>
-                <w:sz w:val="18"/>
-              </w:rPr>
-              <w:t>DBSCAN</w:t>
-            </w:r>
-          </w:p>
-        </w:tc>
-        <w:tc>
-          <w:tcPr>
-            <w:tcW w:type="dxa" w:w="2600"/>
-            <w:tcMar>
-              <w:top w:w="80" w:type="dxa"/>
-              <w:start w:w="120" w:type="dxa"/>
-              <w:bottom w:w="80" w:type="dxa"/>
-              <w:end w:w="120" w:type="dxa"/>
-            </w:tcMar>
-            <w:vAlign w:val="center"/>
-          </w:tcPr>
-          <w:p>
-            <w:pPr>
-              <w:spacing w:line="276" w:lineRule="auto" w:after="0"/>
-            </w:pPr>
-            <w:r>
-              <w:rPr>
-                <w:rFonts w:ascii="Arial" w:hAnsi="Arial" w:eastAsia="Arial"/>
-                <w:sz w:val="18"/>
-              </w:rPr>
-              <w:t>eps=0.025,min=6,zw=1.00</w:t>
-            </w:r>
-          </w:p>
-        </w:tc>
-        <w:tc>
-          <w:tcPr>
-            <w:tcW w:type="dxa" w:w="1300"/>
-            <w:tcMar>
-              <w:top w:w="80" w:type="dxa"/>
-              <w:start w:w="120" w:type="dxa"/>
-              <w:bottom w:w="80" w:type="dxa"/>
-              <w:end w:w="120" w:type="dxa"/>
-            </w:tcMar>
-            <w:vAlign w:val="center"/>
-          </w:tcPr>
-          <w:p>
-            <w:pPr>
-              <w:spacing w:line="276" w:lineRule="auto" w:after="0"/>
-            </w:pPr>
-            <w:r>
-              <w:rPr>
-                <w:rFonts w:ascii="Arial" w:hAnsi="Arial" w:eastAsia="Arial"/>
-                <w:sz w:val="18"/>
-              </w:rPr>
-              <w:t>18.99</w:t>
-            </w:r>
-          </w:p>
-        </w:tc>
-        <w:tc>
-          <w:tcPr>
-            <w:tcW w:type="dxa" w:w="1300"/>
-            <w:tcMar>
-              <w:top w:w="80" w:type="dxa"/>
-              <w:start w:w="120" w:type="dxa"/>
-              <w:bottom w:w="80" w:type="dxa"/>
-              <w:end w:w="120" w:type="dxa"/>
-            </w:tcMar>
-            <w:vAlign w:val="center"/>
-          </w:tcPr>
-          <w:p>
-            <w:pPr>
-              <w:spacing w:line="276" w:lineRule="auto" w:after="0"/>
-            </w:pPr>
-            <w:r>
-              <w:rPr>
-                <w:rFonts w:ascii="Arial" w:hAnsi="Arial" w:eastAsia="Arial"/>
-                <w:sz w:val="18"/>
-              </w:rPr>
-              <w:t>15.31</w:t>
-            </w:r>
-          </w:p>
-        </w:tc>
-        <w:tc>
-          <w:tcPr>
-            <w:tcW w:type="dxa" w:w="900"/>
-            <w:tcMar>
-              <w:top w:w="80" w:type="dxa"/>
-              <w:start w:w="120" w:type="dxa"/>
-              <w:bottom w:w="80" w:type="dxa"/>
-              <w:end w:w="120" w:type="dxa"/>
-            </w:tcMar>
-            <w:vAlign w:val="center"/>
-          </w:tcPr>
-          <w:p>
-            <w:pPr>
-              <w:spacing w:line="276" w:lineRule="auto" w:after="0"/>
-            </w:pPr>
-            <w:r>
-              <w:rPr>
-                <w:rFonts w:ascii="Arial" w:hAnsi="Arial" w:eastAsia="Arial"/>
-                <w:sz w:val="18"/>
-              </w:rPr>
-              <w:t>0.586</w:t>
-            </w:r>
-          </w:p>
-        </w:tc>
-        <w:tc>
-          <w:tcPr>
-            <w:tcW w:type="dxa" w:w="900"/>
-            <w:tcMar>
-              <w:top w:w="80" w:type="dxa"/>
-              <w:start w:w="120" w:type="dxa"/>
-              <w:bottom w:w="80" w:type="dxa"/>
-              <w:end w:w="120" w:type="dxa"/>
-            </w:tcMar>
-            <w:vAlign w:val="center"/>
-          </w:tcPr>
-          <w:p>
-            <w:pPr>
-              <w:spacing w:line="276" w:lineRule="auto" w:after="0"/>
-            </w:pPr>
-            <w:r>
-              <w:rPr>
-                <w:rFonts w:ascii="Arial" w:hAnsi="Arial" w:eastAsia="Arial"/>
-                <w:sz w:val="18"/>
-              </w:rPr>
-              <w:t>0.039</w:t>
-            </w:r>
-          </w:p>
-        </w:tc>
-        <w:tc>
-          <w:tcPr>
-            <w:tcW w:type="dxa" w:w="860"/>
-            <w:tcMar>
-              <w:top w:w="80" w:type="dxa"/>
-              <w:start w:w="120" w:type="dxa"/>
-              <w:bottom w:w="80" w:type="dxa"/>
-              <w:end w:w="120" w:type="dxa"/>
-            </w:tcMar>
-            <w:vAlign w:val="center"/>
-          </w:tcPr>
-          <w:p>
-            <w:pPr>
-              <w:spacing w:line="276" w:lineRule="auto" w:after="0"/>
-            </w:pPr>
-            <w:r>
-              <w:rPr>
-                <w:rFonts w:ascii="Arial" w:hAnsi="Arial" w:eastAsia="Arial"/>
-                <w:sz w:val="18"/>
-              </w:rPr>
-              <w:t>0.423</w:t>
+              <w:t>0.272</w:t>
             </w:r>
           </w:p>
         </w:tc>
@@ -4416,7 +5201,7 @@
                 <w:rFonts w:ascii="Arial" w:hAnsi="Arial" w:eastAsia="Arial"/>
                 <w:sz w:val="18"/>
               </w:rPr>
-              <w:t>116.01</w:t>
+              <w:t>133.37</w:t>
             </w:r>
           </w:p>
         </w:tc>
@@ -4440,7 +5225,7 @@
                 <w:rFonts w:ascii="Arial" w:hAnsi="Arial" w:eastAsia="Arial"/>
                 <w:sz w:val="18"/>
               </w:rPr>
-              <w:t>105.13</w:t>
+              <w:t>126.73</w:t>
             </w:r>
           </w:p>
         </w:tc>
@@ -4464,7 +5249,7 @@
                 <w:rFonts w:ascii="Arial" w:hAnsi="Arial" w:eastAsia="Arial"/>
                 <w:sz w:val="18"/>
               </w:rPr>
-              <w:t>0.751</w:t>
+              <w:t>0.857</w:t>
             </w:r>
           </w:p>
         </w:tc>
@@ -4488,7 +5273,7 @@
                 <w:rFonts w:ascii="Arial" w:hAnsi="Arial" w:eastAsia="Arial"/>
                 <w:sz w:val="18"/>
               </w:rPr>
-              <w:t>0.325</w:t>
+              <w:t>0.701</w:t>
             </w:r>
           </w:p>
         </w:tc>
@@ -4512,7 +5297,7 @@
                 <w:rFonts w:ascii="Arial" w:hAnsi="Arial" w:eastAsia="Arial"/>
                 <w:sz w:val="18"/>
               </w:rPr>
-              <w:t>0.195</w:t>
+              <w:t>0.085</w:t>
             </w:r>
           </w:p>
         </w:tc>
@@ -4531,8 +5316,8 @@
       <w:r>
         <w:drawing>
           <wp:inline xmlns:a="http://schemas.openxmlformats.org/drawingml/2006/main" xmlns:pic="http://schemas.openxmlformats.org/drawingml/2006/picture">
-            <wp:extent cx="5040000" cy="3028924"/>
-            <wp:docPr id="7" name="Picture 7"/>
+            <wp:extent cx="5040000" cy="2968767"/>
+            <wp:docPr id="8" name="Picture 8"/>
             <wp:cNvGraphicFramePr>
               <a:graphicFrameLocks noChangeAspect="1"/>
             </wp:cNvGraphicFramePr>
@@ -4544,7 +5329,7 @@
                     <pic:cNvPicPr/>
                   </pic:nvPicPr>
                   <pic:blipFill>
-                    <a:blip r:embed="rId16"/>
+                    <a:blip r:embed="rId17"/>
                     <a:stretch>
                       <a:fillRect/>
                     </a:stretch>
@@ -4552,7 +5337,7 @@
                   <pic:spPr>
                     <a:xfrm>
                       <a:off x="0" y="0"/>
-                      <a:ext cx="5040000" cy="3028924"/>
+                      <a:ext cx="5040000" cy="2968767"/>
                     </a:xfrm>
                     <a:prstGeom prst="rect"/>
                   </pic:spPr>
@@ -4573,10 +5358,10 @@
         <w:rPr>
           <w:b/>
         </w:rPr>
-        <w:t xml:space="preserve">Figure 7. </w:t>
+        <w:t xml:space="preserve">Figure 8. </w:t>
       </w:r>
       <w:r>
-        <w:t>Held-out test mean absolute P80 error for the latest 150-fragment comparison</w:t>
+        <w:t>Held-out test mean absolute P80 error for the HPR exterior 150-fragment comparison</w:t>
       </w:r>
     </w:p>
     <w:p>
@@ -4587,7 +5372,7 @@
         <w:drawing>
           <wp:inline xmlns:a="http://schemas.openxmlformats.org/drawingml/2006/main" xmlns:pic="http://schemas.openxmlformats.org/drawingml/2006/picture">
             <wp:extent cx="4680000" cy="2897143"/>
-            <wp:docPr id="8" name="Picture 8"/>
+            <wp:docPr id="9" name="Picture 9"/>
             <wp:cNvGraphicFramePr>
               <a:graphicFrameLocks noChangeAspect="1"/>
             </wp:cNvGraphicFramePr>
@@ -4599,7 +5384,7 @@
                     <pic:cNvPicPr/>
                   </pic:nvPicPr>
                   <pic:blipFill>
-                    <a:blip r:embed="rId17"/>
+                    <a:blip r:embed="rId18"/>
                     <a:stretch>
                       <a:fillRect/>
                     </a:stretch>
@@ -4628,10 +5413,10 @@
         <w:rPr>
           <w:b/>
         </w:rPr>
-        <w:t xml:space="preserve">Figure 8. </w:t>
+        <w:t xml:space="preserve">Figure 9. </w:t>
       </w:r>
       <w:r>
-        <w:t>Held-out test distribution of absolute P80 error for the validation-selected EdgeConv post-split setting</w:t>
+        <w:t>Held-out test distribution of absolute P80 error for the validation-selected EdgeConv hybrid setting</w:t>
       </w:r>
     </w:p>
     <w:p>
@@ -4650,7 +5435,7 @@
         <w:jc w:val="left"/>
       </w:pPr>
       <w:r>
-        <w:t>The results suggest that the benchmark is diagnosing two separate behaviours. EdgeConv learns useful edge affinity, as indicated by the training curve and validation average precision, but the final size proxy is sensitive to the probability threshold and component rules. In the latest realistic-pile setting, a fine high-threshold sweep let EdgeConv outperform the calibrated graph-threshold rule on P80 error. However, this setting also cut the surface into many small components and produced a high noise fraction, so it should be interpreted as P80-oriented calibration rather than clean fragment segmentation.</w:t>
+        <w:t>The results suggest that the benchmark is diagnosing two separate behaviours. EdgeConv learns useful edge affinity, as indicated by the training curve and validation average precision, but the final size proxy is sensitive to the probability threshold, component rules, and how visible-surface clusters are converted into a volume-weighted PSD proxy. In the HPR exterior run, EdgeConv achieved substantially stronger instance diagnostics than the MLP baseline (mean NMI 0.754 and ARI 0.349 for the selected EdgeConv hybrid setting, compared with NMI 0.134 and negative ARI for MLP). Nevertheless, MLP produced the lowest held-out P80 error because its very noisy, coarse components happened to preserve the P80 proxy better.</w:t>
       </w:r>
     </w:p>
     <w:p>
@@ -4668,7 +5453,7 @@
         <w:jc w:val="left"/>
       </w:pPr>
       <w:r>
-        <w:t>The baseline comparison also shows why the graph formulation remains useful. Density clustering and simple region growing can capture some surface continuity, but they are brittle when point density, local slopes, and fragment spacing vary. The multilayer perceptron edge-affinity baseline lacks dynamic neighbourhood feature aggregation. EdgeConv is therefore retained as the main learning model because it is the most direct learned analogue of the local graph decision required by the problem, even though its threshold and merge rules still need improvement.</w:t>
+        <w:t>The baseline comparison also shows why the graph formulation remains useful even when the P80 ranking is not led by EdgeConv. Density clustering and simple region growing can capture some surface continuity, but they are brittle when point density, local slopes, and fragment spacing vary. The multilayer perceptron edge-affinity baseline lacks dynamic neighbourhood feature aggregation and produced a high noise fraction of 0.887. EdgeConv is therefore retained as the main learning model for fragment-aware exterior segmentation, while the P80 result identifies the next bottleneck: PSD-aware component calibration.</w:t>
       </w:r>
     </w:p>
     <w:p>
@@ -4715,7 +5500,7 @@
         <w:jc w:val="left"/>
       </w:pPr>
       <w:r>
-        <w:t>A labelled synthetic exterior point-cloud benchmark was developed for rockpile fragmentation monitoring. The workflow generates individual fragment meshes, constructs 150-fragment rockpile scenes, filters the full geometry to exterior-only scan proxies, and evaluates same-fragment edge-affinity learning against multiple baselines. The latest 100-scene comparison showed that the graph-threshold baseline achieved the lowest held-out mean absolute passing-size error, while EdgeConv learned strong local affinity but remained sensitive to threshold and post-processing calibration. The benchmark therefore provides a useful pre-field environment for separating model learning, component formation, and visible-surface size-proxy estimation.</w:t>
+        <w:t>A labelled synthetic exterior point-cloud benchmark was developed for rockpile fragmentation monitoring. The workflow generates individual fragment meshes, constructs 150-fragment rockpile scenes, filters the full geometry to exterior-only scan proxies, and evaluates same-fragment edge-affinity learning against multiple baselines. The latest HPR-refiltered 100-scene comparison showed that the MLP affinity baseline achieved the lowest held-out mean absolute passing-size error, while EdgeConv learned stronger local affinity and produced better instance diagnostics but remained sensitive to threshold, merging, and PSD-proxy calibration. The benchmark therefore provides a useful pre-field environment for separating model learning, component formation, and visible-surface size-proxy estimation.</w:t>
       </w:r>
     </w:p>
     <w:p>

--- a/manuscript/saimm_manuscript.docx
+++ b/manuscript/saimm_manuscript.docx
@@ -59,7 +59,7 @@
         <w:jc w:val="left"/>
       </w:pPr>
       <w:r>
-        <w:t>Post-blast rockpile fragmentation controls loading, hauling, and crushing performance, but field point clouds rarely provide fragment-level labels or independent size references. This study presents a synthetic benchmark for exterior rockpile point clouds in which individual rock-like fragments are generated first, assembled into labelled piles, filtered to retain only visible exterior points, and then used to compare fragment clustering methods. A graph EdgeConv model predicts whether neighbouring exterior points belong to the same fragment, and thresholded edge affinities are converted into connected components and visible-surface particle-size proxies. The same 100 scenes, each containing 150 fragments, were used for all methods with a 60:20:20 train, validation, and test split. The revised dataset applies multi-view Hidden Point Removal to the stored fragment poses, producing a stricter photogrammetry-like exterior shell. EdgeConv learned strong same-fragment affinity on this target, with validation average precision increasing to 0.962 after 24 epochs. However, the selected EdgeConv hybrid component rule gave a held-out mean absolute eighty per cent passing-size error of 29.26 per cent, while the MLP affinity, DBSCAN, and graph-threshold baselines gave 13.39, 18.70, and 19.03 per cent, respectively. EdgeConv produced much stronger instance diagnostics than the MLP baseline, but the size proxy was worse. The result shows that synthetic exterior piles can separate two questions that are often conflated in rockpile monitoring: whether visible fragments are cleanly segmented, and whether the resulting surface clusters recover a useful size-distribution proxy. The benchmark is intended as a reproducible pre-field testbed rather than a replacement for mine-site calibration.</w:t>
+        <w:t>Post-blast rockpile fragmentation controls loading, hauling, and crushing performance, but field point clouds rarely provide fragment-level labels or independent size references. This study presents a synthetic benchmark for exterior rockpile point clouds in which individual rock-like fragments are generated first, assembled into labelled piles, filtered to retain only visible exterior points, and then used to compare fragment clustering methods. A graph EdgeConv model predicts whether neighbouring exterior points belong to the same fragment, and thresholded edge affinities are converted into connected components and visible-surface particle-size proxies. The same 100 scenes, each containing 150 fragments, were used for all methods with a 60:20:20 train, validation, and test split. The revised dataset applies multi-view Hidden Point Removal to the stored fragment poses, producing a stricter photogrammetry-like exterior shell. EdgeConv learned strong same-fragment affinity on this target, with validation average precision increasing to 0.962 after 24 epochs. The experiment is reported as three linked tasks: segmentation against exterior labels, exterior-size proxy recovery against oracle exterior labels, and full-pile PSD recovery after a validation-fitted exterior-to-full calibration layer. Oracle exterior labels still overestimated full-pile P80 by 22.94 per cent on the held-out test scenes, showing that exterior visibility imposes a systematic size bias even before model error is considered. After fitting a linear P80 calibration only on the validation scenes, EdgeConv reduced held-out full-P80 mean absolute error from 29.26-34.15 per cent to 5.00-5.46 per cent across the tested post-processing variants. The benchmark is intended as a reproducible pre-field testbed for separating visible-fragment segmentation from mine-site PSD calibration.</w:t>
       </w:r>
     </w:p>
     <w:p>
@@ -2571,6 +2571,34 @@
     </w:p>
     <w:p>
       <w:pPr>
+        <w:pStyle w:val="Heading2"/>
+        <w:spacing w:line="360" w:lineRule="auto"/>
+        <w:jc w:val="left"/>
+      </w:pPr>
+      <w:r>
+        <w:t>Exterior-to-full PSD calibration</w:t>
+      </w:r>
+    </w:p>
+    <w:p>
+      <w:pPr>
+        <w:spacing w:line="360" w:lineRule="auto"/>
+        <w:jc w:val="left"/>
+      </w:pPr>
+      <w:r>
+        <w:t>Because an exterior scan cannot observe buried fragment volume, the final PSD comparison was separated into three stages. First, segmentation quality was measured by comparing predicted component labels with exterior fragment labels. Second, the predicted exterior P80 was compared with an oracle exterior P80 computed from the same retained HPR points but using the true fragment labels. Third, full-pile PSD recovery was evaluated after a simple linear calibration from predicted exterior P80 to full ground-truth P80. The calibration model, P80_full = a P80_exterior + b, was fitted only on the 20 validation scenes and then frozen before evaluating the 20 test scenes.</w:t>
+      </w:r>
+    </w:p>
+    <w:p>
+      <w:pPr>
+        <w:spacing w:line="360" w:lineRule="auto"/>
+        <w:jc w:val="left"/>
+      </w:pPr>
+      <w:r>
+        <w:t>This calibration layer is not intended to hide segmentation error. Instead, it recognises that even perfect exterior labels do not reproduce the full-pile size distribution exactly. Reporting the oracle exterior bias, the predicted exterior-proxy error, and the calibrated full-P80 error makes the visibility error and the model error explicit.</w:t>
+      </w:r>
+    </w:p>
+    <w:p>
+      <w:pPr>
         <w:pStyle w:val="Heading1"/>
         <w:spacing w:line="360" w:lineRule="auto"/>
         <w:jc w:val="left"/>
@@ -4232,6 +4260,11 @@
       </w:pPr>
     </w:p>
     <w:p>
+      <w:r>
+        <w:br w:type="page"/>
+      </w:r>
+    </w:p>
+    <w:p>
       <w:pPr>
         <w:pStyle w:val="Caption"/>
         <w:spacing w:line="360" w:lineRule="auto"/>
@@ -4244,7 +4277,1776 @@
         <w:t xml:space="preserve">Table 6. </w:t>
       </w:r>
       <w:r>
-        <w:t>Latest 150-fragment held-out test comparison after retraining or recalibrating all baseline methods on the same scene split</w:t>
+        <w:t>Oracle exterior-label P80 bias relative to the full ground-truth PSD</w:t>
+      </w:r>
+    </w:p>
+    <w:tbl>
+      <w:tblPr>
+        <w:tblStyle w:val="TableGrid"/>
+        <w:tblW w:type="dxa" w:w="9360"/>
+        <w:jc w:val="left"/>
+        <w:tblLayout w:type="fixed"/>
+        <w:tblLook w:firstColumn="1" w:firstRow="1" w:lastColumn="0" w:lastRow="0" w:noHBand="0" w:noVBand="1" w:val="04A0"/>
+        <w:tblInd w:w="0" w:type="dxa"/>
+      </w:tblPr>
+      <w:tblGrid>
+        <w:gridCol w:w="1000"/>
+        <w:gridCol w:w="900"/>
+        <w:gridCol w:w="1700"/>
+        <w:gridCol w:w="1500"/>
+        <w:gridCol w:w="1400"/>
+        <w:gridCol w:w="1400"/>
+        <w:gridCol w:w="1460"/>
+      </w:tblGrid>
+      <w:tr>
+        <w:trPr>
+          <w:tblHeader w:val="true"/>
+        </w:trPr>
+        <w:tc>
+          <w:tcPr>
+            <w:tcW w:type="dxa" w:w="1000"/>
+            <w:shd w:fill="EDEDED"/>
+            <w:tcMar>
+              <w:top w:w="80" w:type="dxa"/>
+              <w:start w:w="120" w:type="dxa"/>
+              <w:bottom w:w="80" w:type="dxa"/>
+              <w:end w:w="120" w:type="dxa"/>
+            </w:tcMar>
+            <w:vAlign w:val="center"/>
+          </w:tcPr>
+          <w:p>
+            <w:pPr>
+              <w:spacing w:line="276" w:lineRule="auto" w:after="0"/>
+            </w:pPr>
+            <w:r>
+              <w:rPr>
+                <w:rFonts w:ascii="Arial" w:hAnsi="Arial" w:eastAsia="Arial"/>
+                <w:b/>
+                <w:sz w:val="18"/>
+              </w:rPr>
+              <w:t>Split</w:t>
+            </w:r>
+          </w:p>
+        </w:tc>
+        <w:tc>
+          <w:tcPr>
+            <w:tcW w:type="dxa" w:w="900"/>
+            <w:shd w:fill="EDEDED"/>
+            <w:tcMar>
+              <w:top w:w="80" w:type="dxa"/>
+              <w:start w:w="120" w:type="dxa"/>
+              <w:bottom w:w="80" w:type="dxa"/>
+              <w:end w:w="120" w:type="dxa"/>
+            </w:tcMar>
+            <w:vAlign w:val="center"/>
+          </w:tcPr>
+          <w:p>
+            <w:pPr>
+              <w:spacing w:line="276" w:lineRule="auto" w:after="0"/>
+            </w:pPr>
+            <w:r>
+              <w:rPr>
+                <w:rFonts w:ascii="Arial" w:hAnsi="Arial" w:eastAsia="Arial"/>
+                <w:b/>
+                <w:sz w:val="18"/>
+              </w:rPr>
+              <w:t>Scenes</w:t>
+            </w:r>
+          </w:p>
+        </w:tc>
+        <w:tc>
+          <w:tcPr>
+            <w:tcW w:type="dxa" w:w="1700"/>
+            <w:shd w:fill="EDEDED"/>
+            <w:tcMar>
+              <w:top w:w="80" w:type="dxa"/>
+              <w:start w:w="120" w:type="dxa"/>
+              <w:bottom w:w="80" w:type="dxa"/>
+              <w:end w:w="120" w:type="dxa"/>
+            </w:tcMar>
+            <w:vAlign w:val="center"/>
+          </w:tcPr>
+          <w:p>
+            <w:pPr>
+              <w:spacing w:line="276" w:lineRule="auto" w:after="0"/>
+            </w:pPr>
+            <w:r>
+              <w:rPr>
+                <w:rFonts w:ascii="Arial" w:hAnsi="Arial" w:eastAsia="Arial"/>
+                <w:b/>
+                <w:sz w:val="18"/>
+              </w:rPr>
+              <w:t>Oracle ext. P80 (mm)</w:t>
+            </w:r>
+          </w:p>
+        </w:tc>
+        <w:tc>
+          <w:tcPr>
+            <w:tcW w:type="dxa" w:w="1500"/>
+            <w:shd w:fill="EDEDED"/>
+            <w:tcMar>
+              <w:top w:w="80" w:type="dxa"/>
+              <w:start w:w="120" w:type="dxa"/>
+              <w:bottom w:w="80" w:type="dxa"/>
+              <w:end w:w="120" w:type="dxa"/>
+            </w:tcMar>
+            <w:vAlign w:val="center"/>
+          </w:tcPr>
+          <w:p>
+            <w:pPr>
+              <w:spacing w:line="276" w:lineRule="auto" w:after="0"/>
+            </w:pPr>
+            <w:r>
+              <w:rPr>
+                <w:rFonts w:ascii="Arial" w:hAnsi="Arial" w:eastAsia="Arial"/>
+                <w:b/>
+                <w:sz w:val="18"/>
+              </w:rPr>
+              <w:t>Full P80 (mm)</w:t>
+            </w:r>
+          </w:p>
+        </w:tc>
+        <w:tc>
+          <w:tcPr>
+            <w:tcW w:type="dxa" w:w="1400"/>
+            <w:shd w:fill="EDEDED"/>
+            <w:tcMar>
+              <w:top w:w="80" w:type="dxa"/>
+              <w:start w:w="120" w:type="dxa"/>
+              <w:bottom w:w="80" w:type="dxa"/>
+              <w:end w:w="120" w:type="dxa"/>
+            </w:tcMar>
+            <w:vAlign w:val="center"/>
+          </w:tcPr>
+          <w:p>
+            <w:pPr>
+              <w:spacing w:line="276" w:lineRule="auto" w:after="0"/>
+            </w:pPr>
+            <w:r>
+              <w:rPr>
+                <w:rFonts w:ascii="Arial" w:hAnsi="Arial" w:eastAsia="Arial"/>
+                <w:b/>
+                <w:sz w:val="18"/>
+              </w:rPr>
+              <w:t>Signed bias (%)</w:t>
+            </w:r>
+          </w:p>
+        </w:tc>
+        <w:tc>
+          <w:tcPr>
+            <w:tcW w:type="dxa" w:w="1400"/>
+            <w:shd w:fill="EDEDED"/>
+            <w:tcMar>
+              <w:top w:w="80" w:type="dxa"/>
+              <w:start w:w="120" w:type="dxa"/>
+              <w:bottom w:w="80" w:type="dxa"/>
+              <w:end w:w="120" w:type="dxa"/>
+            </w:tcMar>
+            <w:vAlign w:val="center"/>
+          </w:tcPr>
+          <w:p>
+            <w:pPr>
+              <w:spacing w:line="276" w:lineRule="auto" w:after="0"/>
+            </w:pPr>
+            <w:r>
+              <w:rPr>
+                <w:rFonts w:ascii="Arial" w:hAnsi="Arial" w:eastAsia="Arial"/>
+                <w:b/>
+                <w:sz w:val="18"/>
+              </w:rPr>
+              <w:t>Visible fragments</w:t>
+            </w:r>
+          </w:p>
+        </w:tc>
+        <w:tc>
+          <w:tcPr>
+            <w:tcW w:type="dxa" w:w="1460"/>
+            <w:shd w:fill="EDEDED"/>
+            <w:tcMar>
+              <w:top w:w="80" w:type="dxa"/>
+              <w:start w:w="120" w:type="dxa"/>
+              <w:bottom w:w="80" w:type="dxa"/>
+              <w:end w:w="120" w:type="dxa"/>
+            </w:tcMar>
+            <w:vAlign w:val="center"/>
+          </w:tcPr>
+          <w:p>
+            <w:pPr>
+              <w:spacing w:line="276" w:lineRule="auto" w:after="0"/>
+            </w:pPr>
+            <w:r>
+              <w:rPr>
+                <w:rFonts w:ascii="Arial" w:hAnsi="Arial" w:eastAsia="Arial"/>
+                <w:b/>
+                <w:sz w:val="18"/>
+              </w:rPr>
+              <w:t>Exterior points</w:t>
+            </w:r>
+          </w:p>
+        </w:tc>
+      </w:tr>
+      <w:tr>
+        <w:tc>
+          <w:tcPr>
+            <w:tcW w:type="dxa" w:w="1000"/>
+            <w:tcMar>
+              <w:top w:w="80" w:type="dxa"/>
+              <w:start w:w="120" w:type="dxa"/>
+              <w:bottom w:w="80" w:type="dxa"/>
+              <w:end w:w="120" w:type="dxa"/>
+            </w:tcMar>
+            <w:vAlign w:val="center"/>
+          </w:tcPr>
+          <w:p>
+            <w:pPr>
+              <w:spacing w:line="276" w:lineRule="auto" w:after="0"/>
+            </w:pPr>
+            <w:r>
+              <w:rPr>
+                <w:rFonts w:ascii="Arial" w:hAnsi="Arial" w:eastAsia="Arial"/>
+                <w:sz w:val="18"/>
+              </w:rPr>
+              <w:t>test</w:t>
+            </w:r>
+          </w:p>
+        </w:tc>
+        <w:tc>
+          <w:tcPr>
+            <w:tcW w:type="dxa" w:w="900"/>
+            <w:tcMar>
+              <w:top w:w="80" w:type="dxa"/>
+              <w:start w:w="120" w:type="dxa"/>
+              <w:bottom w:w="80" w:type="dxa"/>
+              <w:end w:w="120" w:type="dxa"/>
+            </w:tcMar>
+            <w:vAlign w:val="center"/>
+          </w:tcPr>
+          <w:p>
+            <w:pPr>
+              <w:spacing w:line="276" w:lineRule="auto" w:after="0"/>
+            </w:pPr>
+            <w:r>
+              <w:rPr>
+                <w:rFonts w:ascii="Arial" w:hAnsi="Arial" w:eastAsia="Arial"/>
+                <w:sz w:val="18"/>
+              </w:rPr>
+              <w:t>20</w:t>
+            </w:r>
+          </w:p>
+        </w:tc>
+        <w:tc>
+          <w:tcPr>
+            <w:tcW w:type="dxa" w:w="1700"/>
+            <w:tcMar>
+              <w:top w:w="80" w:type="dxa"/>
+              <w:start w:w="120" w:type="dxa"/>
+              <w:bottom w:w="80" w:type="dxa"/>
+              <w:end w:w="120" w:type="dxa"/>
+            </w:tcMar>
+            <w:vAlign w:val="center"/>
+          </w:tcPr>
+          <w:p>
+            <w:pPr>
+              <w:spacing w:line="276" w:lineRule="auto" w:after="0"/>
+            </w:pPr>
+            <w:r>
+              <w:rPr>
+                <w:rFonts w:ascii="Arial" w:hAnsi="Arial" w:eastAsia="Arial"/>
+                <w:sz w:val="18"/>
+              </w:rPr>
+              <w:t>313.67</w:t>
+            </w:r>
+          </w:p>
+        </w:tc>
+        <w:tc>
+          <w:tcPr>
+            <w:tcW w:type="dxa" w:w="1500"/>
+            <w:tcMar>
+              <w:top w:w="80" w:type="dxa"/>
+              <w:start w:w="120" w:type="dxa"/>
+              <w:bottom w:w="80" w:type="dxa"/>
+              <w:end w:w="120" w:type="dxa"/>
+            </w:tcMar>
+            <w:vAlign w:val="center"/>
+          </w:tcPr>
+          <w:p>
+            <w:pPr>
+              <w:spacing w:line="276" w:lineRule="auto" w:after="0"/>
+            </w:pPr>
+            <w:r>
+              <w:rPr>
+                <w:rFonts w:ascii="Arial" w:hAnsi="Arial" w:eastAsia="Arial"/>
+                <w:sz w:val="18"/>
+              </w:rPr>
+              <w:t>255.07</w:t>
+            </w:r>
+          </w:p>
+        </w:tc>
+        <w:tc>
+          <w:tcPr>
+            <w:tcW w:type="dxa" w:w="1400"/>
+            <w:tcMar>
+              <w:top w:w="80" w:type="dxa"/>
+              <w:start w:w="120" w:type="dxa"/>
+              <w:bottom w:w="80" w:type="dxa"/>
+              <w:end w:w="120" w:type="dxa"/>
+            </w:tcMar>
+            <w:vAlign w:val="center"/>
+          </w:tcPr>
+          <w:p>
+            <w:pPr>
+              <w:spacing w:line="276" w:lineRule="auto" w:after="0"/>
+            </w:pPr>
+            <w:r>
+              <w:rPr>
+                <w:rFonts w:ascii="Arial" w:hAnsi="Arial" w:eastAsia="Arial"/>
+                <w:sz w:val="18"/>
+              </w:rPr>
+              <w:t>22.94</w:t>
+            </w:r>
+          </w:p>
+        </w:tc>
+        <w:tc>
+          <w:tcPr>
+            <w:tcW w:type="dxa" w:w="1400"/>
+            <w:tcMar>
+              <w:top w:w="80" w:type="dxa"/>
+              <w:start w:w="120" w:type="dxa"/>
+              <w:bottom w:w="80" w:type="dxa"/>
+              <w:end w:w="120" w:type="dxa"/>
+            </w:tcMar>
+            <w:vAlign w:val="center"/>
+          </w:tcPr>
+          <w:p>
+            <w:pPr>
+              <w:spacing w:line="276" w:lineRule="auto" w:after="0"/>
+            </w:pPr>
+            <w:r>
+              <w:rPr>
+                <w:rFonts w:ascii="Arial" w:hAnsi="Arial" w:eastAsia="Arial"/>
+                <w:sz w:val="18"/>
+              </w:rPr>
+              <w:t>142.6</w:t>
+            </w:r>
+          </w:p>
+        </w:tc>
+        <w:tc>
+          <w:tcPr>
+            <w:tcW w:type="dxa" w:w="1460"/>
+            <w:tcMar>
+              <w:top w:w="80" w:type="dxa"/>
+              <w:start w:w="120" w:type="dxa"/>
+              <w:bottom w:w="80" w:type="dxa"/>
+              <w:end w:w="120" w:type="dxa"/>
+            </w:tcMar>
+            <w:vAlign w:val="center"/>
+          </w:tcPr>
+          <w:p>
+            <w:pPr>
+              <w:spacing w:line="276" w:lineRule="auto" w:after="0"/>
+            </w:pPr>
+            <w:r>
+              <w:rPr>
+                <w:rFonts w:ascii="Arial" w:hAnsi="Arial" w:eastAsia="Arial"/>
+                <w:sz w:val="18"/>
+              </w:rPr>
+              <w:t>6924</w:t>
+            </w:r>
+          </w:p>
+        </w:tc>
+      </w:tr>
+      <w:tr>
+        <w:tc>
+          <w:tcPr>
+            <w:tcW w:type="dxa" w:w="1000"/>
+            <w:tcMar>
+              <w:top w:w="80" w:type="dxa"/>
+              <w:start w:w="120" w:type="dxa"/>
+              <w:bottom w:w="80" w:type="dxa"/>
+              <w:end w:w="120" w:type="dxa"/>
+            </w:tcMar>
+            <w:vAlign w:val="center"/>
+          </w:tcPr>
+          <w:p>
+            <w:pPr>
+              <w:spacing w:line="276" w:lineRule="auto" w:after="0"/>
+            </w:pPr>
+            <w:r>
+              <w:rPr>
+                <w:rFonts w:ascii="Arial" w:hAnsi="Arial" w:eastAsia="Arial"/>
+                <w:sz w:val="18"/>
+              </w:rPr>
+              <w:t>train</w:t>
+            </w:r>
+          </w:p>
+        </w:tc>
+        <w:tc>
+          <w:tcPr>
+            <w:tcW w:type="dxa" w:w="900"/>
+            <w:tcMar>
+              <w:top w:w="80" w:type="dxa"/>
+              <w:start w:w="120" w:type="dxa"/>
+              <w:bottom w:w="80" w:type="dxa"/>
+              <w:end w:w="120" w:type="dxa"/>
+            </w:tcMar>
+            <w:vAlign w:val="center"/>
+          </w:tcPr>
+          <w:p>
+            <w:pPr>
+              <w:spacing w:line="276" w:lineRule="auto" w:after="0"/>
+            </w:pPr>
+            <w:r>
+              <w:rPr>
+                <w:rFonts w:ascii="Arial" w:hAnsi="Arial" w:eastAsia="Arial"/>
+                <w:sz w:val="18"/>
+              </w:rPr>
+              <w:t>60</w:t>
+            </w:r>
+          </w:p>
+        </w:tc>
+        <w:tc>
+          <w:tcPr>
+            <w:tcW w:type="dxa" w:w="1700"/>
+            <w:tcMar>
+              <w:top w:w="80" w:type="dxa"/>
+              <w:start w:w="120" w:type="dxa"/>
+              <w:bottom w:w="80" w:type="dxa"/>
+              <w:end w:w="120" w:type="dxa"/>
+            </w:tcMar>
+            <w:vAlign w:val="center"/>
+          </w:tcPr>
+          <w:p>
+            <w:pPr>
+              <w:spacing w:line="276" w:lineRule="auto" w:after="0"/>
+            </w:pPr>
+            <w:r>
+              <w:rPr>
+                <w:rFonts w:ascii="Arial" w:hAnsi="Arial" w:eastAsia="Arial"/>
+                <w:sz w:val="18"/>
+              </w:rPr>
+              <w:t>321.58</w:t>
+            </w:r>
+          </w:p>
+        </w:tc>
+        <w:tc>
+          <w:tcPr>
+            <w:tcW w:type="dxa" w:w="1500"/>
+            <w:tcMar>
+              <w:top w:w="80" w:type="dxa"/>
+              <w:start w:w="120" w:type="dxa"/>
+              <w:bottom w:w="80" w:type="dxa"/>
+              <w:end w:w="120" w:type="dxa"/>
+            </w:tcMar>
+            <w:vAlign w:val="center"/>
+          </w:tcPr>
+          <w:p>
+            <w:pPr>
+              <w:spacing w:line="276" w:lineRule="auto" w:after="0"/>
+            </w:pPr>
+            <w:r>
+              <w:rPr>
+                <w:rFonts w:ascii="Arial" w:hAnsi="Arial" w:eastAsia="Arial"/>
+                <w:sz w:val="18"/>
+              </w:rPr>
+              <w:t>266.20</w:t>
+            </w:r>
+          </w:p>
+        </w:tc>
+        <w:tc>
+          <w:tcPr>
+            <w:tcW w:type="dxa" w:w="1400"/>
+            <w:tcMar>
+              <w:top w:w="80" w:type="dxa"/>
+              <w:start w:w="120" w:type="dxa"/>
+              <w:bottom w:w="80" w:type="dxa"/>
+              <w:end w:w="120" w:type="dxa"/>
+            </w:tcMar>
+            <w:vAlign w:val="center"/>
+          </w:tcPr>
+          <w:p>
+            <w:pPr>
+              <w:spacing w:line="276" w:lineRule="auto" w:after="0"/>
+            </w:pPr>
+            <w:r>
+              <w:rPr>
+                <w:rFonts w:ascii="Arial" w:hAnsi="Arial" w:eastAsia="Arial"/>
+                <w:sz w:val="18"/>
+              </w:rPr>
+              <w:t>20.81</w:t>
+            </w:r>
+          </w:p>
+        </w:tc>
+        <w:tc>
+          <w:tcPr>
+            <w:tcW w:type="dxa" w:w="1400"/>
+            <w:tcMar>
+              <w:top w:w="80" w:type="dxa"/>
+              <w:start w:w="120" w:type="dxa"/>
+              <w:bottom w:w="80" w:type="dxa"/>
+              <w:end w:w="120" w:type="dxa"/>
+            </w:tcMar>
+            <w:vAlign w:val="center"/>
+          </w:tcPr>
+          <w:p>
+            <w:pPr>
+              <w:spacing w:line="276" w:lineRule="auto" w:after="0"/>
+            </w:pPr>
+            <w:r>
+              <w:rPr>
+                <w:rFonts w:ascii="Arial" w:hAnsi="Arial" w:eastAsia="Arial"/>
+                <w:sz w:val="18"/>
+              </w:rPr>
+              <w:t>141.7</w:t>
+            </w:r>
+          </w:p>
+        </w:tc>
+        <w:tc>
+          <w:tcPr>
+            <w:tcW w:type="dxa" w:w="1460"/>
+            <w:tcMar>
+              <w:top w:w="80" w:type="dxa"/>
+              <w:start w:w="120" w:type="dxa"/>
+              <w:bottom w:w="80" w:type="dxa"/>
+              <w:end w:w="120" w:type="dxa"/>
+            </w:tcMar>
+            <w:vAlign w:val="center"/>
+          </w:tcPr>
+          <w:p>
+            <w:pPr>
+              <w:spacing w:line="276" w:lineRule="auto" w:after="0"/>
+            </w:pPr>
+            <w:r>
+              <w:rPr>
+                <w:rFonts w:ascii="Arial" w:hAnsi="Arial" w:eastAsia="Arial"/>
+                <w:sz w:val="18"/>
+              </w:rPr>
+              <w:t>6989</w:t>
+            </w:r>
+          </w:p>
+        </w:tc>
+      </w:tr>
+      <w:tr>
+        <w:tc>
+          <w:tcPr>
+            <w:tcW w:type="dxa" w:w="1000"/>
+            <w:tcMar>
+              <w:top w:w="80" w:type="dxa"/>
+              <w:start w:w="120" w:type="dxa"/>
+              <w:bottom w:w="80" w:type="dxa"/>
+              <w:end w:w="120" w:type="dxa"/>
+            </w:tcMar>
+            <w:vAlign w:val="center"/>
+          </w:tcPr>
+          <w:p>
+            <w:pPr>
+              <w:spacing w:line="276" w:lineRule="auto" w:after="0"/>
+            </w:pPr>
+            <w:r>
+              <w:rPr>
+                <w:rFonts w:ascii="Arial" w:hAnsi="Arial" w:eastAsia="Arial"/>
+                <w:sz w:val="18"/>
+              </w:rPr>
+              <w:t>val</w:t>
+            </w:r>
+          </w:p>
+        </w:tc>
+        <w:tc>
+          <w:tcPr>
+            <w:tcW w:type="dxa" w:w="900"/>
+            <w:tcMar>
+              <w:top w:w="80" w:type="dxa"/>
+              <w:start w:w="120" w:type="dxa"/>
+              <w:bottom w:w="80" w:type="dxa"/>
+              <w:end w:w="120" w:type="dxa"/>
+            </w:tcMar>
+            <w:vAlign w:val="center"/>
+          </w:tcPr>
+          <w:p>
+            <w:pPr>
+              <w:spacing w:line="276" w:lineRule="auto" w:after="0"/>
+            </w:pPr>
+            <w:r>
+              <w:rPr>
+                <w:rFonts w:ascii="Arial" w:hAnsi="Arial" w:eastAsia="Arial"/>
+                <w:sz w:val="18"/>
+              </w:rPr>
+              <w:t>20</w:t>
+            </w:r>
+          </w:p>
+        </w:tc>
+        <w:tc>
+          <w:tcPr>
+            <w:tcW w:type="dxa" w:w="1700"/>
+            <w:tcMar>
+              <w:top w:w="80" w:type="dxa"/>
+              <w:start w:w="120" w:type="dxa"/>
+              <w:bottom w:w="80" w:type="dxa"/>
+              <w:end w:w="120" w:type="dxa"/>
+            </w:tcMar>
+            <w:vAlign w:val="center"/>
+          </w:tcPr>
+          <w:p>
+            <w:pPr>
+              <w:spacing w:line="276" w:lineRule="auto" w:after="0"/>
+            </w:pPr>
+            <w:r>
+              <w:rPr>
+                <w:rFonts w:ascii="Arial" w:hAnsi="Arial" w:eastAsia="Arial"/>
+                <w:sz w:val="18"/>
+              </w:rPr>
+              <w:t>317.44</w:t>
+            </w:r>
+          </w:p>
+        </w:tc>
+        <w:tc>
+          <w:tcPr>
+            <w:tcW w:type="dxa" w:w="1500"/>
+            <w:tcMar>
+              <w:top w:w="80" w:type="dxa"/>
+              <w:start w:w="120" w:type="dxa"/>
+              <w:bottom w:w="80" w:type="dxa"/>
+              <w:end w:w="120" w:type="dxa"/>
+            </w:tcMar>
+            <w:vAlign w:val="center"/>
+          </w:tcPr>
+          <w:p>
+            <w:pPr>
+              <w:spacing w:line="276" w:lineRule="auto" w:after="0"/>
+            </w:pPr>
+            <w:r>
+              <w:rPr>
+                <w:rFonts w:ascii="Arial" w:hAnsi="Arial" w:eastAsia="Arial"/>
+                <w:sz w:val="18"/>
+              </w:rPr>
+              <w:t>261.33</w:t>
+            </w:r>
+          </w:p>
+        </w:tc>
+        <w:tc>
+          <w:tcPr>
+            <w:tcW w:type="dxa" w:w="1400"/>
+            <w:tcMar>
+              <w:top w:w="80" w:type="dxa"/>
+              <w:start w:w="120" w:type="dxa"/>
+              <w:bottom w:w="80" w:type="dxa"/>
+              <w:end w:w="120" w:type="dxa"/>
+            </w:tcMar>
+            <w:vAlign w:val="center"/>
+          </w:tcPr>
+          <w:p>
+            <w:pPr>
+              <w:spacing w:line="276" w:lineRule="auto" w:after="0"/>
+            </w:pPr>
+            <w:r>
+              <w:rPr>
+                <w:rFonts w:ascii="Arial" w:hAnsi="Arial" w:eastAsia="Arial"/>
+                <w:sz w:val="18"/>
+              </w:rPr>
+              <w:t>21.66</w:t>
+            </w:r>
+          </w:p>
+        </w:tc>
+        <w:tc>
+          <w:tcPr>
+            <w:tcW w:type="dxa" w:w="1400"/>
+            <w:tcMar>
+              <w:top w:w="80" w:type="dxa"/>
+              <w:start w:w="120" w:type="dxa"/>
+              <w:bottom w:w="80" w:type="dxa"/>
+              <w:end w:w="120" w:type="dxa"/>
+            </w:tcMar>
+            <w:vAlign w:val="center"/>
+          </w:tcPr>
+          <w:p>
+            <w:pPr>
+              <w:spacing w:line="276" w:lineRule="auto" w:after="0"/>
+            </w:pPr>
+            <w:r>
+              <w:rPr>
+                <w:rFonts w:ascii="Arial" w:hAnsi="Arial" w:eastAsia="Arial"/>
+                <w:sz w:val="18"/>
+              </w:rPr>
+              <w:t>141.7</w:t>
+            </w:r>
+          </w:p>
+        </w:tc>
+        <w:tc>
+          <w:tcPr>
+            <w:tcW w:type="dxa" w:w="1460"/>
+            <w:tcMar>
+              <w:top w:w="80" w:type="dxa"/>
+              <w:start w:w="120" w:type="dxa"/>
+              <w:bottom w:w="80" w:type="dxa"/>
+              <w:end w:w="120" w:type="dxa"/>
+            </w:tcMar>
+            <w:vAlign w:val="center"/>
+          </w:tcPr>
+          <w:p>
+            <w:pPr>
+              <w:spacing w:line="276" w:lineRule="auto" w:after="0"/>
+            </w:pPr>
+            <w:r>
+              <w:rPr>
+                <w:rFonts w:ascii="Arial" w:hAnsi="Arial" w:eastAsia="Arial"/>
+                <w:sz w:val="18"/>
+              </w:rPr>
+              <w:t>6984</w:t>
+            </w:r>
+          </w:p>
+        </w:tc>
+      </w:tr>
+    </w:tbl>
+    <w:p>
+      <w:pPr>
+        <w:spacing w:line="360" w:lineRule="auto"/>
+        <w:jc w:val="left"/>
+      </w:pPr>
+    </w:p>
+    <w:p>
+      <w:pPr>
+        <w:pStyle w:val="Caption"/>
+        <w:spacing w:line="360" w:lineRule="auto"/>
+        <w:jc w:val="left"/>
+      </w:pPr>
+      <w:r>
+        <w:rPr>
+          <w:b/>
+        </w:rPr>
+        <w:t xml:space="preserve">Table 7. </w:t>
+      </w:r>
+      <w:r>
+        <w:t>Three-stage held-out EdgeConv evaluation: segmentation, exterior-proxy recovery, and validation-calibrated full-P80 recovery</w:t>
+      </w:r>
+    </w:p>
+    <w:tbl>
+      <w:tblPr>
+        <w:tblStyle w:val="TableGrid"/>
+        <w:tblW w:type="dxa" w:w="9360"/>
+        <w:jc w:val="left"/>
+        <w:tblLayout w:type="fixed"/>
+        <w:tblLook w:firstColumn="1" w:firstRow="1" w:lastColumn="0" w:lastRow="0" w:noHBand="0" w:noVBand="1" w:val="04A0"/>
+        <w:tblInd w:w="0" w:type="dxa"/>
+      </w:tblPr>
+      <w:tblGrid>
+        <w:gridCol w:w="1750"/>
+        <w:gridCol w:w="750"/>
+        <w:gridCol w:w="750"/>
+        <w:gridCol w:w="850"/>
+        <w:gridCol w:w="1500"/>
+        <w:gridCol w:w="1300"/>
+        <w:gridCol w:w="1350"/>
+        <w:gridCol w:w="1110"/>
+      </w:tblGrid>
+      <w:tr>
+        <w:trPr>
+          <w:tblHeader w:val="true"/>
+        </w:trPr>
+        <w:tc>
+          <w:tcPr>
+            <w:tcW w:type="dxa" w:w="1750"/>
+            <w:shd w:fill="EDEDED"/>
+            <w:tcMar>
+              <w:top w:w="80" w:type="dxa"/>
+              <w:start w:w="120" w:type="dxa"/>
+              <w:bottom w:w="80" w:type="dxa"/>
+              <w:end w:w="120" w:type="dxa"/>
+            </w:tcMar>
+            <w:vAlign w:val="center"/>
+          </w:tcPr>
+          <w:p>
+            <w:pPr>
+              <w:spacing w:line="276" w:lineRule="auto" w:after="0"/>
+            </w:pPr>
+            <w:r>
+              <w:rPr>
+                <w:rFonts w:ascii="Arial" w:hAnsi="Arial" w:eastAsia="Arial"/>
+                <w:b/>
+                <w:sz w:val="18"/>
+              </w:rPr>
+              <w:t>Variant</w:t>
+            </w:r>
+          </w:p>
+        </w:tc>
+        <w:tc>
+          <w:tcPr>
+            <w:tcW w:type="dxa" w:w="750"/>
+            <w:shd w:fill="EDEDED"/>
+            <w:tcMar>
+              <w:top w:w="80" w:type="dxa"/>
+              <w:start w:w="120" w:type="dxa"/>
+              <w:bottom w:w="80" w:type="dxa"/>
+              <w:end w:w="120" w:type="dxa"/>
+            </w:tcMar>
+            <w:vAlign w:val="center"/>
+          </w:tcPr>
+          <w:p>
+            <w:pPr>
+              <w:spacing w:line="276" w:lineRule="auto" w:after="0"/>
+            </w:pPr>
+            <w:r>
+              <w:rPr>
+                <w:rFonts w:ascii="Arial" w:hAnsi="Arial" w:eastAsia="Arial"/>
+                <w:b/>
+                <w:sz w:val="18"/>
+              </w:rPr>
+              <w:t>NMI</w:t>
+            </w:r>
+          </w:p>
+        </w:tc>
+        <w:tc>
+          <w:tcPr>
+            <w:tcW w:type="dxa" w:w="750"/>
+            <w:shd w:fill="EDEDED"/>
+            <w:tcMar>
+              <w:top w:w="80" w:type="dxa"/>
+              <w:start w:w="120" w:type="dxa"/>
+              <w:bottom w:w="80" w:type="dxa"/>
+              <w:end w:w="120" w:type="dxa"/>
+            </w:tcMar>
+            <w:vAlign w:val="center"/>
+          </w:tcPr>
+          <w:p>
+            <w:pPr>
+              <w:spacing w:line="276" w:lineRule="auto" w:after="0"/>
+            </w:pPr>
+            <w:r>
+              <w:rPr>
+                <w:rFonts w:ascii="Arial" w:hAnsi="Arial" w:eastAsia="Arial"/>
+                <w:b/>
+                <w:sz w:val="18"/>
+              </w:rPr>
+              <w:t>ARI</w:t>
+            </w:r>
+          </w:p>
+        </w:tc>
+        <w:tc>
+          <w:tcPr>
+            <w:tcW w:type="dxa" w:w="850"/>
+            <w:shd w:fill="EDEDED"/>
+            <w:tcMar>
+              <w:top w:w="80" w:type="dxa"/>
+              <w:start w:w="120" w:type="dxa"/>
+              <w:bottom w:w="80" w:type="dxa"/>
+              <w:end w:w="120" w:type="dxa"/>
+            </w:tcMar>
+            <w:vAlign w:val="center"/>
+          </w:tcPr>
+          <w:p>
+            <w:pPr>
+              <w:spacing w:line="276" w:lineRule="auto" w:after="0"/>
+            </w:pPr>
+            <w:r>
+              <w:rPr>
+                <w:rFonts w:ascii="Arial" w:hAnsi="Arial" w:eastAsia="Arial"/>
+                <w:b/>
+                <w:sz w:val="18"/>
+              </w:rPr>
+              <w:t>Noise</w:t>
+            </w:r>
+          </w:p>
+        </w:tc>
+        <w:tc>
+          <w:tcPr>
+            <w:tcW w:type="dxa" w:w="1500"/>
+            <w:shd w:fill="EDEDED"/>
+            <w:tcMar>
+              <w:top w:w="80" w:type="dxa"/>
+              <w:start w:w="120" w:type="dxa"/>
+              <w:bottom w:w="80" w:type="dxa"/>
+              <w:end w:w="120" w:type="dxa"/>
+            </w:tcMar>
+            <w:vAlign w:val="center"/>
+          </w:tcPr>
+          <w:p>
+            <w:pPr>
+              <w:spacing w:line="276" w:lineRule="auto" w:after="0"/>
+            </w:pPr>
+            <w:r>
+              <w:rPr>
+                <w:rFonts w:ascii="Arial" w:hAnsi="Arial" w:eastAsia="Arial"/>
+                <w:b/>
+                <w:sz w:val="18"/>
+              </w:rPr>
+              <w:t>Ext. proxy err. vs oracle (%)</w:t>
+            </w:r>
+          </w:p>
+        </w:tc>
+        <w:tc>
+          <w:tcPr>
+            <w:tcW w:type="dxa" w:w="1300"/>
+            <w:shd w:fill="EDEDED"/>
+            <w:tcMar>
+              <w:top w:w="80" w:type="dxa"/>
+              <w:start w:w="120" w:type="dxa"/>
+              <w:bottom w:w="80" w:type="dxa"/>
+              <w:end w:w="120" w:type="dxa"/>
+            </w:tcMar>
+            <w:vAlign w:val="center"/>
+          </w:tcPr>
+          <w:p>
+            <w:pPr>
+              <w:spacing w:line="276" w:lineRule="auto" w:after="0"/>
+            </w:pPr>
+            <w:r>
+              <w:rPr>
+                <w:rFonts w:ascii="Arial" w:hAnsi="Arial" w:eastAsia="Arial"/>
+                <w:b/>
+                <w:sz w:val="18"/>
+              </w:rPr>
+              <w:t>Raw full P80 err. (%)</w:t>
+            </w:r>
+          </w:p>
+        </w:tc>
+        <w:tc>
+          <w:tcPr>
+            <w:tcW w:type="dxa" w:w="1350"/>
+            <w:shd w:fill="EDEDED"/>
+            <w:tcMar>
+              <w:top w:w="80" w:type="dxa"/>
+              <w:start w:w="120" w:type="dxa"/>
+              <w:bottom w:w="80" w:type="dxa"/>
+              <w:end w:w="120" w:type="dxa"/>
+            </w:tcMar>
+            <w:vAlign w:val="center"/>
+          </w:tcPr>
+          <w:p>
+            <w:pPr>
+              <w:spacing w:line="276" w:lineRule="auto" w:after="0"/>
+            </w:pPr>
+            <w:r>
+              <w:rPr>
+                <w:rFonts w:ascii="Arial" w:hAnsi="Arial" w:eastAsia="Arial"/>
+                <w:b/>
+                <w:sz w:val="18"/>
+              </w:rPr>
+              <w:t>Cal. full P80 err. (%)</w:t>
+            </w:r>
+          </w:p>
+        </w:tc>
+        <w:tc>
+          <w:tcPr>
+            <w:tcW w:type="dxa" w:w="1110"/>
+            <w:shd w:fill="EDEDED"/>
+            <w:tcMar>
+              <w:top w:w="80" w:type="dxa"/>
+              <w:start w:w="120" w:type="dxa"/>
+              <w:bottom w:w="80" w:type="dxa"/>
+              <w:end w:w="120" w:type="dxa"/>
+            </w:tcMar>
+            <w:vAlign w:val="center"/>
+          </w:tcPr>
+          <w:p>
+            <w:pPr>
+              <w:spacing w:line="276" w:lineRule="auto" w:after="0"/>
+            </w:pPr>
+            <w:r>
+              <w:rPr>
+                <w:rFonts w:ascii="Arial" w:hAnsi="Arial" w:eastAsia="Arial"/>
+                <w:b/>
+                <w:sz w:val="18"/>
+              </w:rPr>
+              <w:t>Cal. signed err. (%)</w:t>
+            </w:r>
+          </w:p>
+        </w:tc>
+      </w:tr>
+      <w:tr>
+        <w:tc>
+          <w:tcPr>
+            <w:tcW w:type="dxa" w:w="1750"/>
+            <w:tcMar>
+              <w:top w:w="80" w:type="dxa"/>
+              <w:start w:w="120" w:type="dxa"/>
+              <w:bottom w:w="80" w:type="dxa"/>
+              <w:end w:w="120" w:type="dxa"/>
+            </w:tcMar>
+            <w:vAlign w:val="center"/>
+          </w:tcPr>
+          <w:p>
+            <w:pPr>
+              <w:spacing w:line="276" w:lineRule="auto" w:after="0"/>
+            </w:pPr>
+            <w:r>
+              <w:rPr>
+                <w:rFonts w:ascii="Arial" w:hAnsi="Arial" w:eastAsia="Arial"/>
+                <w:sz w:val="18"/>
+              </w:rPr>
+              <w:t>hybrid bridge</w:t>
+            </w:r>
+          </w:p>
+        </w:tc>
+        <w:tc>
+          <w:tcPr>
+            <w:tcW w:type="dxa" w:w="750"/>
+            <w:tcMar>
+              <w:top w:w="80" w:type="dxa"/>
+              <w:start w:w="120" w:type="dxa"/>
+              <w:bottom w:w="80" w:type="dxa"/>
+              <w:end w:w="120" w:type="dxa"/>
+            </w:tcMar>
+            <w:vAlign w:val="center"/>
+          </w:tcPr>
+          <w:p>
+            <w:pPr>
+              <w:spacing w:line="276" w:lineRule="auto" w:after="0"/>
+            </w:pPr>
+            <w:r>
+              <w:rPr>
+                <w:rFonts w:ascii="Arial" w:hAnsi="Arial" w:eastAsia="Arial"/>
+                <w:sz w:val="18"/>
+              </w:rPr>
+              <w:t>0.563</w:t>
+            </w:r>
+          </w:p>
+        </w:tc>
+        <w:tc>
+          <w:tcPr>
+            <w:tcW w:type="dxa" w:w="750"/>
+            <w:tcMar>
+              <w:top w:w="80" w:type="dxa"/>
+              <w:start w:w="120" w:type="dxa"/>
+              <w:bottom w:w="80" w:type="dxa"/>
+              <w:end w:w="120" w:type="dxa"/>
+            </w:tcMar>
+            <w:vAlign w:val="center"/>
+          </w:tcPr>
+          <w:p>
+            <w:pPr>
+              <w:spacing w:line="276" w:lineRule="auto" w:after="0"/>
+            </w:pPr>
+            <w:r>
+              <w:rPr>
+                <w:rFonts w:ascii="Arial" w:hAnsi="Arial" w:eastAsia="Arial"/>
+                <w:sz w:val="18"/>
+              </w:rPr>
+              <w:t>0.123</w:t>
+            </w:r>
+          </w:p>
+        </w:tc>
+        <w:tc>
+          <w:tcPr>
+            <w:tcW w:type="dxa" w:w="850"/>
+            <w:tcMar>
+              <w:top w:w="80" w:type="dxa"/>
+              <w:start w:w="120" w:type="dxa"/>
+              <w:bottom w:w="80" w:type="dxa"/>
+              <w:end w:w="120" w:type="dxa"/>
+            </w:tcMar>
+            <w:vAlign w:val="center"/>
+          </w:tcPr>
+          <w:p>
+            <w:pPr>
+              <w:spacing w:line="276" w:lineRule="auto" w:after="0"/>
+            </w:pPr>
+            <w:r>
+              <w:rPr>
+                <w:rFonts w:ascii="Arial" w:hAnsi="Arial" w:eastAsia="Arial"/>
+                <w:sz w:val="18"/>
+              </w:rPr>
+              <w:t>0.483</w:t>
+            </w:r>
+          </w:p>
+        </w:tc>
+        <w:tc>
+          <w:tcPr>
+            <w:tcW w:type="dxa" w:w="1500"/>
+            <w:tcMar>
+              <w:top w:w="80" w:type="dxa"/>
+              <w:start w:w="120" w:type="dxa"/>
+              <w:bottom w:w="80" w:type="dxa"/>
+              <w:end w:w="120" w:type="dxa"/>
+            </w:tcMar>
+            <w:vAlign w:val="center"/>
+          </w:tcPr>
+          <w:p>
+            <w:pPr>
+              <w:spacing w:line="276" w:lineRule="auto" w:after="0"/>
+            </w:pPr>
+            <w:r>
+              <w:rPr>
+                <w:rFonts w:ascii="Arial" w:hAnsi="Arial" w:eastAsia="Arial"/>
+                <w:sz w:val="18"/>
+              </w:rPr>
+              <w:t>11.26</w:t>
+            </w:r>
+          </w:p>
+        </w:tc>
+        <w:tc>
+          <w:tcPr>
+            <w:tcW w:type="dxa" w:w="1300"/>
+            <w:tcMar>
+              <w:top w:w="80" w:type="dxa"/>
+              <w:start w:w="120" w:type="dxa"/>
+              <w:bottom w:w="80" w:type="dxa"/>
+              <w:end w:w="120" w:type="dxa"/>
+            </w:tcMar>
+            <w:vAlign w:val="center"/>
+          </w:tcPr>
+          <w:p>
+            <w:pPr>
+              <w:spacing w:line="276" w:lineRule="auto" w:after="0"/>
+            </w:pPr>
+            <w:r>
+              <w:rPr>
+                <w:rFonts w:ascii="Arial" w:hAnsi="Arial" w:eastAsia="Arial"/>
+                <w:sz w:val="18"/>
+              </w:rPr>
+              <w:t>34.15</w:t>
+            </w:r>
+          </w:p>
+        </w:tc>
+        <w:tc>
+          <w:tcPr>
+            <w:tcW w:type="dxa" w:w="1350"/>
+            <w:tcMar>
+              <w:top w:w="80" w:type="dxa"/>
+              <w:start w:w="120" w:type="dxa"/>
+              <w:bottom w:w="80" w:type="dxa"/>
+              <w:end w:w="120" w:type="dxa"/>
+            </w:tcMar>
+            <w:vAlign w:val="center"/>
+          </w:tcPr>
+          <w:p>
+            <w:pPr>
+              <w:spacing w:line="276" w:lineRule="auto" w:after="0"/>
+            </w:pPr>
+            <w:r>
+              <w:rPr>
+                <w:rFonts w:ascii="Arial" w:hAnsi="Arial" w:eastAsia="Arial"/>
+                <w:sz w:val="18"/>
+              </w:rPr>
+              <w:t>5.00</w:t>
+            </w:r>
+          </w:p>
+        </w:tc>
+        <w:tc>
+          <w:tcPr>
+            <w:tcW w:type="dxa" w:w="1110"/>
+            <w:tcMar>
+              <w:top w:w="80" w:type="dxa"/>
+              <w:start w:w="120" w:type="dxa"/>
+              <w:bottom w:w="80" w:type="dxa"/>
+              <w:end w:w="120" w:type="dxa"/>
+            </w:tcMar>
+            <w:vAlign w:val="center"/>
+          </w:tcPr>
+          <w:p>
+            <w:pPr>
+              <w:spacing w:line="276" w:lineRule="auto" w:after="0"/>
+            </w:pPr>
+            <w:r>
+              <w:rPr>
+                <w:rFonts w:ascii="Arial" w:hAnsi="Arial" w:eastAsia="Arial"/>
+                <w:sz w:val="18"/>
+              </w:rPr>
+              <w:t>2.78</w:t>
+            </w:r>
+          </w:p>
+        </w:tc>
+      </w:tr>
+      <w:tr>
+        <w:tc>
+          <w:tcPr>
+            <w:tcW w:type="dxa" w:w="1750"/>
+            <w:tcMar>
+              <w:top w:w="80" w:type="dxa"/>
+              <w:start w:w="120" w:type="dxa"/>
+              <w:bottom w:w="80" w:type="dxa"/>
+              <w:end w:w="120" w:type="dxa"/>
+            </w:tcMar>
+            <w:vAlign w:val="center"/>
+          </w:tcPr>
+          <w:p>
+            <w:pPr>
+              <w:spacing w:line="276" w:lineRule="auto" w:after="0"/>
+            </w:pPr>
+            <w:r>
+              <w:rPr>
+                <w:rFonts w:ascii="Arial" w:hAnsi="Arial" w:eastAsia="Arial"/>
+                <w:sz w:val="18"/>
+              </w:rPr>
+              <w:t>hybrid bridge absorb</w:t>
+            </w:r>
+          </w:p>
+        </w:tc>
+        <w:tc>
+          <w:tcPr>
+            <w:tcW w:type="dxa" w:w="750"/>
+            <w:tcMar>
+              <w:top w:w="80" w:type="dxa"/>
+              <w:start w:w="120" w:type="dxa"/>
+              <w:bottom w:w="80" w:type="dxa"/>
+              <w:end w:w="120" w:type="dxa"/>
+            </w:tcMar>
+            <w:vAlign w:val="center"/>
+          </w:tcPr>
+          <w:p>
+            <w:pPr>
+              <w:spacing w:line="276" w:lineRule="auto" w:after="0"/>
+            </w:pPr>
+            <w:r>
+              <w:rPr>
+                <w:rFonts w:ascii="Arial" w:hAnsi="Arial" w:eastAsia="Arial"/>
+                <w:sz w:val="18"/>
+              </w:rPr>
+              <w:t>0.757</w:t>
+            </w:r>
+          </w:p>
+        </w:tc>
+        <w:tc>
+          <w:tcPr>
+            <w:tcW w:type="dxa" w:w="750"/>
+            <w:tcMar>
+              <w:top w:w="80" w:type="dxa"/>
+              <w:start w:w="120" w:type="dxa"/>
+              <w:bottom w:w="80" w:type="dxa"/>
+              <w:end w:w="120" w:type="dxa"/>
+            </w:tcMar>
+            <w:vAlign w:val="center"/>
+          </w:tcPr>
+          <w:p>
+            <w:pPr>
+              <w:spacing w:line="276" w:lineRule="auto" w:after="0"/>
+            </w:pPr>
+            <w:r>
+              <w:rPr>
+                <w:rFonts w:ascii="Arial" w:hAnsi="Arial" w:eastAsia="Arial"/>
+                <w:sz w:val="18"/>
+              </w:rPr>
+              <w:t>0.376</w:t>
+            </w:r>
+          </w:p>
+        </w:tc>
+        <w:tc>
+          <w:tcPr>
+            <w:tcW w:type="dxa" w:w="850"/>
+            <w:tcMar>
+              <w:top w:w="80" w:type="dxa"/>
+              <w:start w:w="120" w:type="dxa"/>
+              <w:bottom w:w="80" w:type="dxa"/>
+              <w:end w:w="120" w:type="dxa"/>
+            </w:tcMar>
+            <w:vAlign w:val="center"/>
+          </w:tcPr>
+          <w:p>
+            <w:pPr>
+              <w:spacing w:line="276" w:lineRule="auto" w:after="0"/>
+            </w:pPr>
+            <w:r>
+              <w:rPr>
+                <w:rFonts w:ascii="Arial" w:hAnsi="Arial" w:eastAsia="Arial"/>
+                <w:sz w:val="18"/>
+              </w:rPr>
+              <w:t>0.272</w:t>
+            </w:r>
+          </w:p>
+        </w:tc>
+        <w:tc>
+          <w:tcPr>
+            <w:tcW w:type="dxa" w:w="1500"/>
+            <w:tcMar>
+              <w:top w:w="80" w:type="dxa"/>
+              <w:start w:w="120" w:type="dxa"/>
+              <w:bottom w:w="80" w:type="dxa"/>
+              <w:end w:w="120" w:type="dxa"/>
+            </w:tcMar>
+            <w:vAlign w:val="center"/>
+          </w:tcPr>
+          <w:p>
+            <w:pPr>
+              <w:spacing w:line="276" w:lineRule="auto" w:after="0"/>
+            </w:pPr>
+            <w:r>
+              <w:rPr>
+                <w:rFonts w:ascii="Arial" w:hAnsi="Arial" w:eastAsia="Arial"/>
+                <w:sz w:val="18"/>
+              </w:rPr>
+              <w:t>9.68</w:t>
+            </w:r>
+          </w:p>
+        </w:tc>
+        <w:tc>
+          <w:tcPr>
+            <w:tcW w:type="dxa" w:w="1300"/>
+            <w:tcMar>
+              <w:top w:w="80" w:type="dxa"/>
+              <w:start w:w="120" w:type="dxa"/>
+              <w:bottom w:w="80" w:type="dxa"/>
+              <w:end w:w="120" w:type="dxa"/>
+            </w:tcMar>
+            <w:vAlign w:val="center"/>
+          </w:tcPr>
+          <w:p>
+            <w:pPr>
+              <w:spacing w:line="276" w:lineRule="auto" w:after="0"/>
+            </w:pPr>
+            <w:r>
+              <w:rPr>
+                <w:rFonts w:ascii="Arial" w:hAnsi="Arial" w:eastAsia="Arial"/>
+                <w:sz w:val="18"/>
+              </w:rPr>
+              <w:t>30.46</w:t>
+            </w:r>
+          </w:p>
+        </w:tc>
+        <w:tc>
+          <w:tcPr>
+            <w:tcW w:type="dxa" w:w="1350"/>
+            <w:tcMar>
+              <w:top w:w="80" w:type="dxa"/>
+              <w:start w:w="120" w:type="dxa"/>
+              <w:bottom w:w="80" w:type="dxa"/>
+              <w:end w:w="120" w:type="dxa"/>
+            </w:tcMar>
+            <w:vAlign w:val="center"/>
+          </w:tcPr>
+          <w:p>
+            <w:pPr>
+              <w:spacing w:line="276" w:lineRule="auto" w:after="0"/>
+            </w:pPr>
+            <w:r>
+              <w:rPr>
+                <w:rFonts w:ascii="Arial" w:hAnsi="Arial" w:eastAsia="Arial"/>
+                <w:sz w:val="18"/>
+              </w:rPr>
+              <w:t>5.09</w:t>
+            </w:r>
+          </w:p>
+        </w:tc>
+        <w:tc>
+          <w:tcPr>
+            <w:tcW w:type="dxa" w:w="1110"/>
+            <w:tcMar>
+              <w:top w:w="80" w:type="dxa"/>
+              <w:start w:w="120" w:type="dxa"/>
+              <w:bottom w:w="80" w:type="dxa"/>
+              <w:end w:w="120" w:type="dxa"/>
+            </w:tcMar>
+            <w:vAlign w:val="center"/>
+          </w:tcPr>
+          <w:p>
+            <w:pPr>
+              <w:spacing w:line="276" w:lineRule="auto" w:after="0"/>
+            </w:pPr>
+            <w:r>
+              <w:rPr>
+                <w:rFonts w:ascii="Arial" w:hAnsi="Arial" w:eastAsia="Arial"/>
+                <w:sz w:val="18"/>
+              </w:rPr>
+              <w:t>2.70</w:t>
+            </w:r>
+          </w:p>
+        </w:tc>
+      </w:tr>
+      <w:tr>
+        <w:tc>
+          <w:tcPr>
+            <w:tcW w:type="dxa" w:w="1750"/>
+            <w:tcMar>
+              <w:top w:w="80" w:type="dxa"/>
+              <w:start w:w="120" w:type="dxa"/>
+              <w:bottom w:w="80" w:type="dxa"/>
+              <w:end w:w="120" w:type="dxa"/>
+            </w:tcMar>
+            <w:vAlign w:val="center"/>
+          </w:tcPr>
+          <w:p>
+            <w:pPr>
+              <w:spacing w:line="276" w:lineRule="auto" w:after="0"/>
+            </w:pPr>
+            <w:r>
+              <w:rPr>
+                <w:rFonts w:ascii="Arial" w:hAnsi="Arial" w:eastAsia="Arial"/>
+                <w:sz w:val="18"/>
+              </w:rPr>
+              <w:t>hybrid bridge post split</w:t>
+            </w:r>
+          </w:p>
+        </w:tc>
+        <w:tc>
+          <w:tcPr>
+            <w:tcW w:type="dxa" w:w="750"/>
+            <w:tcMar>
+              <w:top w:w="80" w:type="dxa"/>
+              <w:start w:w="120" w:type="dxa"/>
+              <w:bottom w:w="80" w:type="dxa"/>
+              <w:end w:w="120" w:type="dxa"/>
+            </w:tcMar>
+            <w:vAlign w:val="center"/>
+          </w:tcPr>
+          <w:p>
+            <w:pPr>
+              <w:spacing w:line="276" w:lineRule="auto" w:after="0"/>
+            </w:pPr>
+            <w:r>
+              <w:rPr>
+                <w:rFonts w:ascii="Arial" w:hAnsi="Arial" w:eastAsia="Arial"/>
+                <w:sz w:val="18"/>
+              </w:rPr>
+              <w:t>0.561</w:t>
+            </w:r>
+          </w:p>
+        </w:tc>
+        <w:tc>
+          <w:tcPr>
+            <w:tcW w:type="dxa" w:w="750"/>
+            <w:tcMar>
+              <w:top w:w="80" w:type="dxa"/>
+              <w:start w:w="120" w:type="dxa"/>
+              <w:bottom w:w="80" w:type="dxa"/>
+              <w:end w:w="120" w:type="dxa"/>
+            </w:tcMar>
+            <w:vAlign w:val="center"/>
+          </w:tcPr>
+          <w:p>
+            <w:pPr>
+              <w:spacing w:line="276" w:lineRule="auto" w:after="0"/>
+            </w:pPr>
+            <w:r>
+              <w:rPr>
+                <w:rFonts w:ascii="Arial" w:hAnsi="Arial" w:eastAsia="Arial"/>
+                <w:sz w:val="18"/>
+              </w:rPr>
+              <w:t>0.111</w:t>
+            </w:r>
+          </w:p>
+        </w:tc>
+        <w:tc>
+          <w:tcPr>
+            <w:tcW w:type="dxa" w:w="850"/>
+            <w:tcMar>
+              <w:top w:w="80" w:type="dxa"/>
+              <w:start w:w="120" w:type="dxa"/>
+              <w:bottom w:w="80" w:type="dxa"/>
+              <w:end w:w="120" w:type="dxa"/>
+            </w:tcMar>
+            <w:vAlign w:val="center"/>
+          </w:tcPr>
+          <w:p>
+            <w:pPr>
+              <w:spacing w:line="276" w:lineRule="auto" w:after="0"/>
+            </w:pPr>
+            <w:r>
+              <w:rPr>
+                <w:rFonts w:ascii="Arial" w:hAnsi="Arial" w:eastAsia="Arial"/>
+                <w:sz w:val="18"/>
+              </w:rPr>
+              <w:t>0.483</w:t>
+            </w:r>
+          </w:p>
+        </w:tc>
+        <w:tc>
+          <w:tcPr>
+            <w:tcW w:type="dxa" w:w="1500"/>
+            <w:tcMar>
+              <w:top w:w="80" w:type="dxa"/>
+              <w:start w:w="120" w:type="dxa"/>
+              <w:bottom w:w="80" w:type="dxa"/>
+              <w:end w:w="120" w:type="dxa"/>
+            </w:tcMar>
+            <w:vAlign w:val="center"/>
+          </w:tcPr>
+          <w:p>
+            <w:pPr>
+              <w:spacing w:line="276" w:lineRule="auto" w:after="0"/>
+            </w:pPr>
+            <w:r>
+              <w:rPr>
+                <w:rFonts w:ascii="Arial" w:hAnsi="Arial" w:eastAsia="Arial"/>
+                <w:sz w:val="18"/>
+              </w:rPr>
+              <w:t>11.59</w:t>
+            </w:r>
+          </w:p>
+        </w:tc>
+        <w:tc>
+          <w:tcPr>
+            <w:tcW w:type="dxa" w:w="1300"/>
+            <w:tcMar>
+              <w:top w:w="80" w:type="dxa"/>
+              <w:start w:w="120" w:type="dxa"/>
+              <w:bottom w:w="80" w:type="dxa"/>
+              <w:end w:w="120" w:type="dxa"/>
+            </w:tcMar>
+            <w:vAlign w:val="center"/>
+          </w:tcPr>
+          <w:p>
+            <w:pPr>
+              <w:spacing w:line="276" w:lineRule="auto" w:after="0"/>
+            </w:pPr>
+            <w:r>
+              <w:rPr>
+                <w:rFonts w:ascii="Arial" w:hAnsi="Arial" w:eastAsia="Arial"/>
+                <w:sz w:val="18"/>
+              </w:rPr>
+              <w:t>33.41</w:t>
+            </w:r>
+          </w:p>
+        </w:tc>
+        <w:tc>
+          <w:tcPr>
+            <w:tcW w:type="dxa" w:w="1350"/>
+            <w:tcMar>
+              <w:top w:w="80" w:type="dxa"/>
+              <w:start w:w="120" w:type="dxa"/>
+              <w:bottom w:w="80" w:type="dxa"/>
+              <w:end w:w="120" w:type="dxa"/>
+            </w:tcMar>
+            <w:vAlign w:val="center"/>
+          </w:tcPr>
+          <w:p>
+            <w:pPr>
+              <w:spacing w:line="276" w:lineRule="auto" w:after="0"/>
+            </w:pPr>
+            <w:r>
+              <w:rPr>
+                <w:rFonts w:ascii="Arial" w:hAnsi="Arial" w:eastAsia="Arial"/>
+                <w:sz w:val="18"/>
+              </w:rPr>
+              <w:t>5.34</w:t>
+            </w:r>
+          </w:p>
+        </w:tc>
+        <w:tc>
+          <w:tcPr>
+            <w:tcW w:type="dxa" w:w="1110"/>
+            <w:tcMar>
+              <w:top w:w="80" w:type="dxa"/>
+              <w:start w:w="120" w:type="dxa"/>
+              <w:bottom w:w="80" w:type="dxa"/>
+              <w:end w:w="120" w:type="dxa"/>
+            </w:tcMar>
+            <w:vAlign w:val="center"/>
+          </w:tcPr>
+          <w:p>
+            <w:pPr>
+              <w:spacing w:line="276" w:lineRule="auto" w:after="0"/>
+            </w:pPr>
+            <w:r>
+              <w:rPr>
+                <w:rFonts w:ascii="Arial" w:hAnsi="Arial" w:eastAsia="Arial"/>
+                <w:sz w:val="18"/>
+              </w:rPr>
+              <w:t>3.41</w:t>
+            </w:r>
+          </w:p>
+        </w:tc>
+      </w:tr>
+      <w:tr>
+        <w:tc>
+          <w:tcPr>
+            <w:tcW w:type="dxa" w:w="1750"/>
+            <w:tcMar>
+              <w:top w:w="80" w:type="dxa"/>
+              <w:start w:w="120" w:type="dxa"/>
+              <w:bottom w:w="80" w:type="dxa"/>
+              <w:end w:w="120" w:type="dxa"/>
+            </w:tcMar>
+            <w:vAlign w:val="center"/>
+          </w:tcPr>
+          <w:p>
+            <w:pPr>
+              <w:spacing w:line="276" w:lineRule="auto" w:after="0"/>
+            </w:pPr>
+            <w:r>
+              <w:rPr>
+                <w:rFonts w:ascii="Arial" w:hAnsi="Arial" w:eastAsia="Arial"/>
+                <w:sz w:val="18"/>
+              </w:rPr>
+              <w:t>hybrid bridge absorb post split</w:t>
+            </w:r>
+          </w:p>
+        </w:tc>
+        <w:tc>
+          <w:tcPr>
+            <w:tcW w:type="dxa" w:w="750"/>
+            <w:tcMar>
+              <w:top w:w="80" w:type="dxa"/>
+              <w:start w:w="120" w:type="dxa"/>
+              <w:bottom w:w="80" w:type="dxa"/>
+              <w:end w:w="120" w:type="dxa"/>
+            </w:tcMar>
+            <w:vAlign w:val="center"/>
+          </w:tcPr>
+          <w:p>
+            <w:pPr>
+              <w:spacing w:line="276" w:lineRule="auto" w:after="0"/>
+            </w:pPr>
+            <w:r>
+              <w:rPr>
+                <w:rFonts w:ascii="Arial" w:hAnsi="Arial" w:eastAsia="Arial"/>
+                <w:sz w:val="18"/>
+              </w:rPr>
+              <w:t>0.754</w:t>
+            </w:r>
+          </w:p>
+        </w:tc>
+        <w:tc>
+          <w:tcPr>
+            <w:tcW w:type="dxa" w:w="750"/>
+            <w:tcMar>
+              <w:top w:w="80" w:type="dxa"/>
+              <w:start w:w="120" w:type="dxa"/>
+              <w:bottom w:w="80" w:type="dxa"/>
+              <w:end w:w="120" w:type="dxa"/>
+            </w:tcMar>
+            <w:vAlign w:val="center"/>
+          </w:tcPr>
+          <w:p>
+            <w:pPr>
+              <w:spacing w:line="276" w:lineRule="auto" w:after="0"/>
+            </w:pPr>
+            <w:r>
+              <w:rPr>
+                <w:rFonts w:ascii="Arial" w:hAnsi="Arial" w:eastAsia="Arial"/>
+                <w:sz w:val="18"/>
+              </w:rPr>
+              <w:t>0.349</w:t>
+            </w:r>
+          </w:p>
+        </w:tc>
+        <w:tc>
+          <w:tcPr>
+            <w:tcW w:type="dxa" w:w="850"/>
+            <w:tcMar>
+              <w:top w:w="80" w:type="dxa"/>
+              <w:start w:w="120" w:type="dxa"/>
+              <w:bottom w:w="80" w:type="dxa"/>
+              <w:end w:w="120" w:type="dxa"/>
+            </w:tcMar>
+            <w:vAlign w:val="center"/>
+          </w:tcPr>
+          <w:p>
+            <w:pPr>
+              <w:spacing w:line="276" w:lineRule="auto" w:after="0"/>
+            </w:pPr>
+            <w:r>
+              <w:rPr>
+                <w:rFonts w:ascii="Arial" w:hAnsi="Arial" w:eastAsia="Arial"/>
+                <w:sz w:val="18"/>
+              </w:rPr>
+              <w:t>0.272</w:t>
+            </w:r>
+          </w:p>
+        </w:tc>
+        <w:tc>
+          <w:tcPr>
+            <w:tcW w:type="dxa" w:w="1500"/>
+            <w:tcMar>
+              <w:top w:w="80" w:type="dxa"/>
+              <w:start w:w="120" w:type="dxa"/>
+              <w:bottom w:w="80" w:type="dxa"/>
+              <w:end w:w="120" w:type="dxa"/>
+            </w:tcMar>
+            <w:vAlign w:val="center"/>
+          </w:tcPr>
+          <w:p>
+            <w:pPr>
+              <w:spacing w:line="276" w:lineRule="auto" w:after="0"/>
+            </w:pPr>
+            <w:r>
+              <w:rPr>
+                <w:rFonts w:ascii="Arial" w:hAnsi="Arial" w:eastAsia="Arial"/>
+                <w:sz w:val="18"/>
+              </w:rPr>
+              <w:t>9.29</w:t>
+            </w:r>
+          </w:p>
+        </w:tc>
+        <w:tc>
+          <w:tcPr>
+            <w:tcW w:type="dxa" w:w="1300"/>
+            <w:tcMar>
+              <w:top w:w="80" w:type="dxa"/>
+              <w:start w:w="120" w:type="dxa"/>
+              <w:bottom w:w="80" w:type="dxa"/>
+              <w:end w:w="120" w:type="dxa"/>
+            </w:tcMar>
+            <w:vAlign w:val="center"/>
+          </w:tcPr>
+          <w:p>
+            <w:pPr>
+              <w:spacing w:line="276" w:lineRule="auto" w:after="0"/>
+            </w:pPr>
+            <w:r>
+              <w:rPr>
+                <w:rFonts w:ascii="Arial" w:hAnsi="Arial" w:eastAsia="Arial"/>
+                <w:sz w:val="18"/>
+              </w:rPr>
+              <w:t>29.26</w:t>
+            </w:r>
+          </w:p>
+        </w:tc>
+        <w:tc>
+          <w:tcPr>
+            <w:tcW w:type="dxa" w:w="1350"/>
+            <w:tcMar>
+              <w:top w:w="80" w:type="dxa"/>
+              <w:start w:w="120" w:type="dxa"/>
+              <w:bottom w:w="80" w:type="dxa"/>
+              <w:end w:w="120" w:type="dxa"/>
+            </w:tcMar>
+            <w:vAlign w:val="center"/>
+          </w:tcPr>
+          <w:p>
+            <w:pPr>
+              <w:spacing w:line="276" w:lineRule="auto" w:after="0"/>
+            </w:pPr>
+            <w:r>
+              <w:rPr>
+                <w:rFonts w:ascii="Arial" w:hAnsi="Arial" w:eastAsia="Arial"/>
+                <w:sz w:val="18"/>
+              </w:rPr>
+              <w:t>5.46</w:t>
+            </w:r>
+          </w:p>
+        </w:tc>
+        <w:tc>
+          <w:tcPr>
+            <w:tcW w:type="dxa" w:w="1110"/>
+            <w:tcMar>
+              <w:top w:w="80" w:type="dxa"/>
+              <w:start w:w="120" w:type="dxa"/>
+              <w:bottom w:w="80" w:type="dxa"/>
+              <w:end w:w="120" w:type="dxa"/>
+            </w:tcMar>
+            <w:vAlign w:val="center"/>
+          </w:tcPr>
+          <w:p>
+            <w:pPr>
+              <w:spacing w:line="276" w:lineRule="auto" w:after="0"/>
+            </w:pPr>
+            <w:r>
+              <w:rPr>
+                <w:rFonts w:ascii="Arial" w:hAnsi="Arial" w:eastAsia="Arial"/>
+                <w:sz w:val="18"/>
+              </w:rPr>
+              <w:t>3.69</w:t>
+            </w:r>
+          </w:p>
+        </w:tc>
+      </w:tr>
+    </w:tbl>
+    <w:p>
+      <w:pPr>
+        <w:spacing w:line="360" w:lineRule="auto"/>
+        <w:jc w:val="left"/>
+      </w:pPr>
+    </w:p>
+    <w:p>
+      <w:pPr>
+        <w:pStyle w:val="Caption"/>
+        <w:spacing w:line="360" w:lineRule="auto"/>
+        <w:jc w:val="left"/>
+      </w:pPr>
+      <w:r>
+        <w:rPr>
+          <w:b/>
+        </w:rPr>
+        <w:t xml:space="preserve">Table 8. </w:t>
+      </w:r>
+      <w:r>
+        <w:t>Uncalibrated 150-fragment held-out test comparison after retraining or recalibrating baseline methods on the same scene split</w:t>
       </w:r>
     </w:p>
     <w:tbl>
@@ -5435,7 +7237,7 @@
         <w:jc w:val="left"/>
       </w:pPr>
       <w:r>
-        <w:t>The results suggest that the benchmark is diagnosing two separate behaviours. EdgeConv learns useful edge affinity, as indicated by the training curve and validation average precision, but the final size proxy is sensitive to the probability threshold, component rules, and how visible-surface clusters are converted into a volume-weighted PSD proxy. In the HPR exterior run, EdgeConv achieved substantially stronger instance diagnostics than the MLP baseline (mean NMI 0.754 and ARI 0.349 for the selected EdgeConv hybrid setting, compared with NMI 0.134 and negative ARI for MLP). Nevertheless, MLP produced the lowest held-out P80 error because its very noisy, coarse components happened to preserve the P80 proxy better.</w:t>
+        <w:t>The results suggest that the benchmark is diagnosing three separate behaviours. EdgeConv learns useful edge affinity, as indicated by the training curve and validation average precision. The selected high-instance-quality hybrid setting also gave substantially stronger instance diagnostics than the MLP baseline (mean NMI 0.754 and ARI 0.349, compared with NMI 0.134 and negative ARI for MLP). However, raw exterior P80 is not a direct full-pile PSD estimate. Even the oracle exterior labels overestimated full-pile P80 by 22.94 per cent on the test split, which explains why uncalibrated component P80 rankings can be misleading.</w:t>
       </w:r>
     </w:p>
     <w:p>
@@ -5444,7 +7246,7 @@
         <w:jc w:val="left"/>
       </w:pPr>
       <w:r>
-        <w:t>This finding is operationally important. A segmentation model should not be judged only by edge average precision or only by a final P80 value. If the objective is muckpile monitoring, the post-processing stage must be calibrated for the probability distribution produced by the model and for the exterior morphology of the pile. The current benchmark makes that calibration visible by reporting threshold behaviour, noise fraction, instance scores, and size-proxy error together.</w:t>
+        <w:t>This finding is operationally important. A segmentation model should not be judged only by edge average precision or only by a final uncalibrated P80 value. If the objective is muckpile monitoring, the post-processing and PSD stages must be calibrated for the probability distribution produced by the model and for the exterior morphology of the pile. With the validation-fitted exterior-to-full calibration, the EdgeConv variants achieved 5.00-5.46 per cent mean absolute full-P80 error on the held-out test split. The calibration does not remove the need for field validation, but it shows that the raw 29.26 per cent EdgeConv P80 error was largely an exterior-to-full mapping problem rather than a failure to learn same-fragment geometry.</w:t>
       </w:r>
     </w:p>
     <w:p>
@@ -5453,7 +7255,7 @@
         <w:jc w:val="left"/>
       </w:pPr>
       <w:r>
-        <w:t>The baseline comparison also shows why the graph formulation remains useful even when the P80 ranking is not led by EdgeConv. Density clustering and simple region growing can capture some surface continuity, but they are brittle when point density, local slopes, and fragment spacing vary. The multilayer perceptron edge-affinity baseline lacks dynamic neighbourhood feature aggregation and produced a high noise fraction of 0.887. EdgeConv is therefore retained as the main learning model for fragment-aware exterior segmentation, while the P80 result identifies the next bottleneck: PSD-aware component calibration.</w:t>
+        <w:t>The uncalibrated baseline comparison remains useful as a diagnostic. The MLP affinity baseline produced the lowest raw P80 error, but it did so with a high noise fraction and weak partition agreement. Density clustering and simple region growing can capture some surface continuity, but they are brittle when point density, local slopes, and fragment spacing vary. EdgeConv is therefore retained as the main learning model for fragment-aware exterior segmentation, while the calibrated result identifies the next bottleneck: linking exterior scan statistics to field-calibrated full PSD.</w:t>
       </w:r>
     </w:p>
     <w:p>
@@ -5500,7 +7302,7 @@
         <w:jc w:val="left"/>
       </w:pPr>
       <w:r>
-        <w:t>A labelled synthetic exterior point-cloud benchmark was developed for rockpile fragmentation monitoring. The workflow generates individual fragment meshes, constructs 150-fragment rockpile scenes, filters the full geometry to exterior-only scan proxies, and evaluates same-fragment edge-affinity learning against multiple baselines. The latest HPR-refiltered 100-scene comparison showed that the MLP affinity baseline achieved the lowest held-out mean absolute passing-size error, while EdgeConv learned stronger local affinity and produced better instance diagnostics but remained sensitive to threshold, merging, and PSD-proxy calibration. The benchmark therefore provides a useful pre-field environment for separating model learning, component formation, and visible-surface size-proxy estimation.</w:t>
+        <w:t>A labelled synthetic exterior point-cloud benchmark was developed for rockpile fragmentation monitoring. The workflow generates individual fragment meshes, constructs 150-fragment rockpile scenes, filters the full geometry to exterior-only scan proxies, and evaluates same-fragment edge-affinity learning against multiple baselines. The latest HPR-refiltered 100-scene comparison showed that EdgeConv learned strong local affinity and produced better instance diagnostics than the shallow edge-affinity baseline. It also showed that exterior-only PSD estimation requires calibration: oracle exterior labels overestimated full test P80 by 22.94 per cent, whereas a validation-fitted exterior-to-full calibration reduced EdgeConv full-P80 error to approximately 5 per cent on the held-out test scenes. The benchmark therefore provides a useful pre-field environment for separating model learning, component formation, exterior observation bias, and full-PSD calibration.</w:t>
       </w:r>
     </w:p>
     <w:p>

--- a/manuscript/saimm_manuscript.docx
+++ b/manuscript/saimm_manuscript.docx
@@ -12,7 +12,7 @@
         <w:rPr>
           <w:b/>
         </w:rPr>
-        <w:t>Synthetic exterior point-cloud benchmark for rockpile fragmentation: fragment generation, rockpile construction, EdgeConv learning, and size-distribution proxy evaluation</w:t>
+        <w:t>Synthetic exterior point-cloud benchmarking for fragment-aware rockpile PSD proxy estimation</w:t>
       </w:r>
     </w:p>
     <w:p>
@@ -59,7 +59,7 @@
         <w:jc w:val="left"/>
       </w:pPr>
       <w:r>
-        <w:t>Post-blast rockpile fragmentation controls loading, hauling, and crushing performance, but field point clouds rarely provide fragment-level labels or independent size references. This study presents a synthetic benchmark for exterior rockpile point clouds in which individual rock-like fragments are generated first, assembled into labelled piles, filtered to retain only visible exterior points, and then used to compare fragment clustering methods. A graph EdgeConv model predicts whether neighbouring exterior points belong to the same fragment, and thresholded edge affinities are converted into connected components and visible-surface particle-size proxies. The same 100 scenes, each containing 150 fragments, were used for all methods with a 60:20:20 train, validation, and test split. The revised dataset applies multi-view Hidden Point Removal to the stored fragment poses, producing a stricter photogrammetry-like exterior shell. EdgeConv learned strong same-fragment affinity on this target, with validation average precision increasing to 0.962 after 24 epochs. The experiment is reported as three linked tasks: segmentation against exterior labels, exterior-size proxy recovery against oracle exterior labels, and full-pile PSD recovery after a validation-fitted exterior-to-full calibration layer. Oracle exterior labels still overestimated full-pile P80 by 22.94 per cent on the held-out test scenes, showing that exterior visibility imposes a systematic size bias even before model error is considered. After fitting a linear P80 calibration only on the validation scenes, EdgeConv reduced held-out full-P80 mean absolute error from 29.26-34.15 per cent to 5.00-5.46 per cent across the tested post-processing variants. The benchmark is intended as a reproducible pre-field testbed for separating visible-fragment segmentation from mine-site PSD calibration.</w:t>
+        <w:t>Post-blast rockpile fragmentation controls loading, hauling, and crushing performance, but field point clouds rarely provide fragment-level labels or independent size references. This study presents a synthetic benchmark for exterior rockpile point clouds in which individual rock-like fragments are generated first, assembled into labelled piles, filtered to retain only visible exterior points, and then used to compare fragment clustering methods. A graph EdgeConv model predicts whether neighbouring exterior points belong to the same fragment, and thresholded edge affinities are converted into connected components and visible-surface particle-size proxies. The same 100 scenes, each containing 150 fragments, were used for all methods with a 60:20:20 train, validation, and test split. The revised dataset applies multi-view Hidden Point Removal to the stored fragment poses, producing a visibility-constrained exterior shell approximating the observable surface of a photogrammetric or laser scan. EdgeConv learned strong same-fragment affinity on this target, with validation average precision increasing to 0.962 after 24 epochs. The experiment is reported as three linked tasks: segmentation against exterior labels, exterior-size proxy recovery against oracle exterior labels, and full-pile PSD recovery after a validation-fitted exterior-to-full calibration layer. Oracle exterior labels still overestimated full-pile P80 by 22.94 per cent on the held-out test scenes, showing that exterior visibility imposes a systematic size bias even before model error is considered. In this controlled synthetic setting, validation-fitted linear P80 calibration reduced held-out full-P80 errors for the tested methods to approximately 5-7 per cent. This result should be interpreted as pre-field evidence of diagnostic value, not as mine-site validated accuracy. The benchmark is intended as a reproducible testbed for separating visible-fragment segmentation from exterior observation bias and full-pile PSD calibration.</w:t>
       </w:r>
     </w:p>
     <w:p>
@@ -105,7 +105,7 @@
         <w:jc w:val="left"/>
       </w:pPr>
       <w:r>
-        <w:t>The contribution is a reproducible synthetic pre-field workflow. Rock-like fragments are generated with known identities and volumes; piles are constructed from those fragments; full synthetic geometry is converted into exterior-only point clouds; and an edge-affinity model is compared with graph, density, region-growing, and shallow learning baselines. The manuscript emphasises the construction of the labelled piles and exterior learning target because these steps determine whether a method is being tested on a realistic scan proxy or on unobservable interior geometry.</w:t>
+        <w:t>The central contribution is a diagnostic synthetic pre-field workflow rather than a claim that one model is the best direct PSD estimator. Rock-like fragments are generated with known identities and volumes; piles are constructed from those fragments; full synthetic geometry is converted into exterior-only point clouds; and an edge-affinity model is compared with graph, density, region-growing, and shallow learning baselines. The manuscript emphasises the construction of the labelled piles and exterior learning target because these steps determine whether a method is being tested on observable exterior geometry or on unobservable interior geometry. The benchmark is designed to diagnose where PSD estimation error originates: from fragment partitioning, from visible-surface size proxy construction, or from the mapping between exterior observations and full-pile PSD.</w:t>
       </w:r>
     </w:p>
     <w:p>
@@ -193,6 +193,15 @@
     </w:p>
     <w:p>
       <w:pPr>
+        <w:spacing w:line="360" w:lineRule="auto"/>
+        <w:jc w:val="left"/>
+      </w:pPr>
+      <w:r>
+        <w:t>More recent 3D backbones and instance-segmentation frameworks, including KPConv, Point Transformer, superpoint graphs, and mask-transformer approaches, provide useful alternatives for future rockpile studies (Landrieu and Simonovsky, 2018; Thomas et al., 2019; Zhao et al., 2021; Schult et al., 2023). They are not treated as direct competitors in this first benchmark because the present study focuses on transparent error decomposition rather than exhaustive model ranking. [TODO: add recent 3D rockpile/muckpile point-cloud PSD reference once the final journal reference list is selected.]</w:t>
+      </w:r>
+    </w:p>
+    <w:p>
+      <w:pPr>
         <w:pStyle w:val="Heading1"/>
         <w:spacing w:line="360" w:lineRule="auto"/>
         <w:jc w:val="left"/>
@@ -218,6 +227,15 @@
       </w:pPr>
       <w:r>
         <w:t>The benchmark begins with a library of synthetic rock-like fragment meshes. Each mesh carries a fixed fragment identity, volume, equivalent spherical diameter, and local surface samples. Fragment generation is kept separate from rockpile construction so that the size reference is known before any pile placement, exterior filtering, or machine-learning step is applied. This prevents the downstream segmentation algorithm from defining its own reference size distribution.</w:t>
+      </w:r>
+    </w:p>
+    <w:p>
+      <w:pPr>
+        <w:spacing w:line="360" w:lineRule="auto"/>
+        <w:jc w:val="left"/>
+      </w:pPr>
+      <w:r>
+        <w:t>For the reported scenes, 150 fragments were sampled without replacement from the fragment catalogue and sorted largest-first before placement. Meshes were randomly rotated, recentered, and tracked through the scene metadata. The full synthetic mesh scene was sampled with approximately 45 000 source surface points before HPR exterior filtering; per-fragment point counts were volume-weighted with a minimum of 24 source samples per fragment. [TODO: report the catalogue-level fragment size distribution, mesh-generation parameter ranges, and scene-level P50/P80/P90 variability once the fragment library summary table is finalised.]</w:t>
       </w:r>
     </w:p>
     <w:p>
@@ -292,6 +310,15 @@
       </w:pPr>
       <w:r>
         <w:t>The production dataset used the no-boundary envelope-relax and axis-clump backend developed after earlier sequential-drop and Chrono trials. Those trials were useful for diagnosing contact explosions, excessive lateral dispersion, and boundary-box artefacts, but the final reported 100-scene dataset was produced by a deterministic CPU-parallel placement workflow that preserved individual fragment meshes and stored the scene centres and orientations required for reconstruction.</w:t>
+      </w:r>
+    </w:p>
+    <w:p>
+      <w:pPr>
+        <w:spacing w:line="360" w:lineRule="auto"/>
+        <w:jc w:val="left"/>
+      </w:pPr>
+      <w:r>
+        <w:t>Placement used a cone/drop-and-settle heuristic with a target angle of repose of 38 degrees and target packing fraction of 0.62. For each fragment, up to 520 candidate horizontal positions were sampled inside the current pile radius. The candidate settled height was computed from existing collision spheres, using collision radius scale 0.60 and separation factor 0.92. Candidates outside the height-dependent conical containment radius were rejected; among feasible candidates, the selected placement minimised z + 0.035 r/R, where r is radial distance and R is the estimated base radius. If placement failed, the base radius was expanded by a factor of 1.06 for up to six attempts. [TODO: add angle-of-repose and radial-density morphology diagnostics for the final scene set.]</w:t>
       </w:r>
     </w:p>
     <w:p>
@@ -753,7 +780,7 @@
         <w:jc w:val="left"/>
       </w:pPr>
       <w:r>
-        <w:t>The material parameters were selected to represent dense hard rock rather than lightweight artificial particles. Because the production backend is a geometry-preserving placement and relaxation model rather than a full field calibration of breakage mechanics, the parameters should be read as physically informed contact settings used to stabilise pile morphology and prevent unrealistically elastic scattering.</w:t>
+        <w:t>The material parameters below were used only to guide preliminary hard-rock placement and contact trials. They should not be interpreted as calibrated geomechanical material properties. The production backend is a geometry-preserving placement and relaxation model rather than a fully calibrated DEM or blast-breakage simulation, so density, stiffness, friction, and restitution are reported for reproducibility of the trials, not as field-calibrated rock mechanics inputs.</w:t>
       </w:r>
     </w:p>
     <w:p>
@@ -1595,6 +1622,106 @@
                 <w:rFonts w:ascii="Arial" w:hAnsi="Arial" w:eastAsia="Arial"/>
                 <w:sz w:val="18"/>
               </w:rPr>
+              <w:t>Viewpoint radius</w:t>
+            </w:r>
+          </w:p>
+        </w:tc>
+        <w:tc>
+          <w:tcPr>
+            <w:tcW w:type="dxa" w:w="6360"/>
+            <w:tcMar>
+              <w:top w:w="80" w:type="dxa"/>
+              <w:start w:w="120" w:type="dxa"/>
+              <w:bottom w:w="80" w:type="dxa"/>
+              <w:end w:w="120" w:type="dxa"/>
+            </w:tcMar>
+            <w:vAlign w:val="center"/>
+          </w:tcPr>
+          <w:p>
+            <w:pPr>
+              <w:spacing w:line="276" w:lineRule="auto" w:after="0"/>
+            </w:pPr>
+            <w:r>
+              <w:rPr>
+                <w:rFonts w:ascii="Arial" w:hAnsi="Arial" w:eastAsia="Arial"/>
+                <w:sz w:val="18"/>
+              </w:rPr>
+              <w:t>1.8 times horizontal pile span plus 0.8 m margin; overhead height at pile top plus radius</w:t>
+            </w:r>
+          </w:p>
+        </w:tc>
+      </w:tr>
+      <w:tr>
+        <w:tc>
+          <w:tcPr>
+            <w:tcW w:type="dxa" w:w="3000"/>
+            <w:tcMar>
+              <w:top w:w="80" w:type="dxa"/>
+              <w:start w:w="120" w:type="dxa"/>
+              <w:bottom w:w="80" w:type="dxa"/>
+              <w:end w:w="120" w:type="dxa"/>
+            </w:tcMar>
+            <w:vAlign w:val="center"/>
+          </w:tcPr>
+          <w:p>
+            <w:pPr>
+              <w:spacing w:line="276" w:lineRule="auto" w:after="0"/>
+            </w:pPr>
+            <w:r>
+              <w:rPr>
+                <w:rFonts w:ascii="Arial" w:hAnsi="Arial" w:eastAsia="Arial"/>
+                <w:sz w:val="18"/>
+              </w:rPr>
+              <w:t>HPR sphere radius</w:t>
+            </w:r>
+          </w:p>
+        </w:tc>
+        <w:tc>
+          <w:tcPr>
+            <w:tcW w:type="dxa" w:w="6360"/>
+            <w:tcMar>
+              <w:top w:w="80" w:type="dxa"/>
+              <w:start w:w="120" w:type="dxa"/>
+              <w:bottom w:w="80" w:type="dxa"/>
+              <w:end w:w="120" w:type="dxa"/>
+            </w:tcMar>
+            <w:vAlign w:val="center"/>
+          </w:tcPr>
+          <w:p>
+            <w:pPr>
+              <w:spacing w:line="276" w:lineRule="auto" w:after="0"/>
+            </w:pPr>
+            <w:r>
+              <w:rPr>
+                <w:rFonts w:ascii="Arial" w:hAnsi="Arial" w:eastAsia="Arial"/>
+                <w:sz w:val="18"/>
+              </w:rPr>
+              <w:t>radius_scale = 100</w:t>
+            </w:r>
+          </w:p>
+        </w:tc>
+      </w:tr>
+      <w:tr>
+        <w:tc>
+          <w:tcPr>
+            <w:tcW w:type="dxa" w:w="3000"/>
+            <w:tcMar>
+              <w:top w:w="80" w:type="dxa"/>
+              <w:start w:w="120" w:type="dxa"/>
+              <w:bottom w:w="80" w:type="dxa"/>
+              <w:end w:w="120" w:type="dxa"/>
+            </w:tcMar>
+            <w:vAlign w:val="center"/>
+          </w:tcPr>
+          <w:p>
+            <w:pPr>
+              <w:spacing w:line="276" w:lineRule="auto" w:after="0"/>
+            </w:pPr>
+            <w:r>
+              <w:rPr>
+                <w:rFonts w:ascii="Arial" w:hAnsi="Arial" w:eastAsia="Arial"/>
+                <w:sz w:val="18"/>
+              </w:rPr>
               <w:t>Envelope filtering</w:t>
             </w:r>
           </w:p>
@@ -1695,6 +1822,56 @@
                 <w:rFonts w:ascii="Arial" w:hAnsi="Arial" w:eastAsia="Arial"/>
                 <w:sz w:val="18"/>
               </w:rPr>
+              <w:t>Normal/curvature</w:t>
+            </w:r>
+          </w:p>
+        </w:tc>
+        <w:tc>
+          <w:tcPr>
+            <w:tcW w:type="dxa" w:w="6360"/>
+            <w:tcMar>
+              <w:top w:w="80" w:type="dxa"/>
+              <w:start w:w="120" w:type="dxa"/>
+              <w:bottom w:w="80" w:type="dxa"/>
+              <w:end w:w="120" w:type="dxa"/>
+            </w:tcMar>
+            <w:vAlign w:val="center"/>
+          </w:tcPr>
+          <w:p>
+            <w:pPr>
+              <w:spacing w:line="276" w:lineRule="auto" w:after="0"/>
+            </w:pPr>
+            <w:r>
+              <w:rPr>
+                <w:rFonts w:ascii="Arial" w:hAnsi="Arial" w:eastAsia="Arial"/>
+                <w:sz w:val="18"/>
+              </w:rPr>
+              <w:t>PCA normals and curvature from 30-neighbour local patches</w:t>
+            </w:r>
+          </w:p>
+        </w:tc>
+      </w:tr>
+      <w:tr>
+        <w:tc>
+          <w:tcPr>
+            <w:tcW w:type="dxa" w:w="3000"/>
+            <w:tcMar>
+              <w:top w:w="80" w:type="dxa"/>
+              <w:start w:w="120" w:type="dxa"/>
+              <w:bottom w:w="80" w:type="dxa"/>
+              <w:end w:w="120" w:type="dxa"/>
+            </w:tcMar>
+            <w:vAlign w:val="center"/>
+          </w:tcPr>
+          <w:p>
+            <w:pPr>
+              <w:spacing w:line="276" w:lineRule="auto" w:after="0"/>
+            </w:pPr>
+            <w:r>
+              <w:rPr>
+                <w:rFonts w:ascii="Arial" w:hAnsi="Arial" w:eastAsia="Arial"/>
+                <w:sz w:val="18"/>
+              </w:rPr>
               <w:t>Graph construction</w:t>
             </w:r>
           </w:p>
@@ -1719,7 +1896,7 @@
                 <w:rFonts w:ascii="Arial" w:hAnsi="Arial" w:eastAsia="Arial"/>
                 <w:sz w:val="18"/>
               </w:rPr>
-              <w:t>Local point graph built from exterior samples only</w:t>
+              <w:t>Undirected kNN graph with k = 12, built from exterior samples only</w:t>
             </w:r>
           </w:p>
         </w:tc>
@@ -1838,6 +2015,15 @@
       </w:pPr>
       <w:r>
         <w:t>The exterior filter is deliberately conservative. A full synthetic pile includes contact patches and interior faces that cannot be observed from a field scan. Training on those points would make the benchmark easier but less relevant. The HPR exterior-only construction therefore sacrifices some label completeness to preserve the visibility constraint. Across the 100 HPR-refiltered scenes, the mean retained fragment count was 141.89 out of 150 requested fragments, the mean exterior point count was 6975.05, and the mean local-graph positive edge fraction was 0.924.</w:t>
+      </w:r>
+    </w:p>
+    <w:p>
+      <w:pPr>
+        <w:spacing w:line="360" w:lineRule="auto"/>
+        <w:jc w:val="left"/>
+      </w:pPr>
+      <w:r>
+        <w:t>HPR captures visibility constraints but not the full error model of field photogrammetry or laser scanning. It does not simulate non-uniform point density, reconstruction noise, missing regions, registration error, scale noise, view-angle bias, dust, fines, or merged contact surfaces. The resulting exterior cloud should therefore be read as a controlled observable-surface proxy, not as a complete photogrammetric simulator.</w:t>
       </w:r>
     </w:p>
     <w:p>
@@ -2110,7 +2296,57 @@
                 <w:rFonts w:ascii="Arial" w:hAnsi="Arial" w:eastAsia="Arial"/>
                 <w:sz w:val="18"/>
               </w:rPr>
-              <w:t>Exterior point coordinates and local graph edges</w:t>
+              <w:t>7 point channels: normalised xyz, estimated normal vector, and scaled curvature</w:t>
+            </w:r>
+          </w:p>
+        </w:tc>
+      </w:tr>
+      <w:tr>
+        <w:tc>
+          <w:tcPr>
+            <w:tcW w:type="dxa" w:w="3100"/>
+            <w:tcMar>
+              <w:top w:w="80" w:type="dxa"/>
+              <w:start w:w="120" w:type="dxa"/>
+              <w:bottom w:w="80" w:type="dxa"/>
+              <w:end w:w="120" w:type="dxa"/>
+            </w:tcMar>
+            <w:vAlign w:val="center"/>
+          </w:tcPr>
+          <w:p>
+            <w:pPr>
+              <w:spacing w:line="276" w:lineRule="auto" w:after="0"/>
+            </w:pPr>
+            <w:r>
+              <w:rPr>
+                <w:rFonts w:ascii="Arial" w:hAnsi="Arial" w:eastAsia="Arial"/>
+                <w:sz w:val="18"/>
+              </w:rPr>
+              <w:t>Edge features</w:t>
+            </w:r>
+          </w:p>
+        </w:tc>
+        <w:tc>
+          <w:tcPr>
+            <w:tcW w:type="dxa" w:w="6260"/>
+            <w:tcMar>
+              <w:top w:w="80" w:type="dxa"/>
+              <w:start w:w="120" w:type="dxa"/>
+              <w:bottom w:w="80" w:type="dxa"/>
+              <w:end w:w="120" w:type="dxa"/>
+            </w:tcMar>
+            <w:vAlign w:val="center"/>
+          </w:tcPr>
+          <w:p>
+            <w:pPr>
+              <w:spacing w:line="276" w:lineRule="auto" w:after="0"/>
+            </w:pPr>
+            <w:r>
+              <w:rPr>
+                <w:rFonts w:ascii="Arial" w:hAnsi="Arial" w:eastAsia="Arial"/>
+                <w:sz w:val="18"/>
+              </w:rPr>
+              <w:t>15 geometric edge channels from relative position, distance, normal relation, curvature, and mid-height</w:t>
             </w:r>
           </w:p>
         </w:tc>
@@ -2210,7 +2446,57 @@
                 <w:rFonts w:ascii="Arial" w:hAnsi="Arial" w:eastAsia="Arial"/>
                 <w:sz w:val="18"/>
               </w:rPr>
-              <w:t>Dynamic graph EdgeConv-style local feature aggregation</w:t>
+              <w:t>Two EdgeConv blocks with hidden dimension 48 and embedding dimension 64</w:t>
+            </w:r>
+          </w:p>
+        </w:tc>
+      </w:tr>
+      <w:tr>
+        <w:tc>
+          <w:tcPr>
+            <w:tcW w:type="dxa" w:w="3100"/>
+            <w:tcMar>
+              <w:top w:w="80" w:type="dxa"/>
+              <w:start w:w="120" w:type="dxa"/>
+              <w:bottom w:w="80" w:type="dxa"/>
+              <w:end w:w="120" w:type="dxa"/>
+            </w:tcMar>
+            <w:vAlign w:val="center"/>
+          </w:tcPr>
+          <w:p>
+            <w:pPr>
+              <w:spacing w:line="276" w:lineRule="auto" w:after="0"/>
+            </w:pPr>
+            <w:r>
+              <w:rPr>
+                <w:rFonts w:ascii="Arial" w:hAnsi="Arial" w:eastAsia="Arial"/>
+                <w:sz w:val="18"/>
+              </w:rPr>
+              <w:t>Edge head</w:t>
+            </w:r>
+          </w:p>
+        </w:tc>
+        <w:tc>
+          <w:tcPr>
+            <w:tcW w:type="dxa" w:w="6260"/>
+            <w:tcMar>
+              <w:top w:w="80" w:type="dxa"/>
+              <w:start w:w="120" w:type="dxa"/>
+              <w:bottom w:w="80" w:type="dxa"/>
+              <w:end w:w="120" w:type="dxa"/>
+            </w:tcMar>
+            <w:vAlign w:val="center"/>
+          </w:tcPr>
+          <w:p>
+            <w:pPr>
+              <w:spacing w:line="276" w:lineRule="auto" w:after="0"/>
+            </w:pPr>
+            <w:r>
+              <w:rPr>
+                <w:rFonts w:ascii="Arial" w:hAnsi="Arial" w:eastAsia="Arial"/>
+                <w:sz w:val="18"/>
+              </w:rPr>
+              <w:t>MLP on source embedding, target embedding, absolute embedding difference, and edge features; 128 and 64 hidden units with ReLU and 0.10 dropout</w:t>
             </w:r>
           </w:p>
         </w:tc>
@@ -2436,6 +2722,156 @@
                 <w:rFonts w:ascii="Arial" w:hAnsi="Arial" w:eastAsia="Arial"/>
                 <w:sz w:val="18"/>
               </w:rPr>
+              <w:t>Optimiser</w:t>
+            </w:r>
+          </w:p>
+        </w:tc>
+        <w:tc>
+          <w:tcPr>
+            <w:tcW w:type="dxa" w:w="6260"/>
+            <w:tcMar>
+              <w:top w:w="80" w:type="dxa"/>
+              <w:start w:w="120" w:type="dxa"/>
+              <w:bottom w:w="80" w:type="dxa"/>
+              <w:end w:w="120" w:type="dxa"/>
+            </w:tcMar>
+            <w:vAlign w:val="center"/>
+          </w:tcPr>
+          <w:p>
+            <w:pPr>
+              <w:spacing w:line="276" w:lineRule="auto" w:after="0"/>
+            </w:pPr>
+            <w:r>
+              <w:rPr>
+                <w:rFonts w:ascii="Arial" w:hAnsi="Arial" w:eastAsia="Arial"/>
+                <w:sz w:val="18"/>
+              </w:rPr>
+              <w:t>AdamW, learning rate 1.2e-3, weight decay 1.0e-4</w:t>
+            </w:r>
+          </w:p>
+        </w:tc>
+      </w:tr>
+      <w:tr>
+        <w:tc>
+          <w:tcPr>
+            <w:tcW w:type="dxa" w:w="3100"/>
+            <w:tcMar>
+              <w:top w:w="80" w:type="dxa"/>
+              <w:start w:w="120" w:type="dxa"/>
+              <w:bottom w:w="80" w:type="dxa"/>
+              <w:end w:w="120" w:type="dxa"/>
+            </w:tcMar>
+            <w:vAlign w:val="center"/>
+          </w:tcPr>
+          <w:p>
+            <w:pPr>
+              <w:spacing w:line="276" w:lineRule="auto" w:after="0"/>
+            </w:pPr>
+            <w:r>
+              <w:rPr>
+                <w:rFonts w:ascii="Arial" w:hAnsi="Arial" w:eastAsia="Arial"/>
+                <w:sz w:val="18"/>
+              </w:rPr>
+              <w:t>Training edge sample</w:t>
+            </w:r>
+          </w:p>
+        </w:tc>
+        <w:tc>
+          <w:tcPr>
+            <w:tcW w:type="dxa" w:w="6260"/>
+            <w:tcMar>
+              <w:top w:w="80" w:type="dxa"/>
+              <w:start w:w="120" w:type="dxa"/>
+              <w:bottom w:w="80" w:type="dxa"/>
+              <w:end w:w="120" w:type="dxa"/>
+            </w:tcMar>
+            <w:vAlign w:val="center"/>
+          </w:tcPr>
+          <w:p>
+            <w:pPr>
+              <w:spacing w:line="276" w:lineRule="auto" w:after="0"/>
+            </w:pPr>
+            <w:r>
+              <w:rPr>
+                <w:rFonts w:ascii="Arial" w:hAnsi="Arial" w:eastAsia="Arial"/>
+                <w:sz w:val="18"/>
+              </w:rPr>
+              <w:t>Balanced positive/negative edge sample, up to 22 000 edges per scene-step</w:t>
+            </w:r>
+          </w:p>
+        </w:tc>
+      </w:tr>
+      <w:tr>
+        <w:tc>
+          <w:tcPr>
+            <w:tcW w:type="dxa" w:w="3100"/>
+            <w:tcMar>
+              <w:top w:w="80" w:type="dxa"/>
+              <w:start w:w="120" w:type="dxa"/>
+              <w:bottom w:w="80" w:type="dxa"/>
+              <w:end w:w="120" w:type="dxa"/>
+            </w:tcMar>
+            <w:vAlign w:val="center"/>
+          </w:tcPr>
+          <w:p>
+            <w:pPr>
+              <w:spacing w:line="276" w:lineRule="auto" w:after="0"/>
+            </w:pPr>
+            <w:r>
+              <w:rPr>
+                <w:rFonts w:ascii="Arial" w:hAnsi="Arial" w:eastAsia="Arial"/>
+                <w:sz w:val="18"/>
+              </w:rPr>
+              <w:t>Validation AP sample</w:t>
+            </w:r>
+          </w:p>
+        </w:tc>
+        <w:tc>
+          <w:tcPr>
+            <w:tcW w:type="dxa" w:w="6260"/>
+            <w:tcMar>
+              <w:top w:w="80" w:type="dxa"/>
+              <w:start w:w="120" w:type="dxa"/>
+              <w:bottom w:w="80" w:type="dxa"/>
+              <w:end w:w="120" w:type="dxa"/>
+            </w:tcMar>
+            <w:vAlign w:val="center"/>
+          </w:tcPr>
+          <w:p>
+            <w:pPr>
+              <w:spacing w:line="276" w:lineRule="auto" w:after="0"/>
+            </w:pPr>
+            <w:r>
+              <w:rPr>
+                <w:rFonts w:ascii="Arial" w:hAnsi="Arial" w:eastAsia="Arial"/>
+                <w:sz w:val="18"/>
+              </w:rPr>
+              <w:t>Balanced positive/negative edge sample, up to 36 000 edges on 12 validation scenes</w:t>
+            </w:r>
+          </w:p>
+        </w:tc>
+      </w:tr>
+      <w:tr>
+        <w:tc>
+          <w:tcPr>
+            <w:tcW w:type="dxa" w:w="3100"/>
+            <w:tcMar>
+              <w:top w:w="80" w:type="dxa"/>
+              <w:start w:w="120" w:type="dxa"/>
+              <w:bottom w:w="80" w:type="dxa"/>
+              <w:end w:w="120" w:type="dxa"/>
+            </w:tcMar>
+            <w:vAlign w:val="center"/>
+          </w:tcPr>
+          <w:p>
+            <w:pPr>
+              <w:spacing w:line="276" w:lineRule="auto" w:after="0"/>
+            </w:pPr>
+            <w:r>
+              <w:rPr>
+                <w:rFonts w:ascii="Arial" w:hAnsi="Arial" w:eastAsia="Arial"/>
+                <w:sz w:val="18"/>
+              </w:rPr>
               <w:t>Validation selection</w:t>
             </w:r>
           </w:p>
@@ -2613,7 +3049,7 @@
         <w:jc w:val="left"/>
       </w:pPr>
       <w:r>
-        <w:t>The 24-epoch EdgeConv calibration run showed steadily decreasing training loss and increasing validation average precision, confirming that the model learned informative same-fragment edge affinities on the HPR exterior target. Validation average precision rose from 0.905 at epoch 1 to 0.962 at epoch 24. The remaining difficulty was not edge learning but calibration of the affinity threshold, component merging, and the surface-cluster-to-P80 proxy.</w:t>
+        <w:t>The 24-epoch EdgeConv calibration run showed steadily decreasing training loss and increasing validation average precision, confirming that the model learned informative same-fragment edge affinities on the HPR exterior target. Validation average precision rose from 0.905 at epoch 1 to 0.962 at epoch 24. The remaining difficulty was not edge learning alone but calibration of the affinity threshold, component merging, and the surface-cluster-to-P80 proxy.</w:t>
       </w:r>
     </w:p>
     <w:p>
@@ -6035,6 +6471,116 @@
     </w:p>
     <w:p>
       <w:pPr>
+        <w:jc w:val="center"/>
+      </w:pPr>
+      <w:r>
+        <w:drawing>
+          <wp:inline xmlns:a="http://schemas.openxmlformats.org/drawingml/2006/main" xmlns:pic="http://schemas.openxmlformats.org/drawingml/2006/picture">
+            <wp:extent cx="4860000" cy="3629050"/>
+            <wp:docPr id="8" name="Picture 8"/>
+            <wp:cNvGraphicFramePr>
+              <a:graphicFrameLocks noChangeAspect="1"/>
+            </wp:cNvGraphicFramePr>
+            <a:graphic>
+              <a:graphicData uri="http://schemas.openxmlformats.org/drawingml/2006/picture">
+                <pic:pic>
+                  <pic:nvPicPr>
+                    <pic:cNvPr id="0" name="edgeconv_p80_calibration_scatter.png"/>
+                    <pic:cNvPicPr/>
+                  </pic:nvPicPr>
+                  <pic:blipFill>
+                    <a:blip r:embed="rId17"/>
+                    <a:stretch>
+                      <a:fillRect/>
+                    </a:stretch>
+                  </pic:blipFill>
+                  <pic:spPr>
+                    <a:xfrm>
+                      <a:off x="0" y="0"/>
+                      <a:ext cx="4860000" cy="3629050"/>
+                    </a:xfrm>
+                    <a:prstGeom prst="rect"/>
+                  </pic:spPr>
+                </pic:pic>
+              </a:graphicData>
+            </a:graphic>
+          </wp:inline>
+        </w:drawing>
+      </w:r>
+    </w:p>
+    <w:p>
+      <w:pPr>
+        <w:pStyle w:val="Caption"/>
+        <w:spacing w:line="360" w:lineRule="auto"/>
+        <w:jc w:val="left"/>
+      </w:pPr>
+      <w:r>
+        <w:rPr>
+          <w:b/>
+        </w:rPr>
+        <w:t xml:space="preserve">Figure 8. </w:t>
+      </w:r>
+      <w:r>
+        <w:t>Predicted exterior P80 versus full ground-truth P80 for the selected EdgeConv setting. The linear calibration was fitted on validation scenes only and then applied to held-out test scenes</w:t>
+      </w:r>
+    </w:p>
+    <w:p>
+      <w:pPr>
+        <w:jc w:val="center"/>
+      </w:pPr>
+      <w:r>
+        <w:drawing>
+          <wp:inline xmlns:a="http://schemas.openxmlformats.org/drawingml/2006/main" xmlns:pic="http://schemas.openxmlformats.org/drawingml/2006/picture">
+            <wp:extent cx="4860000" cy="3264179"/>
+            <wp:docPr id="9" name="Picture 9"/>
+            <wp:cNvGraphicFramePr>
+              <a:graphicFrameLocks noChangeAspect="1"/>
+            </wp:cNvGraphicFramePr>
+            <a:graphic>
+              <a:graphicData uri="http://schemas.openxmlformats.org/drawingml/2006/picture">
+                <pic:pic>
+                  <pic:nvPicPr>
+                    <pic:cNvPr id="0" name="edgeconv_threshold_sensitivity.png"/>
+                    <pic:cNvPicPr/>
+                  </pic:nvPicPr>
+                  <pic:blipFill>
+                    <a:blip r:embed="rId18"/>
+                    <a:stretch>
+                      <a:fillRect/>
+                    </a:stretch>
+                  </pic:blipFill>
+                  <pic:spPr>
+                    <a:xfrm>
+                      <a:off x="0" y="0"/>
+                      <a:ext cx="4860000" cy="3264179"/>
+                    </a:xfrm>
+                    <a:prstGeom prst="rect"/>
+                  </pic:spPr>
+                </pic:pic>
+              </a:graphicData>
+            </a:graphic>
+          </wp:inline>
+        </w:drawing>
+      </w:r>
+    </w:p>
+    <w:p>
+      <w:pPr>
+        <w:pStyle w:val="Caption"/>
+        <w:spacing w:line="360" w:lineRule="auto"/>
+        <w:jc w:val="left"/>
+      </w:pPr>
+      <w:r>
+        <w:rPr>
+          <w:b/>
+        </w:rPr>
+        <w:t xml:space="preserve">Figure 9. </w:t>
+      </w:r>
+      <w:r>
+        <w:t>Validation threshold sensitivity for representative EdgeConv post-processing variants. The high selected threshold indicates that affinity scores were used as ranking signals for component construction rather than calibrated probabilities</w:t>
+      </w:r>
+    </w:p>
+    <w:p>
+      <w:pPr>
         <w:pStyle w:val="Caption"/>
         <w:spacing w:line="360" w:lineRule="auto"/>
         <w:jc w:val="left"/>
@@ -6044,6 +6590,1286 @@
           <w:b/>
         </w:rPr>
         <w:t xml:space="preserve">Table 8. </w:t>
+      </w:r>
+      <w:r>
+        <w:t>Validation-fitted exterior-to-full P80 calibration comparison. Confidence intervals are bootstrap 95 per cent intervals over the 20 held-out test scenes</w:t>
+      </w:r>
+    </w:p>
+    <w:tbl>
+      <w:tblPr>
+        <w:tblStyle w:val="TableGrid"/>
+        <w:tblW w:type="dxa" w:w="8700"/>
+        <w:jc w:val="left"/>
+        <w:tblLayout w:type="fixed"/>
+        <w:tblLook w:firstColumn="1" w:firstRow="1" w:lastColumn="0" w:lastRow="0" w:noHBand="0" w:noVBand="1" w:val="04A0"/>
+        <w:tblInd w:w="0" w:type="dxa"/>
+      </w:tblPr>
+      <w:tblGrid>
+        <w:gridCol w:w="1350"/>
+        <w:gridCol w:w="800"/>
+        <w:gridCol w:w="850"/>
+        <w:gridCol w:w="1650"/>
+        <w:gridCol w:w="1650"/>
+        <w:gridCol w:w="700"/>
+        <w:gridCol w:w="900"/>
+        <w:gridCol w:w="800"/>
+      </w:tblGrid>
+      <w:tr>
+        <w:trPr>
+          <w:tblHeader w:val="true"/>
+        </w:trPr>
+        <w:tc>
+          <w:tcPr>
+            <w:tcW w:type="dxa" w:w="1350"/>
+            <w:shd w:fill="EDEDED"/>
+            <w:tcMar>
+              <w:top w:w="80" w:type="dxa"/>
+              <w:start w:w="120" w:type="dxa"/>
+              <w:bottom w:w="80" w:type="dxa"/>
+              <w:end w:w="120" w:type="dxa"/>
+            </w:tcMar>
+            <w:vAlign w:val="center"/>
+          </w:tcPr>
+          <w:p>
+            <w:pPr>
+              <w:spacing w:line="276" w:lineRule="auto" w:after="0"/>
+            </w:pPr>
+            <w:r>
+              <w:rPr>
+                <w:rFonts w:ascii="Arial" w:hAnsi="Arial" w:eastAsia="Arial"/>
+                <w:b/>
+                <w:sz w:val="18"/>
+              </w:rPr>
+              <w:t>Method</w:t>
+            </w:r>
+          </w:p>
+        </w:tc>
+        <w:tc>
+          <w:tcPr>
+            <w:tcW w:type="dxa" w:w="800"/>
+            <w:shd w:fill="EDEDED"/>
+            <w:tcMar>
+              <w:top w:w="80" w:type="dxa"/>
+              <w:start w:w="120" w:type="dxa"/>
+              <w:bottom w:w="80" w:type="dxa"/>
+              <w:end w:w="120" w:type="dxa"/>
+            </w:tcMar>
+            <w:vAlign w:val="center"/>
+          </w:tcPr>
+          <w:p>
+            <w:pPr>
+              <w:spacing w:line="276" w:lineRule="auto" w:after="0"/>
+            </w:pPr>
+            <w:r>
+              <w:rPr>
+                <w:rFonts w:ascii="Arial" w:hAnsi="Arial" w:eastAsia="Arial"/>
+                <w:b/>
+                <w:sz w:val="18"/>
+              </w:rPr>
+              <w:t>Slope a</w:t>
+            </w:r>
+          </w:p>
+        </w:tc>
+        <w:tc>
+          <w:tcPr>
+            <w:tcW w:type="dxa" w:w="850"/>
+            <w:shd w:fill="EDEDED"/>
+            <w:tcMar>
+              <w:top w:w="80" w:type="dxa"/>
+              <w:start w:w="120" w:type="dxa"/>
+              <w:bottom w:w="80" w:type="dxa"/>
+              <w:end w:w="120" w:type="dxa"/>
+            </w:tcMar>
+            <w:vAlign w:val="center"/>
+          </w:tcPr>
+          <w:p>
+            <w:pPr>
+              <w:spacing w:line="276" w:lineRule="auto" w:after="0"/>
+            </w:pPr>
+            <w:r>
+              <w:rPr>
+                <w:rFonts w:ascii="Arial" w:hAnsi="Arial" w:eastAsia="Arial"/>
+                <w:b/>
+                <w:sz w:val="18"/>
+              </w:rPr>
+              <w:t>b (mm)</w:t>
+            </w:r>
+          </w:p>
+        </w:tc>
+        <w:tc>
+          <w:tcPr>
+            <w:tcW w:type="dxa" w:w="1650"/>
+            <w:shd w:fill="EDEDED"/>
+            <w:tcMar>
+              <w:top w:w="80" w:type="dxa"/>
+              <w:start w:w="120" w:type="dxa"/>
+              <w:bottom w:w="80" w:type="dxa"/>
+              <w:end w:w="120" w:type="dxa"/>
+            </w:tcMar>
+            <w:vAlign w:val="center"/>
+          </w:tcPr>
+          <w:p>
+            <w:pPr>
+              <w:spacing w:line="276" w:lineRule="auto" w:after="0"/>
+            </w:pPr>
+            <w:r>
+              <w:rPr>
+                <w:rFonts w:ascii="Arial" w:hAnsi="Arial" w:eastAsia="Arial"/>
+                <w:b/>
+                <w:sz w:val="18"/>
+              </w:rPr>
+              <w:t>Raw MAE % (95% CI)</w:t>
+            </w:r>
+          </w:p>
+        </w:tc>
+        <w:tc>
+          <w:tcPr>
+            <w:tcW w:type="dxa" w:w="1650"/>
+            <w:shd w:fill="EDEDED"/>
+            <w:tcMar>
+              <w:top w:w="80" w:type="dxa"/>
+              <w:start w:w="120" w:type="dxa"/>
+              <w:bottom w:w="80" w:type="dxa"/>
+              <w:end w:w="120" w:type="dxa"/>
+            </w:tcMar>
+            <w:vAlign w:val="center"/>
+          </w:tcPr>
+          <w:p>
+            <w:pPr>
+              <w:spacing w:line="276" w:lineRule="auto" w:after="0"/>
+            </w:pPr>
+            <w:r>
+              <w:rPr>
+                <w:rFonts w:ascii="Arial" w:hAnsi="Arial" w:eastAsia="Arial"/>
+                <w:b/>
+                <w:sz w:val="18"/>
+              </w:rPr>
+              <w:t>Cal. MAE % (95% CI)</w:t>
+            </w:r>
+          </w:p>
+        </w:tc>
+        <w:tc>
+          <w:tcPr>
+            <w:tcW w:type="dxa" w:w="700"/>
+            <w:shd w:fill="EDEDED"/>
+            <w:tcMar>
+              <w:top w:w="80" w:type="dxa"/>
+              <w:start w:w="120" w:type="dxa"/>
+              <w:bottom w:w="80" w:type="dxa"/>
+              <w:end w:w="120" w:type="dxa"/>
+            </w:tcMar>
+            <w:vAlign w:val="center"/>
+          </w:tcPr>
+          <w:p>
+            <w:pPr>
+              <w:spacing w:line="276" w:lineRule="auto" w:after="0"/>
+            </w:pPr>
+            <w:r>
+              <w:rPr>
+                <w:rFonts w:ascii="Arial" w:hAnsi="Arial" w:eastAsia="Arial"/>
+                <w:b/>
+                <w:sz w:val="18"/>
+              </w:rPr>
+              <w:t>NMI</w:t>
+            </w:r>
+          </w:p>
+        </w:tc>
+        <w:tc>
+          <w:tcPr>
+            <w:tcW w:type="dxa" w:w="900"/>
+            <w:shd w:fill="EDEDED"/>
+            <w:tcMar>
+              <w:top w:w="80" w:type="dxa"/>
+              <w:start w:w="120" w:type="dxa"/>
+              <w:bottom w:w="80" w:type="dxa"/>
+              <w:end w:w="120" w:type="dxa"/>
+            </w:tcMar>
+            <w:vAlign w:val="center"/>
+          </w:tcPr>
+          <w:p>
+            <w:pPr>
+              <w:spacing w:line="276" w:lineRule="auto" w:after="0"/>
+            </w:pPr>
+            <w:r>
+              <w:rPr>
+                <w:rFonts w:ascii="Arial" w:hAnsi="Arial" w:eastAsia="Arial"/>
+                <w:b/>
+                <w:sz w:val="18"/>
+              </w:rPr>
+              <w:t>ARI</w:t>
+            </w:r>
+          </w:p>
+        </w:tc>
+        <w:tc>
+          <w:tcPr>
+            <w:tcW w:type="dxa" w:w="800"/>
+            <w:shd w:fill="EDEDED"/>
+            <w:tcMar>
+              <w:top w:w="80" w:type="dxa"/>
+              <w:start w:w="120" w:type="dxa"/>
+              <w:bottom w:w="80" w:type="dxa"/>
+              <w:end w:w="120" w:type="dxa"/>
+            </w:tcMar>
+            <w:vAlign w:val="center"/>
+          </w:tcPr>
+          <w:p>
+            <w:pPr>
+              <w:spacing w:line="276" w:lineRule="auto" w:after="0"/>
+            </w:pPr>
+            <w:r>
+              <w:rPr>
+                <w:rFonts w:ascii="Arial" w:hAnsi="Arial" w:eastAsia="Arial"/>
+                <w:b/>
+                <w:sz w:val="18"/>
+              </w:rPr>
+              <w:t>Noise</w:t>
+            </w:r>
+          </w:p>
+        </w:tc>
+      </w:tr>
+      <w:tr>
+        <w:tc>
+          <w:tcPr>
+            <w:tcW w:type="dxa" w:w="1350"/>
+            <w:tcMar>
+              <w:top w:w="80" w:type="dxa"/>
+              <w:start w:w="120" w:type="dxa"/>
+              <w:bottom w:w="80" w:type="dxa"/>
+              <w:end w:w="120" w:type="dxa"/>
+            </w:tcMar>
+            <w:vAlign w:val="center"/>
+          </w:tcPr>
+          <w:p>
+            <w:pPr>
+              <w:spacing w:line="276" w:lineRule="auto" w:after="0"/>
+            </w:pPr>
+            <w:r>
+              <w:rPr>
+                <w:rFonts w:ascii="Arial" w:hAnsi="Arial" w:eastAsia="Arial"/>
+                <w:sz w:val="18"/>
+              </w:rPr>
+              <w:t>DBSCAN</w:t>
+            </w:r>
+          </w:p>
+        </w:tc>
+        <w:tc>
+          <w:tcPr>
+            <w:tcW w:type="dxa" w:w="800"/>
+            <w:tcMar>
+              <w:top w:w="80" w:type="dxa"/>
+              <w:start w:w="120" w:type="dxa"/>
+              <w:bottom w:w="80" w:type="dxa"/>
+              <w:end w:w="120" w:type="dxa"/>
+            </w:tcMar>
+            <w:vAlign w:val="center"/>
+          </w:tcPr>
+          <w:p>
+            <w:pPr>
+              <w:spacing w:line="276" w:lineRule="auto" w:after="0"/>
+            </w:pPr>
+            <w:r>
+              <w:rPr>
+                <w:rFonts w:ascii="Arial" w:hAnsi="Arial" w:eastAsia="Arial"/>
+                <w:sz w:val="18"/>
+              </w:rPr>
+              <w:t>0.196</w:t>
+            </w:r>
+          </w:p>
+        </w:tc>
+        <w:tc>
+          <w:tcPr>
+            <w:tcW w:type="dxa" w:w="850"/>
+            <w:tcMar>
+              <w:top w:w="80" w:type="dxa"/>
+              <w:start w:w="120" w:type="dxa"/>
+              <w:bottom w:w="80" w:type="dxa"/>
+              <w:end w:w="120" w:type="dxa"/>
+            </w:tcMar>
+            <w:vAlign w:val="center"/>
+          </w:tcPr>
+          <w:p>
+            <w:pPr>
+              <w:spacing w:line="276" w:lineRule="auto" w:after="0"/>
+            </w:pPr>
+            <w:r>
+              <w:rPr>
+                <w:rFonts w:ascii="Arial" w:hAnsi="Arial" w:eastAsia="Arial"/>
+                <w:sz w:val="18"/>
+              </w:rPr>
+              <w:t>205.8</w:t>
+            </w:r>
+          </w:p>
+        </w:tc>
+        <w:tc>
+          <w:tcPr>
+            <w:tcW w:type="dxa" w:w="1650"/>
+            <w:tcMar>
+              <w:top w:w="80" w:type="dxa"/>
+              <w:start w:w="120" w:type="dxa"/>
+              <w:bottom w:w="80" w:type="dxa"/>
+              <w:end w:w="120" w:type="dxa"/>
+            </w:tcMar>
+            <w:vAlign w:val="center"/>
+          </w:tcPr>
+          <w:p>
+            <w:pPr>
+              <w:spacing w:line="276" w:lineRule="auto" w:after="0"/>
+            </w:pPr>
+            <w:r>
+              <w:rPr>
+                <w:rFonts w:ascii="Arial" w:hAnsi="Arial" w:eastAsia="Arial"/>
+                <w:sz w:val="18"/>
+              </w:rPr>
+              <w:t>18.70 (12.84-25.19)</w:t>
+            </w:r>
+          </w:p>
+        </w:tc>
+        <w:tc>
+          <w:tcPr>
+            <w:tcW w:type="dxa" w:w="1650"/>
+            <w:tcMar>
+              <w:top w:w="80" w:type="dxa"/>
+              <w:start w:w="120" w:type="dxa"/>
+              <w:bottom w:w="80" w:type="dxa"/>
+              <w:end w:w="120" w:type="dxa"/>
+            </w:tcMar>
+            <w:vAlign w:val="center"/>
+          </w:tcPr>
+          <w:p>
+            <w:pPr>
+              <w:spacing w:line="276" w:lineRule="auto" w:after="0"/>
+            </w:pPr>
+            <w:r>
+              <w:rPr>
+                <w:rFonts w:ascii="Arial" w:hAnsi="Arial" w:eastAsia="Arial"/>
+                <w:sz w:val="18"/>
+              </w:rPr>
+              <w:t>4.99 (3.52-6.58)</w:t>
+            </w:r>
+          </w:p>
+        </w:tc>
+        <w:tc>
+          <w:tcPr>
+            <w:tcW w:type="dxa" w:w="700"/>
+            <w:tcMar>
+              <w:top w:w="80" w:type="dxa"/>
+              <w:start w:w="120" w:type="dxa"/>
+              <w:bottom w:w="80" w:type="dxa"/>
+              <w:end w:w="120" w:type="dxa"/>
+            </w:tcMar>
+            <w:vAlign w:val="center"/>
+          </w:tcPr>
+          <w:p>
+            <w:pPr>
+              <w:spacing w:line="276" w:lineRule="auto" w:after="0"/>
+            </w:pPr>
+            <w:r>
+              <w:rPr>
+                <w:rFonts w:ascii="Arial" w:hAnsi="Arial" w:eastAsia="Arial"/>
+                <w:sz w:val="18"/>
+              </w:rPr>
+              <w:t>0.524</w:t>
+            </w:r>
+          </w:p>
+        </w:tc>
+        <w:tc>
+          <w:tcPr>
+            <w:tcW w:type="dxa" w:w="900"/>
+            <w:tcMar>
+              <w:top w:w="80" w:type="dxa"/>
+              <w:start w:w="120" w:type="dxa"/>
+              <w:bottom w:w="80" w:type="dxa"/>
+              <w:end w:w="120" w:type="dxa"/>
+            </w:tcMar>
+            <w:vAlign w:val="center"/>
+          </w:tcPr>
+          <w:p>
+            <w:pPr>
+              <w:spacing w:line="276" w:lineRule="auto" w:after="0"/>
+            </w:pPr>
+            <w:r>
+              <w:rPr>
+                <w:rFonts w:ascii="Arial" w:hAnsi="Arial" w:eastAsia="Arial"/>
+                <w:sz w:val="18"/>
+              </w:rPr>
+              <w:t>0.031</w:t>
+            </w:r>
+          </w:p>
+        </w:tc>
+        <w:tc>
+          <w:tcPr>
+            <w:tcW w:type="dxa" w:w="800"/>
+            <w:tcMar>
+              <w:top w:w="80" w:type="dxa"/>
+              <w:start w:w="120" w:type="dxa"/>
+              <w:bottom w:w="80" w:type="dxa"/>
+              <w:end w:w="120" w:type="dxa"/>
+            </w:tcMar>
+            <w:vAlign w:val="center"/>
+          </w:tcPr>
+          <w:p>
+            <w:pPr>
+              <w:spacing w:line="276" w:lineRule="auto" w:after="0"/>
+            </w:pPr>
+            <w:r>
+              <w:rPr>
+                <w:rFonts w:ascii="Arial" w:hAnsi="Arial" w:eastAsia="Arial"/>
+                <w:sz w:val="18"/>
+              </w:rPr>
+              <w:t>0.464</w:t>
+            </w:r>
+          </w:p>
+        </w:tc>
+      </w:tr>
+      <w:tr>
+        <w:tc>
+          <w:tcPr>
+            <w:tcW w:type="dxa" w:w="1350"/>
+            <w:tcMar>
+              <w:top w:w="80" w:type="dxa"/>
+              <w:start w:w="120" w:type="dxa"/>
+              <w:bottom w:w="80" w:type="dxa"/>
+              <w:end w:w="120" w:type="dxa"/>
+            </w:tcMar>
+            <w:vAlign w:val="center"/>
+          </w:tcPr>
+          <w:p>
+            <w:pPr>
+              <w:spacing w:line="276" w:lineRule="auto" w:after="0"/>
+            </w:pPr>
+            <w:r>
+              <w:rPr>
+                <w:rFonts w:ascii="Arial" w:hAnsi="Arial" w:eastAsia="Arial"/>
+                <w:sz w:val="18"/>
+              </w:rPr>
+              <w:t>EdgeConv</w:t>
+            </w:r>
+          </w:p>
+        </w:tc>
+        <w:tc>
+          <w:tcPr>
+            <w:tcW w:type="dxa" w:w="800"/>
+            <w:tcMar>
+              <w:top w:w="80" w:type="dxa"/>
+              <w:start w:w="120" w:type="dxa"/>
+              <w:bottom w:w="80" w:type="dxa"/>
+              <w:end w:w="120" w:type="dxa"/>
+            </w:tcMar>
+            <w:vAlign w:val="center"/>
+          </w:tcPr>
+          <w:p>
+            <w:pPr>
+              <w:spacing w:line="276" w:lineRule="auto" w:after="0"/>
+            </w:pPr>
+            <w:r>
+              <w:rPr>
+                <w:rFonts w:ascii="Arial" w:hAnsi="Arial" w:eastAsia="Arial"/>
+                <w:sz w:val="18"/>
+              </w:rPr>
+              <w:t>0.307</w:t>
+            </w:r>
+          </w:p>
+        </w:tc>
+        <w:tc>
+          <w:tcPr>
+            <w:tcW w:type="dxa" w:w="850"/>
+            <w:tcMar>
+              <w:top w:w="80" w:type="dxa"/>
+              <w:start w:w="120" w:type="dxa"/>
+              <w:bottom w:w="80" w:type="dxa"/>
+              <w:end w:w="120" w:type="dxa"/>
+            </w:tcMar>
+            <w:vAlign w:val="center"/>
+          </w:tcPr>
+          <w:p>
+            <w:pPr>
+              <w:spacing w:line="276" w:lineRule="auto" w:after="0"/>
+            </w:pPr>
+            <w:r>
+              <w:rPr>
+                <w:rFonts w:ascii="Arial" w:hAnsi="Arial" w:eastAsia="Arial"/>
+                <w:sz w:val="18"/>
+              </w:rPr>
+              <w:t>162.7</w:t>
+            </w:r>
+          </w:p>
+        </w:tc>
+        <w:tc>
+          <w:tcPr>
+            <w:tcW w:type="dxa" w:w="1650"/>
+            <w:tcMar>
+              <w:top w:w="80" w:type="dxa"/>
+              <w:start w:w="120" w:type="dxa"/>
+              <w:bottom w:w="80" w:type="dxa"/>
+              <w:end w:w="120" w:type="dxa"/>
+            </w:tcMar>
+            <w:vAlign w:val="center"/>
+          </w:tcPr>
+          <w:p>
+            <w:pPr>
+              <w:spacing w:line="276" w:lineRule="auto" w:after="0"/>
+            </w:pPr>
+            <w:r>
+              <w:rPr>
+                <w:rFonts w:ascii="Arial" w:hAnsi="Arial" w:eastAsia="Arial"/>
+                <w:sz w:val="18"/>
+              </w:rPr>
+              <w:t>29.26 (22.93-35.14)</w:t>
+            </w:r>
+          </w:p>
+        </w:tc>
+        <w:tc>
+          <w:tcPr>
+            <w:tcW w:type="dxa" w:w="1650"/>
+            <w:tcMar>
+              <w:top w:w="80" w:type="dxa"/>
+              <w:start w:w="120" w:type="dxa"/>
+              <w:bottom w:w="80" w:type="dxa"/>
+              <w:end w:w="120" w:type="dxa"/>
+            </w:tcMar>
+            <w:vAlign w:val="center"/>
+          </w:tcPr>
+          <w:p>
+            <w:pPr>
+              <w:spacing w:line="276" w:lineRule="auto" w:after="0"/>
+            </w:pPr>
+            <w:r>
+              <w:rPr>
+                <w:rFonts w:ascii="Arial" w:hAnsi="Arial" w:eastAsia="Arial"/>
+                <w:sz w:val="18"/>
+              </w:rPr>
+              <w:t>5.46 (4.00-6.98)</w:t>
+            </w:r>
+          </w:p>
+        </w:tc>
+        <w:tc>
+          <w:tcPr>
+            <w:tcW w:type="dxa" w:w="700"/>
+            <w:tcMar>
+              <w:top w:w="80" w:type="dxa"/>
+              <w:start w:w="120" w:type="dxa"/>
+              <w:bottom w:w="80" w:type="dxa"/>
+              <w:end w:w="120" w:type="dxa"/>
+            </w:tcMar>
+            <w:vAlign w:val="center"/>
+          </w:tcPr>
+          <w:p>
+            <w:pPr>
+              <w:spacing w:line="276" w:lineRule="auto" w:after="0"/>
+            </w:pPr>
+            <w:r>
+              <w:rPr>
+                <w:rFonts w:ascii="Arial" w:hAnsi="Arial" w:eastAsia="Arial"/>
+                <w:sz w:val="18"/>
+              </w:rPr>
+              <w:t>0.754</w:t>
+            </w:r>
+          </w:p>
+        </w:tc>
+        <w:tc>
+          <w:tcPr>
+            <w:tcW w:type="dxa" w:w="900"/>
+            <w:tcMar>
+              <w:top w:w="80" w:type="dxa"/>
+              <w:start w:w="120" w:type="dxa"/>
+              <w:bottom w:w="80" w:type="dxa"/>
+              <w:end w:w="120" w:type="dxa"/>
+            </w:tcMar>
+            <w:vAlign w:val="center"/>
+          </w:tcPr>
+          <w:p>
+            <w:pPr>
+              <w:spacing w:line="276" w:lineRule="auto" w:after="0"/>
+            </w:pPr>
+            <w:r>
+              <w:rPr>
+                <w:rFonts w:ascii="Arial" w:hAnsi="Arial" w:eastAsia="Arial"/>
+                <w:sz w:val="18"/>
+              </w:rPr>
+              <w:t>0.349</w:t>
+            </w:r>
+          </w:p>
+        </w:tc>
+        <w:tc>
+          <w:tcPr>
+            <w:tcW w:type="dxa" w:w="800"/>
+            <w:tcMar>
+              <w:top w:w="80" w:type="dxa"/>
+              <w:start w:w="120" w:type="dxa"/>
+              <w:bottom w:w="80" w:type="dxa"/>
+              <w:end w:w="120" w:type="dxa"/>
+            </w:tcMar>
+            <w:vAlign w:val="center"/>
+          </w:tcPr>
+          <w:p>
+            <w:pPr>
+              <w:spacing w:line="276" w:lineRule="auto" w:after="0"/>
+            </w:pPr>
+            <w:r>
+              <w:rPr>
+                <w:rFonts w:ascii="Arial" w:hAnsi="Arial" w:eastAsia="Arial"/>
+                <w:sz w:val="18"/>
+              </w:rPr>
+              <w:t>0.272</w:t>
+            </w:r>
+          </w:p>
+        </w:tc>
+      </w:tr>
+      <w:tr>
+        <w:tc>
+          <w:tcPr>
+            <w:tcW w:type="dxa" w:w="1350"/>
+            <w:tcMar>
+              <w:top w:w="80" w:type="dxa"/>
+              <w:start w:w="120" w:type="dxa"/>
+              <w:bottom w:w="80" w:type="dxa"/>
+              <w:end w:w="120" w:type="dxa"/>
+            </w:tcMar>
+            <w:vAlign w:val="center"/>
+          </w:tcPr>
+          <w:p>
+            <w:pPr>
+              <w:spacing w:line="276" w:lineRule="auto" w:after="0"/>
+            </w:pPr>
+            <w:r>
+              <w:rPr>
+                <w:rFonts w:ascii="Arial" w:hAnsi="Arial" w:eastAsia="Arial"/>
+                <w:sz w:val="18"/>
+              </w:rPr>
+              <w:t>MLP affinity</w:t>
+            </w:r>
+          </w:p>
+        </w:tc>
+        <w:tc>
+          <w:tcPr>
+            <w:tcW w:type="dxa" w:w="800"/>
+            <w:tcMar>
+              <w:top w:w="80" w:type="dxa"/>
+              <w:start w:w="120" w:type="dxa"/>
+              <w:bottom w:w="80" w:type="dxa"/>
+              <w:end w:w="120" w:type="dxa"/>
+            </w:tcMar>
+            <w:vAlign w:val="center"/>
+          </w:tcPr>
+          <w:p>
+            <w:pPr>
+              <w:spacing w:line="276" w:lineRule="auto" w:after="0"/>
+            </w:pPr>
+            <w:r>
+              <w:rPr>
+                <w:rFonts w:ascii="Arial" w:hAnsi="Arial" w:eastAsia="Arial"/>
+                <w:sz w:val="18"/>
+              </w:rPr>
+              <w:t>0.312</w:t>
+            </w:r>
+          </w:p>
+        </w:tc>
+        <w:tc>
+          <w:tcPr>
+            <w:tcW w:type="dxa" w:w="850"/>
+            <w:tcMar>
+              <w:top w:w="80" w:type="dxa"/>
+              <w:start w:w="120" w:type="dxa"/>
+              <w:bottom w:w="80" w:type="dxa"/>
+              <w:end w:w="120" w:type="dxa"/>
+            </w:tcMar>
+            <w:vAlign w:val="center"/>
+          </w:tcPr>
+          <w:p>
+            <w:pPr>
+              <w:spacing w:line="276" w:lineRule="auto" w:after="0"/>
+            </w:pPr>
+            <w:r>
+              <w:rPr>
+                <w:rFonts w:ascii="Arial" w:hAnsi="Arial" w:eastAsia="Arial"/>
+                <w:sz w:val="18"/>
+              </w:rPr>
+              <w:t>183.0</w:t>
+            </w:r>
+          </w:p>
+        </w:tc>
+        <w:tc>
+          <w:tcPr>
+            <w:tcW w:type="dxa" w:w="1650"/>
+            <w:tcMar>
+              <w:top w:w="80" w:type="dxa"/>
+              <w:start w:w="120" w:type="dxa"/>
+              <w:bottom w:w="80" w:type="dxa"/>
+              <w:end w:w="120" w:type="dxa"/>
+            </w:tcMar>
+            <w:vAlign w:val="center"/>
+          </w:tcPr>
+          <w:p>
+            <w:pPr>
+              <w:spacing w:line="276" w:lineRule="auto" w:after="0"/>
+            </w:pPr>
+            <w:r>
+              <w:rPr>
+                <w:rFonts w:ascii="Arial" w:hAnsi="Arial" w:eastAsia="Arial"/>
+                <w:sz w:val="18"/>
+              </w:rPr>
+              <w:t>13.39 (9.83-16.81)</w:t>
+            </w:r>
+          </w:p>
+        </w:tc>
+        <w:tc>
+          <w:tcPr>
+            <w:tcW w:type="dxa" w:w="1650"/>
+            <w:tcMar>
+              <w:top w:w="80" w:type="dxa"/>
+              <w:start w:w="120" w:type="dxa"/>
+              <w:bottom w:w="80" w:type="dxa"/>
+              <w:end w:w="120" w:type="dxa"/>
+            </w:tcMar>
+            <w:vAlign w:val="center"/>
+          </w:tcPr>
+          <w:p>
+            <w:pPr>
+              <w:spacing w:line="276" w:lineRule="auto" w:after="0"/>
+            </w:pPr>
+            <w:r>
+              <w:rPr>
+                <w:rFonts w:ascii="Arial" w:hAnsi="Arial" w:eastAsia="Arial"/>
+                <w:sz w:val="18"/>
+              </w:rPr>
+              <w:t>6.30 (4.57-8.20)</w:t>
+            </w:r>
+          </w:p>
+        </w:tc>
+        <w:tc>
+          <w:tcPr>
+            <w:tcW w:type="dxa" w:w="700"/>
+            <w:tcMar>
+              <w:top w:w="80" w:type="dxa"/>
+              <w:start w:w="120" w:type="dxa"/>
+              <w:bottom w:w="80" w:type="dxa"/>
+              <w:end w:w="120" w:type="dxa"/>
+            </w:tcMar>
+            <w:vAlign w:val="center"/>
+          </w:tcPr>
+          <w:p>
+            <w:pPr>
+              <w:spacing w:line="276" w:lineRule="auto" w:after="0"/>
+            </w:pPr>
+            <w:r>
+              <w:rPr>
+                <w:rFonts w:ascii="Arial" w:hAnsi="Arial" w:eastAsia="Arial"/>
+                <w:sz w:val="18"/>
+              </w:rPr>
+              <w:t>0.134</w:t>
+            </w:r>
+          </w:p>
+        </w:tc>
+        <w:tc>
+          <w:tcPr>
+            <w:tcW w:type="dxa" w:w="900"/>
+            <w:tcMar>
+              <w:top w:w="80" w:type="dxa"/>
+              <w:start w:w="120" w:type="dxa"/>
+              <w:bottom w:w="80" w:type="dxa"/>
+              <w:end w:w="120" w:type="dxa"/>
+            </w:tcMar>
+            <w:vAlign w:val="center"/>
+          </w:tcPr>
+          <w:p>
+            <w:pPr>
+              <w:spacing w:line="276" w:lineRule="auto" w:after="0"/>
+            </w:pPr>
+            <w:r>
+              <w:rPr>
+                <w:rFonts w:ascii="Arial" w:hAnsi="Arial" w:eastAsia="Arial"/>
+                <w:sz w:val="18"/>
+              </w:rPr>
+              <w:t>-0.017</w:t>
+            </w:r>
+          </w:p>
+        </w:tc>
+        <w:tc>
+          <w:tcPr>
+            <w:tcW w:type="dxa" w:w="800"/>
+            <w:tcMar>
+              <w:top w:w="80" w:type="dxa"/>
+              <w:start w:w="120" w:type="dxa"/>
+              <w:bottom w:w="80" w:type="dxa"/>
+              <w:end w:w="120" w:type="dxa"/>
+            </w:tcMar>
+            <w:vAlign w:val="center"/>
+          </w:tcPr>
+          <w:p>
+            <w:pPr>
+              <w:spacing w:line="276" w:lineRule="auto" w:after="0"/>
+            </w:pPr>
+            <w:r>
+              <w:rPr>
+                <w:rFonts w:ascii="Arial" w:hAnsi="Arial" w:eastAsia="Arial"/>
+                <w:sz w:val="18"/>
+              </w:rPr>
+              <w:t>0.887</w:t>
+            </w:r>
+          </w:p>
+        </w:tc>
+      </w:tr>
+      <w:tr>
+        <w:tc>
+          <w:tcPr>
+            <w:tcW w:type="dxa" w:w="1350"/>
+            <w:tcMar>
+              <w:top w:w="80" w:type="dxa"/>
+              <w:start w:w="120" w:type="dxa"/>
+              <w:bottom w:w="80" w:type="dxa"/>
+              <w:end w:w="120" w:type="dxa"/>
+            </w:tcMar>
+            <w:vAlign w:val="center"/>
+          </w:tcPr>
+          <w:p>
+            <w:pPr>
+              <w:spacing w:line="276" w:lineRule="auto" w:after="0"/>
+            </w:pPr>
+            <w:r>
+              <w:rPr>
+                <w:rFonts w:ascii="Arial" w:hAnsi="Arial" w:eastAsia="Arial"/>
+                <w:sz w:val="18"/>
+              </w:rPr>
+              <w:t>Region growing</w:t>
+            </w:r>
+          </w:p>
+        </w:tc>
+        <w:tc>
+          <w:tcPr>
+            <w:tcW w:type="dxa" w:w="800"/>
+            <w:tcMar>
+              <w:top w:w="80" w:type="dxa"/>
+              <w:start w:w="120" w:type="dxa"/>
+              <w:bottom w:w="80" w:type="dxa"/>
+              <w:end w:w="120" w:type="dxa"/>
+            </w:tcMar>
+            <w:vAlign w:val="center"/>
+          </w:tcPr>
+          <w:p>
+            <w:pPr>
+              <w:spacing w:line="276" w:lineRule="auto" w:after="0"/>
+            </w:pPr>
+            <w:r>
+              <w:rPr>
+                <w:rFonts w:ascii="Arial" w:hAnsi="Arial" w:eastAsia="Arial"/>
+                <w:sz w:val="18"/>
+              </w:rPr>
+              <w:t>0.059</w:t>
+            </w:r>
+          </w:p>
+        </w:tc>
+        <w:tc>
+          <w:tcPr>
+            <w:tcW w:type="dxa" w:w="850"/>
+            <w:tcMar>
+              <w:top w:w="80" w:type="dxa"/>
+              <w:start w:w="120" w:type="dxa"/>
+              <w:bottom w:w="80" w:type="dxa"/>
+              <w:end w:w="120" w:type="dxa"/>
+            </w:tcMar>
+            <w:vAlign w:val="center"/>
+          </w:tcPr>
+          <w:p>
+            <w:pPr>
+              <w:spacing w:line="276" w:lineRule="auto" w:after="0"/>
+            </w:pPr>
+            <w:r>
+              <w:rPr>
+                <w:rFonts w:ascii="Arial" w:hAnsi="Arial" w:eastAsia="Arial"/>
+                <w:sz w:val="18"/>
+              </w:rPr>
+              <w:t>227.2</w:t>
+            </w:r>
+          </w:p>
+        </w:tc>
+        <w:tc>
+          <w:tcPr>
+            <w:tcW w:type="dxa" w:w="1650"/>
+            <w:tcMar>
+              <w:top w:w="80" w:type="dxa"/>
+              <w:start w:w="120" w:type="dxa"/>
+              <w:bottom w:w="80" w:type="dxa"/>
+              <w:end w:w="120" w:type="dxa"/>
+            </w:tcMar>
+            <w:vAlign w:val="center"/>
+          </w:tcPr>
+          <w:p>
+            <w:pPr>
+              <w:spacing w:line="276" w:lineRule="auto" w:after="0"/>
+            </w:pPr>
+            <w:r>
+              <w:rPr>
+                <w:rFonts w:ascii="Arial" w:hAnsi="Arial" w:eastAsia="Arial"/>
+                <w:sz w:val="18"/>
+              </w:rPr>
+              <w:t>133.37 (110.32-158.99)</w:t>
+            </w:r>
+          </w:p>
+        </w:tc>
+        <w:tc>
+          <w:tcPr>
+            <w:tcW w:type="dxa" w:w="1650"/>
+            <w:tcMar>
+              <w:top w:w="80" w:type="dxa"/>
+              <w:start w:w="120" w:type="dxa"/>
+              <w:bottom w:w="80" w:type="dxa"/>
+              <w:end w:w="120" w:type="dxa"/>
+            </w:tcMar>
+            <w:vAlign w:val="center"/>
+          </w:tcPr>
+          <w:p>
+            <w:pPr>
+              <w:spacing w:line="276" w:lineRule="auto" w:after="0"/>
+            </w:pPr>
+            <w:r>
+              <w:rPr>
+                <w:rFonts w:ascii="Arial" w:hAnsi="Arial" w:eastAsia="Arial"/>
+                <w:sz w:val="18"/>
+              </w:rPr>
+              <w:t>6.96 (5.04-8.89)</w:t>
+            </w:r>
+          </w:p>
+        </w:tc>
+        <w:tc>
+          <w:tcPr>
+            <w:tcW w:type="dxa" w:w="700"/>
+            <w:tcMar>
+              <w:top w:w="80" w:type="dxa"/>
+              <w:start w:w="120" w:type="dxa"/>
+              <w:bottom w:w="80" w:type="dxa"/>
+              <w:end w:w="120" w:type="dxa"/>
+            </w:tcMar>
+            <w:vAlign w:val="center"/>
+          </w:tcPr>
+          <w:p>
+            <w:pPr>
+              <w:spacing w:line="276" w:lineRule="auto" w:after="0"/>
+            </w:pPr>
+            <w:r>
+              <w:rPr>
+                <w:rFonts w:ascii="Arial" w:hAnsi="Arial" w:eastAsia="Arial"/>
+                <w:sz w:val="18"/>
+              </w:rPr>
+              <w:t>0.857</w:t>
+            </w:r>
+          </w:p>
+        </w:tc>
+        <w:tc>
+          <w:tcPr>
+            <w:tcW w:type="dxa" w:w="900"/>
+            <w:tcMar>
+              <w:top w:w="80" w:type="dxa"/>
+              <w:start w:w="120" w:type="dxa"/>
+              <w:bottom w:w="80" w:type="dxa"/>
+              <w:end w:w="120" w:type="dxa"/>
+            </w:tcMar>
+            <w:vAlign w:val="center"/>
+          </w:tcPr>
+          <w:p>
+            <w:pPr>
+              <w:spacing w:line="276" w:lineRule="auto" w:after="0"/>
+            </w:pPr>
+            <w:r>
+              <w:rPr>
+                <w:rFonts w:ascii="Arial" w:hAnsi="Arial" w:eastAsia="Arial"/>
+                <w:sz w:val="18"/>
+              </w:rPr>
+              <w:t>0.701</w:t>
+            </w:r>
+          </w:p>
+        </w:tc>
+        <w:tc>
+          <w:tcPr>
+            <w:tcW w:type="dxa" w:w="800"/>
+            <w:tcMar>
+              <w:top w:w="80" w:type="dxa"/>
+              <w:start w:w="120" w:type="dxa"/>
+              <w:bottom w:w="80" w:type="dxa"/>
+              <w:end w:w="120" w:type="dxa"/>
+            </w:tcMar>
+            <w:vAlign w:val="center"/>
+          </w:tcPr>
+          <w:p>
+            <w:pPr>
+              <w:spacing w:line="276" w:lineRule="auto" w:after="0"/>
+            </w:pPr>
+            <w:r>
+              <w:rPr>
+                <w:rFonts w:ascii="Arial" w:hAnsi="Arial" w:eastAsia="Arial"/>
+                <w:sz w:val="18"/>
+              </w:rPr>
+              <w:t>0.085</w:t>
+            </w:r>
+          </w:p>
+        </w:tc>
+      </w:tr>
+      <w:tr>
+        <w:tc>
+          <w:tcPr>
+            <w:tcW w:type="dxa" w:w="1350"/>
+            <w:tcMar>
+              <w:top w:w="80" w:type="dxa"/>
+              <w:start w:w="120" w:type="dxa"/>
+              <w:bottom w:w="80" w:type="dxa"/>
+              <w:end w:w="120" w:type="dxa"/>
+            </w:tcMar>
+            <w:vAlign w:val="center"/>
+          </w:tcPr>
+          <w:p>
+            <w:pPr>
+              <w:spacing w:line="276" w:lineRule="auto" w:after="0"/>
+            </w:pPr>
+            <w:r>
+              <w:rPr>
+                <w:rFonts w:ascii="Arial" w:hAnsi="Arial" w:eastAsia="Arial"/>
+                <w:sz w:val="18"/>
+              </w:rPr>
+              <w:t>Graph</w:t>
+            </w:r>
+          </w:p>
+        </w:tc>
+        <w:tc>
+          <w:tcPr>
+            <w:tcW w:type="dxa" w:w="800"/>
+            <w:tcMar>
+              <w:top w:w="80" w:type="dxa"/>
+              <w:start w:w="120" w:type="dxa"/>
+              <w:bottom w:w="80" w:type="dxa"/>
+              <w:end w:w="120" w:type="dxa"/>
+            </w:tcMar>
+            <w:vAlign w:val="center"/>
+          </w:tcPr>
+          <w:p>
+            <w:pPr>
+              <w:spacing w:line="276" w:lineRule="auto" w:after="0"/>
+            </w:pPr>
+            <w:r>
+              <w:rPr>
+                <w:rFonts w:ascii="Arial" w:hAnsi="Arial" w:eastAsia="Arial"/>
+                <w:sz w:val="18"/>
+              </w:rPr>
+              <w:t>0.310</w:t>
+            </w:r>
+          </w:p>
+        </w:tc>
+        <w:tc>
+          <w:tcPr>
+            <w:tcW w:type="dxa" w:w="850"/>
+            <w:tcMar>
+              <w:top w:w="80" w:type="dxa"/>
+              <w:start w:w="120" w:type="dxa"/>
+              <w:bottom w:w="80" w:type="dxa"/>
+              <w:end w:w="120" w:type="dxa"/>
+            </w:tcMar>
+            <w:vAlign w:val="center"/>
+          </w:tcPr>
+          <w:p>
+            <w:pPr>
+              <w:spacing w:line="276" w:lineRule="auto" w:after="0"/>
+            </w:pPr>
+            <w:r>
+              <w:rPr>
+                <w:rFonts w:ascii="Arial" w:hAnsi="Arial" w:eastAsia="Arial"/>
+                <w:sz w:val="18"/>
+              </w:rPr>
+              <w:t>183.1</w:t>
+            </w:r>
+          </w:p>
+        </w:tc>
+        <w:tc>
+          <w:tcPr>
+            <w:tcW w:type="dxa" w:w="1650"/>
+            <w:tcMar>
+              <w:top w:w="80" w:type="dxa"/>
+              <w:start w:w="120" w:type="dxa"/>
+              <w:bottom w:w="80" w:type="dxa"/>
+              <w:end w:w="120" w:type="dxa"/>
+            </w:tcMar>
+            <w:vAlign w:val="center"/>
+          </w:tcPr>
+          <w:p>
+            <w:pPr>
+              <w:spacing w:line="276" w:lineRule="auto" w:after="0"/>
+            </w:pPr>
+            <w:r>
+              <w:rPr>
+                <w:rFonts w:ascii="Arial" w:hAnsi="Arial" w:eastAsia="Arial"/>
+                <w:sz w:val="18"/>
+              </w:rPr>
+              <w:t>19.03 (13.48-25.35)</w:t>
+            </w:r>
+          </w:p>
+        </w:tc>
+        <w:tc>
+          <w:tcPr>
+            <w:tcW w:type="dxa" w:w="1650"/>
+            <w:tcMar>
+              <w:top w:w="80" w:type="dxa"/>
+              <w:start w:w="120" w:type="dxa"/>
+              <w:bottom w:w="80" w:type="dxa"/>
+              <w:end w:w="120" w:type="dxa"/>
+            </w:tcMar>
+            <w:vAlign w:val="center"/>
+          </w:tcPr>
+          <w:p>
+            <w:pPr>
+              <w:spacing w:line="276" w:lineRule="auto" w:after="0"/>
+            </w:pPr>
+            <w:r>
+              <w:rPr>
+                <w:rFonts w:ascii="Arial" w:hAnsi="Arial" w:eastAsia="Arial"/>
+                <w:sz w:val="18"/>
+              </w:rPr>
+              <w:t>7.17 (4.78-9.89)</w:t>
+            </w:r>
+          </w:p>
+        </w:tc>
+        <w:tc>
+          <w:tcPr>
+            <w:tcW w:type="dxa" w:w="700"/>
+            <w:tcMar>
+              <w:top w:w="80" w:type="dxa"/>
+              <w:start w:w="120" w:type="dxa"/>
+              <w:bottom w:w="80" w:type="dxa"/>
+              <w:end w:w="120" w:type="dxa"/>
+            </w:tcMar>
+            <w:vAlign w:val="center"/>
+          </w:tcPr>
+          <w:p>
+            <w:pPr>
+              <w:spacing w:line="276" w:lineRule="auto" w:after="0"/>
+            </w:pPr>
+            <w:r>
+              <w:rPr>
+                <w:rFonts w:ascii="Arial" w:hAnsi="Arial" w:eastAsia="Arial"/>
+                <w:sz w:val="18"/>
+              </w:rPr>
+              <w:t>0.362</w:t>
+            </w:r>
+          </w:p>
+        </w:tc>
+        <w:tc>
+          <w:tcPr>
+            <w:tcW w:type="dxa" w:w="900"/>
+            <w:tcMar>
+              <w:top w:w="80" w:type="dxa"/>
+              <w:start w:w="120" w:type="dxa"/>
+              <w:bottom w:w="80" w:type="dxa"/>
+              <w:end w:w="120" w:type="dxa"/>
+            </w:tcMar>
+            <w:vAlign w:val="center"/>
+          </w:tcPr>
+          <w:p>
+            <w:pPr>
+              <w:spacing w:line="276" w:lineRule="auto" w:after="0"/>
+            </w:pPr>
+            <w:r>
+              <w:rPr>
+                <w:rFonts w:ascii="Arial" w:hAnsi="Arial" w:eastAsia="Arial"/>
+                <w:sz w:val="18"/>
+              </w:rPr>
+              <w:t>-0.016</w:t>
+            </w:r>
+          </w:p>
+        </w:tc>
+        <w:tc>
+          <w:tcPr>
+            <w:tcW w:type="dxa" w:w="800"/>
+            <w:tcMar>
+              <w:top w:w="80" w:type="dxa"/>
+              <w:start w:w="120" w:type="dxa"/>
+              <w:bottom w:w="80" w:type="dxa"/>
+              <w:end w:w="120" w:type="dxa"/>
+            </w:tcMar>
+            <w:vAlign w:val="center"/>
+          </w:tcPr>
+          <w:p>
+            <w:pPr>
+              <w:spacing w:line="276" w:lineRule="auto" w:after="0"/>
+            </w:pPr>
+            <w:r>
+              <w:rPr>
+                <w:rFonts w:ascii="Arial" w:hAnsi="Arial" w:eastAsia="Arial"/>
+                <w:sz w:val="18"/>
+              </w:rPr>
+              <w:t>0.671</w:t>
+            </w:r>
+          </w:p>
+        </w:tc>
+      </w:tr>
+    </w:tbl>
+    <w:p>
+      <w:pPr>
+        <w:spacing w:line="360" w:lineRule="auto"/>
+        <w:jc w:val="left"/>
+      </w:pPr>
+    </w:p>
+    <w:p>
+      <w:pPr>
+        <w:jc w:val="center"/>
+      </w:pPr>
+      <w:r>
+        <w:drawing>
+          <wp:inline xmlns:a="http://schemas.openxmlformats.org/drawingml/2006/main" xmlns:pic="http://schemas.openxmlformats.org/drawingml/2006/picture">
+            <wp:extent cx="4860000" cy="2891635"/>
+            <wp:docPr id="10" name="Picture 10"/>
+            <wp:cNvGraphicFramePr>
+              <a:graphicFrameLocks noChangeAspect="1"/>
+            </wp:cNvGraphicFramePr>
+            <a:graphic>
+              <a:graphicData uri="http://schemas.openxmlformats.org/drawingml/2006/picture">
+                <pic:pic>
+                  <pic:nvPicPr>
+                    <pic:cNvPr id="0" name="calibrated_method_comparison_p80.png"/>
+                    <pic:cNvPicPr/>
+                  </pic:nvPicPr>
+                  <pic:blipFill>
+                    <a:blip r:embed="rId19"/>
+                    <a:stretch>
+                      <a:fillRect/>
+                    </a:stretch>
+                  </pic:blipFill>
+                  <pic:spPr>
+                    <a:xfrm>
+                      <a:off x="0" y="0"/>
+                      <a:ext cx="4860000" cy="2891635"/>
+                    </a:xfrm>
+                    <a:prstGeom prst="rect"/>
+                  </pic:spPr>
+                </pic:pic>
+              </a:graphicData>
+            </a:graphic>
+          </wp:inline>
+        </w:drawing>
+      </w:r>
+    </w:p>
+    <w:p>
+      <w:pPr>
+        <w:pStyle w:val="Caption"/>
+        <w:spacing w:line="360" w:lineRule="auto"/>
+        <w:jc w:val="left"/>
+      </w:pPr>
+      <w:r>
+        <w:rPr>
+          <w:b/>
+        </w:rPr>
+        <w:t xml:space="preserve">Figure 10. </w:t>
+      </w:r>
+      <w:r>
+        <w:t>Raw exterior-P80 error and validation-calibrated full-P80 error for the selected methods on the held-out test scenes</w:t>
+      </w:r>
+    </w:p>
+    <w:p>
+      <w:pPr>
+        <w:pStyle w:val="Caption"/>
+        <w:spacing w:line="360" w:lineRule="auto"/>
+        <w:jc w:val="left"/>
+      </w:pPr>
+      <w:r>
+        <w:rPr>
+          <w:b/>
+        </w:rPr>
+        <w:t xml:space="preserve">Table 9. </w:t>
       </w:r>
       <w:r>
         <w:t>Uncalibrated 150-fragment held-out test comparison after retraining or recalibrating baseline methods on the same scene split</w:t>
@@ -7119,7 +8945,7 @@
         <w:drawing>
           <wp:inline xmlns:a="http://schemas.openxmlformats.org/drawingml/2006/main" xmlns:pic="http://schemas.openxmlformats.org/drawingml/2006/picture">
             <wp:extent cx="5040000" cy="2968767"/>
-            <wp:docPr id="8" name="Picture 8"/>
+            <wp:docPr id="11" name="Picture 11"/>
             <wp:cNvGraphicFramePr>
               <a:graphicFrameLocks noChangeAspect="1"/>
             </wp:cNvGraphicFramePr>
@@ -7131,7 +8957,7 @@
                     <pic:cNvPicPr/>
                   </pic:nvPicPr>
                   <pic:blipFill>
-                    <a:blip r:embed="rId17"/>
+                    <a:blip r:embed="rId20"/>
                     <a:stretch>
                       <a:fillRect/>
                     </a:stretch>
@@ -7160,10 +8986,10 @@
         <w:rPr>
           <w:b/>
         </w:rPr>
-        <w:t xml:space="preserve">Figure 8. </w:t>
+        <w:t xml:space="preserve">Figure 11. </w:t>
       </w:r>
       <w:r>
-        <w:t>Held-out test mean absolute P80 error for the HPR exterior 150-fragment comparison</w:t>
+        <w:t>Uncalibrated held-out test mean absolute P80 error for the HPR exterior 150-fragment comparison</w:t>
       </w:r>
     </w:p>
     <w:p>
@@ -7174,7 +9000,7 @@
         <w:drawing>
           <wp:inline xmlns:a="http://schemas.openxmlformats.org/drawingml/2006/main" xmlns:pic="http://schemas.openxmlformats.org/drawingml/2006/picture">
             <wp:extent cx="4680000" cy="2897143"/>
-            <wp:docPr id="9" name="Picture 9"/>
+            <wp:docPr id="12" name="Picture 12"/>
             <wp:cNvGraphicFramePr>
               <a:graphicFrameLocks noChangeAspect="1"/>
             </wp:cNvGraphicFramePr>
@@ -7186,7 +9012,7 @@
                     <pic:cNvPicPr/>
                   </pic:nvPicPr>
                   <pic:blipFill>
-                    <a:blip r:embed="rId18"/>
+                    <a:blip r:embed="rId21"/>
                     <a:stretch>
                       <a:fillRect/>
                     </a:stretch>
@@ -7215,10 +9041,10 @@
         <w:rPr>
           <w:b/>
         </w:rPr>
-        <w:t xml:space="preserve">Figure 9. </w:t>
+        <w:t xml:space="preserve">Figure 12. </w:t>
       </w:r>
       <w:r>
-        <w:t>Held-out test distribution of absolute P80 error for the validation-selected EdgeConv hybrid setting</w:t>
+        <w:t>Held-out test distribution of uncalibrated absolute P80 error for the validation-selected EdgeConv hybrid setting</w:t>
       </w:r>
     </w:p>
     <w:p>
@@ -7246,7 +9072,7 @@
         <w:jc w:val="left"/>
       </w:pPr>
       <w:r>
-        <w:t>This finding is operationally important. A segmentation model should not be judged only by edge average precision or only by a final uncalibrated P80 value. If the objective is muckpile monitoring, the post-processing and PSD stages must be calibrated for the probability distribution produced by the model and for the exterior morphology of the pile. With the validation-fitted exterior-to-full calibration, the EdgeConv variants achieved 5.00-5.46 per cent mean absolute full-P80 error on the held-out test split. The calibration does not remove the need for field validation, but it shows that the raw 29.26 per cent EdgeConv P80 error was largely an exterior-to-full mapping problem rather than a failure to learn same-fragment geometry.</w:t>
+        <w:t>This finding is operationally important. A segmentation model should not be judged only by edge average precision or only by a final uncalibrated P80 value. If the objective is muckpile monitoring, the post-processing and PSD stages must be calibrated for the score distribution produced by the model and for the exterior morphology of the pile. With validation-fitted exterior-to-full calibration, the selected methods achieved approximately 5-7 per cent mean absolute full-P80 error in this controlled synthetic test. This does not establish mine-site accuracy; it shows that a large share of the raw P80 error can arise from exterior-to-full mapping rather than from same-fragment affinity learning alone.</w:t>
       </w:r>
     </w:p>
     <w:p>
@@ -7256,6 +9082,24 @@
       </w:pPr>
       <w:r>
         <w:t>The uncalibrated baseline comparison remains useful as a diagnostic. The MLP affinity baseline produced the lowest raw P80 error, but it did so with a high noise fraction and weak partition agreement. Density clustering and simple region growing can capture some surface continuity, but they are brittle when point density, local slopes, and fragment spacing vary. EdgeConv is therefore retained as the main learning model for fragment-aware exterior segmentation, while the calibrated result identifies the next bottleneck: linking exterior scan statistics to field-calibrated full PSD.</w:t>
+      </w:r>
+    </w:p>
+    <w:p>
+      <w:pPr>
+        <w:spacing w:line="360" w:lineRule="auto"/>
+        <w:jc w:val="left"/>
+      </w:pPr>
+      <w:r>
+        <w:t>The high selected EdgeConv threshold of 0.9999 should not be interpreted as a calibrated probability cut-off. It indicates that the affinity head is presently useful mainly as a ranking signal for connected-component and bridge post-processing. Probability calibration, reliability diagrams, temperature scaling, and threshold-selection criteria that penalise noise or component-count error should be investigated before deployment. [TODO: add positive and negative edge probability histograms and a reliability diagram if saved logits are retained for the final run.]</w:t>
+      </w:r>
+    </w:p>
+    <w:p>
+      <w:pPr>
+        <w:spacing w:line="360" w:lineRule="auto"/>
+        <w:jc w:val="left"/>
+      </w:pPr>
+      <w:r>
+        <w:t>The disagreement between instance scores and P80 error is itself a benchmark result. Region growing achieved high NMI and ARI but very poor uncalibrated P80, while MLP achieved lower raw P80 error despite weak partition quality. Instance agreement metrics alone are therefore insufficient for PSD estimation; size-weighted component errors, component-count diagnostics, P50/P80/P90 errors, PSD-curve RMSE, or Wasserstein-type curve distances should be added in future benchmark releases.</w:t>
       </w:r>
     </w:p>
     <w:p>
@@ -7283,7 +9127,7 @@
         <w:jc w:val="left"/>
       </w:pPr>
       <w:r>
-        <w:t>Future work should include field point clouds with independent size references, better threshold calibration, noise-penalised validation objectives, component-merge rules, and contact models that move from axis-clump approximations toward multi-sphere or polyhedral fragment contact where computation permits.</w:t>
+        <w:t>The calibration results are based on 20 validation and 20 test scenes from one synthetic generation protocol. Repeated random splits, leave-one-scene-family-out tests, and a larger independent scene set are needed before the calibration error can be treated as robust. Future work should also include field point clouds with independent size references, better threshold calibration, noise-penalised validation objectives, component-merge rules, and contact models that move from axis-clump approximations toward multi-sphere or polyhedral fragment contact where computation permits.</w:t>
       </w:r>
     </w:p>
     <w:p>
@@ -7302,7 +9146,7 @@
         <w:jc w:val="left"/>
       </w:pPr>
       <w:r>
-        <w:t>A labelled synthetic exterior point-cloud benchmark was developed for rockpile fragmentation monitoring. The workflow generates individual fragment meshes, constructs 150-fragment rockpile scenes, filters the full geometry to exterior-only scan proxies, and evaluates same-fragment edge-affinity learning against multiple baselines. The latest HPR-refiltered 100-scene comparison showed that EdgeConv learned strong local affinity and produced better instance diagnostics than the shallow edge-affinity baseline. It also showed that exterior-only PSD estimation requires calibration: oracle exterior labels overestimated full test P80 by 22.94 per cent, whereas a validation-fitted exterior-to-full calibration reduced EdgeConv full-P80 error to approximately 5 per cent on the held-out test scenes. The benchmark therefore provides a useful pre-field environment for separating model learning, component formation, exterior observation bias, and full-PSD calibration.</w:t>
+        <w:t>A labelled synthetic exterior point-cloud benchmark was developed for rockpile fragmentation monitoring. The workflow generates individual fragment meshes, constructs 150-fragment rockpile scenes, filters the full geometry to exterior-only scan proxies, and evaluates same-fragment edge-affinity learning against multiple baselines. The latest HPR-refiltered 100-scene comparison showed that EdgeConv learned strong local affinity and produced better instance diagnostics than the shallow edge-affinity baseline. It also showed that exterior-only PSD estimation requires calibration: oracle exterior labels overestimated full test P80 by 22.94 per cent. In this controlled synthetic benchmark, a validation-fitted exterior-to-full calibration reduced selected-method full-P80 errors to approximately 5-7 per cent, indicating that much of the raw error arose from systematic exterior visibility bias and exterior-to-full mapping rather than edge-affinity learning alone. This result should be interpreted as pre-field evidence and requires validation against independent mine-site PSD references.</w:t>
       </w:r>
     </w:p>
     <w:p>
@@ -7529,6 +9373,46 @@
       </w:pPr>
       <w:r>
         <w:t>Wang, Y., Sun, Y., Liu, Z., Sarma, S.E., Bronstein, M.M., and Solomon, J.M. 2019. Dynamic graph CNN for learning on point clouds. ACM Transactions on Graphics, vol. 38, article 146.</w:t>
+      </w:r>
+    </w:p>
+    <w:p>
+      <w:pPr>
+        <w:spacing w:line="360" w:lineRule="auto"/>
+        <w:ind w:hanging="283" w:left="283"/>
+        <w:jc w:val="left"/>
+      </w:pPr>
+      <w:r>
+        <w:t>Landrieu, L. and Simonovsky, M. 2018. Large-scale point cloud semantic segmentation with superpoint graphs. Proceedings of CVPR.</w:t>
+      </w:r>
+    </w:p>
+    <w:p>
+      <w:pPr>
+        <w:spacing w:line="360" w:lineRule="auto"/>
+        <w:ind w:hanging="283" w:left="283"/>
+        <w:jc w:val="left"/>
+      </w:pPr>
+      <w:r>
+        <w:t>Schult, J., Engelmann, F., Hermans, A., Litany, O., Tang, S., and Leibe, B. 2023. Mask3D: Mask Transformer for 3D semantic instance segmentation. Proceedings of ICRA.</w:t>
+      </w:r>
+    </w:p>
+    <w:p>
+      <w:pPr>
+        <w:spacing w:line="360" w:lineRule="auto"/>
+        <w:ind w:hanging="283" w:left="283"/>
+        <w:jc w:val="left"/>
+      </w:pPr>
+      <w:r>
+        <w:t>Thomas, H., Qi, C.R., Deschaud, J.-E., Marcotegui, B., Goulette, F., and Guibas, L.J. 2019. KPConv: flexible and deformable convolution for point clouds. Proceedings of ICCV.</w:t>
+      </w:r>
+    </w:p>
+    <w:p>
+      <w:pPr>
+        <w:spacing w:line="360" w:lineRule="auto"/>
+        <w:ind w:hanging="283" w:left="283"/>
+        <w:jc w:val="left"/>
+      </w:pPr>
+      <w:r>
+        <w:t>Zhao, H., Jiang, L., Jia, J., Torr, P.H.S., and Koltun, V. 2021. Point Transformer. Proceedings of ICCV.</w:t>
       </w:r>
     </w:p>
     <w:p>
